--- a/Azramata_Spotkanie_C5ISR.docx
+++ b/Azramata_Spotkanie_C5ISR.docx
@@ -80,13 +80,8 @@
     <w:p/>
     <w:p>
       <w:r>
-        <w:t xml:space="preserve">Autor: Piotr Chyżyński + </w:t>
-      </w:r>
-      <w:proofErr w:type="spellStart"/>
-      <w:r>
-        <w:t>Azramata</w:t>
-      </w:r>
-      <w:proofErr w:type="spellEnd"/>
+        <w:t>Autor: Piotr Chyżyński + Azramata</w:t>
+      </w:r>
     </w:p>
     <w:p>
       <w:pPr>
@@ -94,19 +89,37 @@
         <w:jc w:val="center"/>
       </w:pPr>
       <w:r>
+        <w:t xml:space="preserve">Jak wdrożyć Azramate jako </w:t>
+      </w:r>
+      <w:r>
+        <w:t xml:space="preserve">Ujednoliconą Warstwę </w:t>
+      </w:r>
+      <w:r>
+        <w:t xml:space="preserve"> </w:t>
+      </w:r>
+      <w:r>
+        <w:t>Poznawczą</w:t>
+      </w:r>
+      <w:r>
+        <w:t xml:space="preserve"> w</w:t>
+      </w:r>
+      <w:r>
+        <w:t xml:space="preserve"> C5ISR</w:t>
+      </w:r>
+      <w:r>
+        <w:t>?</w:t>
+      </w:r>
+    </w:p>
+    <w:p>
+      <w:pPr>
+        <w:pStyle w:val="Nagwek1"/>
+      </w:pPr>
+      <w:r>
         <w:drawing>
-          <wp:anchor distT="0" distB="0" distL="114300" distR="114300" simplePos="0" relativeHeight="251659264" behindDoc="0" locked="0" layoutInCell="1" allowOverlap="1" wp14:anchorId="34EA6652" wp14:editId="4CFB368D">
-            <wp:simplePos x="0" y="0"/>
-            <wp:positionH relativeFrom="margin">
-              <wp:align>center</wp:align>
-            </wp:positionH>
-            <wp:positionV relativeFrom="paragraph">
-              <wp:posOffset>1049020</wp:posOffset>
-            </wp:positionV>
-            <wp:extent cx="2059940" cy="3089910"/>
-            <wp:effectExtent l="0" t="0" r="0" b="0"/>
-            <wp:wrapTopAndBottom/>
-            <wp:docPr id="3" name="Obraz 3"/>
+          <wp:inline distT="0" distB="0" distL="0" distR="0" wp14:anchorId="01A10F43" wp14:editId="2038DC0D">
+            <wp:extent cx="5760720" cy="3840480"/>
+            <wp:effectExtent l="0" t="0" r="0" b="7620"/>
+            <wp:docPr id="2" name="Obraz 2"/>
             <wp:cNvGraphicFramePr>
               <a:graphicFrameLocks xmlns:a="http://schemas.openxmlformats.org/drawingml/2006/main" noChangeAspect="1"/>
             </wp:cNvGraphicFramePr>
@@ -114,7 +127,7 @@
               <a:graphicData uri="http://schemas.openxmlformats.org/drawingml/2006/picture">
                 <pic:pic xmlns:pic="http://schemas.openxmlformats.org/drawingml/2006/picture">
                   <pic:nvPicPr>
-                    <pic:cNvPr id="0" name="Picture 17"/>
+                    <pic:cNvPr id="0" name="Picture 12"/>
                     <pic:cNvPicPr>
                       <a:picLocks noChangeAspect="1" noChangeArrowheads="1"/>
                     </pic:cNvPicPr>
@@ -135,7 +148,7 @@
                   <pic:spPr bwMode="auto">
                     <a:xfrm>
                       <a:off x="0" y="0"/>
-                      <a:ext cx="2059940" cy="3089910"/>
+                      <a:ext cx="5760720" cy="3840480"/>
                     </a:xfrm>
                     <a:prstGeom prst="rect">
                       <a:avLst/>
@@ -148,43 +161,9 @@
                 </pic:pic>
               </a:graphicData>
             </a:graphic>
-          </wp:anchor>
+          </wp:inline>
         </w:drawing>
       </w:r>
-      <w:r>
-        <w:t xml:space="preserve">Jak wdrożyć </w:t>
-      </w:r>
-      <w:proofErr w:type="spellStart"/>
-      <w:r>
-        <w:t>Azramate</w:t>
-      </w:r>
-      <w:proofErr w:type="spellEnd"/>
-      <w:r>
-        <w:t xml:space="preserve"> jako </w:t>
-      </w:r>
-      <w:r>
-        <w:t xml:space="preserve">Ujednoliconą </w:t>
-      </w:r>
-      <w:proofErr w:type="gramStart"/>
-      <w:r>
-        <w:t xml:space="preserve">Warstwę </w:t>
-      </w:r>
-      <w:r>
-        <w:t xml:space="preserve"> </w:t>
-      </w:r>
-      <w:r>
-        <w:t>Poznawczą</w:t>
-      </w:r>
-      <w:proofErr w:type="gramEnd"/>
-      <w:r>
-        <w:t xml:space="preserve"> w</w:t>
-      </w:r>
-      <w:r>
-        <w:t xml:space="preserve"> C5ISR</w:t>
-      </w:r>
-      <w:r>
-        <w:t>?</w:t>
-      </w:r>
     </w:p>
     <w:p>
       <w:pPr>
@@ -200,80 +179,74 @@
         <w:t xml:space="preserve"> pętlę OODA</w:t>
       </w:r>
     </w:p>
+    <w:p>
+      <w:r>
+        <w:t>(OBSERVE → ORIENT → DECIDE → ACT)</w:t>
+      </w:r>
+    </w:p>
+    <w:p>
+      <w:pPr>
+        <w:pStyle w:val="Nagwek2"/>
+      </w:pPr>
+      <w:r>
+        <w:lastRenderedPageBreak/>
+        <w:t>OBSERVE:</w:t>
+      </w:r>
+    </w:p>
+    <w:p>
+      <w:pPr>
+        <w:pStyle w:val="Akapitzlist"/>
+        <w:numPr>
+          <w:ilvl w:val="0"/>
+          <w:numId w:val="1"/>
+        </w:numPr>
+      </w:pPr>
+      <w:r>
+        <w:t>Azramata filtruje szum informacyjny.</w:t>
+      </w:r>
+    </w:p>
+    <w:p>
+      <w:pPr>
+        <w:pStyle w:val="Akapitzlist"/>
+        <w:numPr>
+          <w:ilvl w:val="0"/>
+          <w:numId w:val="1"/>
+        </w:numPr>
+      </w:pPr>
+      <w:r>
+        <w:t>Stabilizuje percepcję pod stresem.</w:t>
+      </w:r>
+    </w:p>
+    <w:p>
+      <w:pPr>
+        <w:pStyle w:val="Akapitzlist"/>
+        <w:numPr>
+          <w:ilvl w:val="0"/>
+          <w:numId w:val="1"/>
+        </w:numPr>
+      </w:pPr>
+      <w:r>
+        <w:t>Ujednolica to, co żołnierz uznaje za sygnał, a co za szum.</w:t>
+      </w:r>
+    </w:p>
+    <w:p>
+      <w:pPr>
+        <w:pStyle w:val="Akapitzlist"/>
+        <w:numPr>
+          <w:ilvl w:val="0"/>
+          <w:numId w:val="1"/>
+        </w:numPr>
+      </w:pPr>
+      <w:r>
+        <w:t>Zapobiega fałszywym obserwacjom i błędnym meldunkom.</w:t>
+      </w:r>
+    </w:p>
     <w:p/>
     <w:p>
-      <w:r>
-        <w:t>(OBSERVE → ORIENT → DECIDE → ACT)</w:t>
-      </w:r>
-    </w:p>
-    <w:p>
       <w:pPr>
         <w:pStyle w:val="Nagwek2"/>
       </w:pPr>
       <w:r>
-        <w:t>OBSERVE:</w:t>
-      </w:r>
-    </w:p>
-    <w:p>
-      <w:pPr>
-        <w:pStyle w:val="Akapitzlist"/>
-        <w:numPr>
-          <w:ilvl w:val="0"/>
-          <w:numId w:val="1"/>
-        </w:numPr>
-      </w:pPr>
-      <w:proofErr w:type="spellStart"/>
-      <w:r>
-        <w:t>Azramata</w:t>
-      </w:r>
-      <w:proofErr w:type="spellEnd"/>
-      <w:r>
-        <w:t xml:space="preserve"> filtruje szum informacyjny.</w:t>
-      </w:r>
-    </w:p>
-    <w:p>
-      <w:pPr>
-        <w:pStyle w:val="Akapitzlist"/>
-        <w:numPr>
-          <w:ilvl w:val="0"/>
-          <w:numId w:val="1"/>
-        </w:numPr>
-      </w:pPr>
-      <w:r>
-        <w:t>Stabilizuje percepcję pod stresem.</w:t>
-      </w:r>
-    </w:p>
-    <w:p>
-      <w:pPr>
-        <w:pStyle w:val="Akapitzlist"/>
-        <w:numPr>
-          <w:ilvl w:val="0"/>
-          <w:numId w:val="1"/>
-        </w:numPr>
-      </w:pPr>
-      <w:r>
-        <w:t>Ujednolica to, co żołnierz uznaje za sygnał, a co za szum.</w:t>
-      </w:r>
-    </w:p>
-    <w:p>
-      <w:pPr>
-        <w:pStyle w:val="Akapitzlist"/>
-        <w:numPr>
-          <w:ilvl w:val="0"/>
-          <w:numId w:val="1"/>
-        </w:numPr>
-      </w:pPr>
-      <w:r>
-        <w:lastRenderedPageBreak/>
-        <w:t>Zapobiega fałszywym obserwacjom i błędnym meldunkom.</w:t>
-      </w:r>
-    </w:p>
-    <w:p/>
-    <w:p>
-      <w:pPr>
-        <w:pStyle w:val="Nagwek2"/>
-      </w:pPr>
-      <w:r>
         <w:t>ORIENT:</w:t>
       </w:r>
     </w:p>
@@ -309,13 +282,8 @@
           <w:numId w:val="2"/>
         </w:numPr>
       </w:pPr>
-      <w:proofErr w:type="spellStart"/>
-      <w:r>
-        <w:t>Priorytetyzuje</w:t>
-      </w:r>
-      <w:proofErr w:type="spellEnd"/>
-      <w:r>
-        <w:t xml:space="preserve"> sygnały według zmiany sensu sytuacji.</w:t>
+      <w:r>
+        <w:t>Priorytetyzuje sygnały według zmiany sensu sytuacji.</w:t>
       </w:r>
     </w:p>
     <w:p>
@@ -464,13 +432,8 @@
           <w:numId w:val="42"/>
         </w:numPr>
       </w:pPr>
-      <w:proofErr w:type="spellStart"/>
-      <w:r>
-        <w:t>Azramata</w:t>
-      </w:r>
-      <w:proofErr w:type="spellEnd"/>
-      <w:r>
-        <w:t xml:space="preserve"> stabilizuje percepcję, ujednolica interpretację i zwiększa spójność decyzji.</w:t>
+      <w:r>
+        <w:t>Azramata stabilizuje percepcję, ujednolica interpretację i zwiększa spójność decyzji.</w:t>
       </w:r>
     </w:p>
     <w:p>
@@ -482,15 +445,7 @@
         </w:numPr>
       </w:pPr>
       <w:r>
-        <w:t>OODA-</w:t>
-      </w:r>
-      <w:proofErr w:type="spellStart"/>
-      <w:r>
-        <w:t>loop</w:t>
-      </w:r>
-      <w:proofErr w:type="spellEnd"/>
-      <w:r>
-        <w:t xml:space="preserve"> działa płynniej, szybciej i bez konfliktów poznawczych.</w:t>
+        <w:t>OODA-loop działa płynniej, szybciej i bez konfliktów poznawczych.</w:t>
       </w:r>
     </w:p>
     <w:p>
@@ -621,6 +576,7 @@
     </w:p>
     <w:p>
       <w:r>
+        <w:lastRenderedPageBreak/>
         <w:t>Decyzja jest wynikiem jakości ORIENT.</w:t>
       </w:r>
     </w:p>
@@ -639,7 +595,6 @@
     </w:p>
     <w:p>
       <w:r>
-        <w:lastRenderedPageBreak/>
         <w:t>Realizacja decyzji:</w:t>
       </w:r>
     </w:p>
@@ -705,15 +660,7 @@
     </w:p>
     <w:p>
       <w:r>
-        <w:t xml:space="preserve">Po </w:t>
-      </w:r>
-      <w:proofErr w:type="spellStart"/>
-      <w:r>
-        <w:t>Act</w:t>
-      </w:r>
-      <w:proofErr w:type="spellEnd"/>
-      <w:r>
-        <w:t xml:space="preserve"> cykl zaczyna się od nowa, bo sytuacja zmienia się dynamicznie.</w:t>
+        <w:t>Po Act cykl zaczyna się od nowa, bo sytuacja zmienia się dynamicznie.</w:t>
       </w:r>
     </w:p>
     <w:p>
@@ -810,15 +757,7 @@
     </w:p>
     <w:p>
       <w:r>
-        <w:t>I tu zaczyna działać OODA-</w:t>
-      </w:r>
-      <w:proofErr w:type="spellStart"/>
-      <w:r>
-        <w:t>loop</w:t>
-      </w:r>
-      <w:proofErr w:type="spellEnd"/>
-      <w:r>
-        <w:t xml:space="preserve"> całego batalionu.</w:t>
+        <w:t>I tu zaczyna działać OODA-loop całego batalionu.</w:t>
       </w:r>
     </w:p>
     <w:p>
@@ -948,6 +887,7 @@
         <w:rPr>
           <w:rFonts w:ascii="Segoe UI Emoji" w:hAnsi="Segoe UI Emoji" w:cs="Segoe UI Emoji"/>
         </w:rPr>
+        <w:lastRenderedPageBreak/>
         <w:t>🎧</w:t>
       </w:r>
       <w:r>
@@ -1005,7 +945,6 @@
         </w:numPr>
       </w:pPr>
       <w:r>
-        <w:lastRenderedPageBreak/>
         <w:t>odgłos pracy silników</w:t>
       </w:r>
     </w:p>
@@ -1126,15 +1065,7 @@
     </w:p>
     <w:p>
       <w:r>
-        <w:t xml:space="preserve">(dane z SIGINT + obserwacja </w:t>
-      </w:r>
-      <w:proofErr w:type="spellStart"/>
-      <w:r>
-        <w:t>drona</w:t>
-      </w:r>
-      <w:proofErr w:type="spellEnd"/>
-      <w:r>
-        <w:t xml:space="preserve"> → zmechanizowana grupa taktyczna)</w:t>
+        <w:t>(dane z SIGINT + obserwacja drona → zmechanizowana grupa taktyczna)</w:t>
       </w:r>
     </w:p>
     <w:p>
@@ -1166,15 +1097,7 @@
     </w:p>
     <w:p>
       <w:r>
-        <w:t xml:space="preserve">(średnie, więc nie jest to natarcie </w:t>
-      </w:r>
-      <w:proofErr w:type="spellStart"/>
-      <w:r>
-        <w:t>pełnoskalowe</w:t>
-      </w:r>
-      <w:proofErr w:type="spellEnd"/>
-      <w:r>
-        <w:t>)</w:t>
+        <w:t>(średnie, więc nie jest to natarcie pełnoskalowe)</w:t>
       </w:r>
     </w:p>
     <w:p>
@@ -1279,6 +1202,7 @@
     </w:p>
     <w:p>
       <w:r>
+        <w:lastRenderedPageBreak/>
         <w:t>OPCJA DECYZYJNA:</w:t>
       </w:r>
     </w:p>
@@ -1301,7 +1225,6 @@
         </w:numPr>
       </w:pPr>
       <w:r>
-        <w:lastRenderedPageBreak/>
         <w:t>pełnego ORIENT,</w:t>
       </w:r>
     </w:p>
@@ -1616,6 +1539,7 @@
     </w:p>
     <w:p>
       <w:r>
+        <w:lastRenderedPageBreak/>
         <w:t>Jak kula spadająca grawitacyjnie —</w:t>
       </w:r>
     </w:p>
@@ -1627,6 +1551,909 @@
     <w:p>
       <w:pPr>
         <w:pStyle w:val="Nagwek3"/>
+      </w:pPr>
+      <w:r>
+        <w:rPr>
+          <w:rFonts w:ascii="Segoe UI Emoji" w:hAnsi="Segoe UI Emoji" w:cs="Segoe UI Emoji"/>
+        </w:rPr>
+        <w:t>🔥</w:t>
+      </w:r>
+      <w:r>
+        <w:t xml:space="preserve"> 2. OODA skraca czas decyzji, bo jest CYKLICZNA, a nie liniowa</w:t>
+      </w:r>
+    </w:p>
+    <w:p>
+      <w:r>
+        <w:t>W większości struktur wojskowych decyzja wygląda tak:</w:t>
+      </w:r>
+    </w:p>
+    <w:p>
+      <w:pPr>
+        <w:pStyle w:val="Akapitzlist"/>
+        <w:numPr>
+          <w:ilvl w:val="0"/>
+          <w:numId w:val="55"/>
+        </w:numPr>
+      </w:pPr>
+      <w:r>
+        <w:t>zbierz dane</w:t>
+      </w:r>
+    </w:p>
+    <w:p>
+      <w:pPr>
+        <w:pStyle w:val="Akapitzlist"/>
+        <w:numPr>
+          <w:ilvl w:val="0"/>
+          <w:numId w:val="55"/>
+        </w:numPr>
+      </w:pPr>
+      <w:r>
+        <w:t>przetwórz dane</w:t>
+      </w:r>
+    </w:p>
+    <w:p>
+      <w:pPr>
+        <w:pStyle w:val="Akapitzlist"/>
+        <w:numPr>
+          <w:ilvl w:val="0"/>
+          <w:numId w:val="55"/>
+        </w:numPr>
+      </w:pPr>
+      <w:r>
+        <w:t>zrozum dane</w:t>
+      </w:r>
+    </w:p>
+    <w:p>
+      <w:pPr>
+        <w:pStyle w:val="Akapitzlist"/>
+        <w:numPr>
+          <w:ilvl w:val="0"/>
+          <w:numId w:val="55"/>
+        </w:numPr>
+      </w:pPr>
+      <w:r>
+        <w:t>wybierz decyzję</w:t>
+      </w:r>
+    </w:p>
+    <w:p>
+      <w:pPr>
+        <w:pStyle w:val="Akapitzlist"/>
+        <w:numPr>
+          <w:ilvl w:val="0"/>
+          <w:numId w:val="55"/>
+        </w:numPr>
+      </w:pPr>
+      <w:r>
+        <w:t>zrób</w:t>
+      </w:r>
+    </w:p>
+    <w:p>
+      <w:r>
+        <w:t>To trwa wieki.</w:t>
+      </w:r>
+    </w:p>
+    <w:p>
+      <w:r>
+        <w:t>Ale OODA działa inaczej:</w:t>
+      </w:r>
+    </w:p>
+    <w:p>
+      <w:r>
+        <w:t>jesteś cały czas „w pętli”, więc decyzja dojrzewa zanim pojawi się sytuacja</w:t>
+      </w:r>
+    </w:p>
+    <w:p>
+      <w:r>
+        <w:t>Dowódca nie czeka aż wszystko się wydarzy.</w:t>
+      </w:r>
+    </w:p>
+    <w:p>
+      <w:r>
+        <w:t>On wyprzedza decyzję, bo pętla cały czas kręci się z przodu.</w:t>
+      </w:r>
+    </w:p>
+    <w:p>
+      <w:r>
+        <w:t>To jest jak jazda autem:</w:t>
+      </w:r>
+    </w:p>
+    <w:p>
+      <w:r>
+        <w:t>nie „decydujesz dopiero gdy auto jest przed maską”, tylko widzisz je wcześniej → ORIENT jest ciągły, a DECIDE jest tylko kliknięciem.</w:t>
+      </w:r>
+    </w:p>
+    <w:p>
+      <w:pPr>
+        <w:pStyle w:val="Nagwek3"/>
+      </w:pPr>
+      <w:r>
+        <w:rPr>
+          <w:rFonts w:ascii="Segoe UI Emoji" w:hAnsi="Segoe UI Emoji" w:cs="Segoe UI Emoji"/>
+        </w:rPr>
+        <w:t>🔥</w:t>
+      </w:r>
+      <w:r>
+        <w:t xml:space="preserve"> 3. OODA skraca czas decyzji, bo priorytety są narzucane przez ORIENT, nie przez emocje</w:t>
+      </w:r>
+    </w:p>
+    <w:p>
+      <w:pPr>
+        <w:pStyle w:val="Nagwek4"/>
+      </w:pPr>
+      <w:r>
+        <w:t>DECIDE jest szybki wtedy, gdy:</w:t>
+      </w:r>
+    </w:p>
+    <w:p>
+      <w:pPr>
+        <w:pStyle w:val="Akapitzlist"/>
+        <w:numPr>
+          <w:ilvl w:val="0"/>
+          <w:numId w:val="57"/>
+        </w:numPr>
+      </w:pPr>
+      <w:r>
+        <w:t>nie ma chaosu</w:t>
+      </w:r>
+    </w:p>
+    <w:p>
+      <w:pPr>
+        <w:pStyle w:val="Akapitzlist"/>
+        <w:numPr>
+          <w:ilvl w:val="0"/>
+          <w:numId w:val="57"/>
+        </w:numPr>
+      </w:pPr>
+      <w:r>
+        <w:t>nie ma konfliktów między meldunkami</w:t>
+      </w:r>
+    </w:p>
+    <w:p>
+      <w:pPr>
+        <w:pStyle w:val="Akapitzlist"/>
+        <w:numPr>
+          <w:ilvl w:val="0"/>
+          <w:numId w:val="57"/>
+        </w:numPr>
+      </w:pPr>
+      <w:r>
+        <w:t>nie ma sprzecznych obrazów sytuacji</w:t>
+      </w:r>
+    </w:p>
+    <w:p>
+      <w:pPr>
+        <w:pStyle w:val="Akapitzlist"/>
+        <w:numPr>
+          <w:ilvl w:val="0"/>
+          <w:numId w:val="57"/>
+        </w:numPr>
+      </w:pPr>
+      <w:r>
+        <w:t>nie ma 6 osób mówiących co innego</w:t>
+      </w:r>
+    </w:p>
+    <w:p>
+      <w:r>
+        <w:t>W klasycznym C4ISR jest zawsze konflikt percepcji.</w:t>
+      </w:r>
+    </w:p>
+    <w:p>
+      <w:pPr>
+        <w:pStyle w:val="Nagwek4"/>
+      </w:pPr>
+      <w:r>
+        <w:t>W OODA:</w:t>
+      </w:r>
+    </w:p>
+    <w:p>
+      <w:r>
+        <w:rPr>
+          <w:rFonts w:ascii="Segoe UI Symbol" w:hAnsi="Segoe UI Symbol" w:cs="Segoe UI Symbol"/>
+        </w:rPr>
+        <w:t>✔</w:t>
+      </w:r>
+      <w:r>
+        <w:t xml:space="preserve"> ORIENT „ustawia sens”</w:t>
+      </w:r>
+    </w:p>
+    <w:p>
+      <w:r>
+        <w:rPr>
+          <w:rFonts w:ascii="Segoe UI Symbol" w:hAnsi="Segoe UI Symbol" w:cs="Segoe UI Symbol"/>
+        </w:rPr>
+        <w:t>✔</w:t>
+      </w:r>
+      <w:r>
+        <w:t xml:space="preserve"> a DECIDE tylko „wybiera kierunek”</w:t>
+      </w:r>
+    </w:p>
+    <w:p>
+      <w:r>
+        <w:rPr>
+          <w:rFonts w:ascii="Segoe UI Symbol" w:hAnsi="Segoe UI Symbol" w:cs="Segoe UI Symbol"/>
+        </w:rPr>
+        <w:t>✔</w:t>
+      </w:r>
+      <w:r>
+        <w:t xml:space="preserve"> czyli trwa to 0,2 sekundy zamiast 20 sekund</w:t>
+      </w:r>
+    </w:p>
+    <w:p>
+      <w:pPr>
+        <w:pStyle w:val="Nagwek3"/>
+      </w:pPr>
+      <w:r>
+        <w:rPr>
+          <w:rFonts w:ascii="Segoe UI Emoji" w:hAnsi="Segoe UI Emoji" w:cs="Segoe UI Emoji"/>
+        </w:rPr>
+        <w:t>🔥</w:t>
+      </w:r>
+      <w:r>
+        <w:t xml:space="preserve"> 4. OODA skraca czas decyzji przez PREEMPCJĘ</w:t>
+      </w:r>
+    </w:p>
+    <w:p>
+      <w:r>
+        <w:t>To jest najważniejsze:</w:t>
+      </w:r>
+    </w:p>
+    <w:p>
+      <w:r>
+        <w:t>Dowódca nie musi:</w:t>
+      </w:r>
+    </w:p>
+    <w:p>
+      <w:pPr>
+        <w:pStyle w:val="Akapitzlist"/>
+        <w:numPr>
+          <w:ilvl w:val="0"/>
+          <w:numId w:val="58"/>
+        </w:numPr>
+      </w:pPr>
+      <w:r>
+        <w:t>analizować wszystkiego od zera</w:t>
+      </w:r>
+    </w:p>
+    <w:p>
+      <w:pPr>
+        <w:pStyle w:val="Akapitzlist"/>
+        <w:numPr>
+          <w:ilvl w:val="0"/>
+          <w:numId w:val="58"/>
+        </w:numPr>
+      </w:pPr>
+      <w:r>
+        <w:t>czekać na kolejne dane</w:t>
+      </w:r>
+    </w:p>
+    <w:p>
+      <w:pPr>
+        <w:pStyle w:val="Akapitzlist"/>
+        <w:numPr>
+          <w:ilvl w:val="0"/>
+          <w:numId w:val="58"/>
+        </w:numPr>
+      </w:pPr>
+      <w:r>
+        <w:t>porównywać informacji</w:t>
+      </w:r>
+    </w:p>
+    <w:p>
+      <w:pPr>
+        <w:pStyle w:val="Akapitzlist"/>
+        <w:numPr>
+          <w:ilvl w:val="0"/>
+          <w:numId w:val="58"/>
+        </w:numPr>
+      </w:pPr>
+      <w:r>
+        <w:lastRenderedPageBreak/>
+        <w:t>walczyć z szumem</w:t>
+      </w:r>
+    </w:p>
+    <w:p>
+      <w:pPr>
+        <w:pStyle w:val="Akapitzlist"/>
+        <w:numPr>
+          <w:ilvl w:val="0"/>
+          <w:numId w:val="58"/>
+        </w:numPr>
+      </w:pPr>
+      <w:r>
+        <w:t>tłumić strachu i presji</w:t>
+      </w:r>
+    </w:p>
+    <w:p>
+      <w:r>
+        <w:t>Bo jego mózg jest cały czas w rytmie:</w:t>
+      </w:r>
+      <w:r>
+        <w:tab/>
+      </w:r>
+    </w:p>
+    <w:p>
+      <w:r>
+        <w:t>Observe → Orient → Observe → Orient → Observe → Orient…</w:t>
+      </w:r>
+    </w:p>
+    <w:p>
+      <w:r>
+        <w:t>Dzięki temu:</w:t>
+      </w:r>
+    </w:p>
+    <w:p>
+      <w:r>
+        <w:rPr>
+          <w:rFonts w:ascii="Segoe UI Symbol" w:hAnsi="Segoe UI Symbol" w:cs="Segoe UI Symbol"/>
+        </w:rPr>
+        <w:t>✔</w:t>
+      </w:r>
+      <w:r>
+        <w:t xml:space="preserve"> decyzja pojawia się sama</w:t>
+      </w:r>
+    </w:p>
+    <w:p>
+      <w:r>
+        <w:rPr>
+          <w:rFonts w:ascii="Segoe UI Symbol" w:hAnsi="Segoe UI Symbol" w:cs="Segoe UI Symbol"/>
+        </w:rPr>
+        <w:t>✔</w:t>
+      </w:r>
+      <w:r>
+        <w:t xml:space="preserve"> bo pętla jest już „naładowana” kontekstem</w:t>
+      </w:r>
+    </w:p>
+    <w:p>
+      <w:r>
+        <w:rPr>
+          <w:rFonts w:ascii="Segoe UI Symbol" w:hAnsi="Segoe UI Symbol" w:cs="Segoe UI Symbol"/>
+        </w:rPr>
+        <w:t>✔</w:t>
+      </w:r>
+      <w:r>
+        <w:t xml:space="preserve"> więc DECIDE trwa sekundę, nie minutę</w:t>
+      </w:r>
+    </w:p>
+    <w:p>
+      <w:pPr>
+        <w:pStyle w:val="Nagwek3"/>
+      </w:pPr>
+      <w:r>
+        <w:rPr>
+          <w:rFonts w:ascii="Segoe UI Emoji" w:hAnsi="Segoe UI Emoji" w:cs="Segoe UI Emoji"/>
+        </w:rPr>
+        <w:t>⭐</w:t>
+      </w:r>
+      <w:r>
+        <w:t xml:space="preserve"> DLACZEGO AZRAMATA SKRACA CZAS DECYZJI JESZCZE BARDZIEJ?</w:t>
+      </w:r>
+    </w:p>
+    <w:p>
+      <w:r>
+        <w:t>Bo Azramata robi to, co zabija 80% czasu dowódcy:</w:t>
+      </w:r>
+    </w:p>
+    <w:p>
+      <w:pPr>
+        <w:pStyle w:val="Akapitzlist"/>
+        <w:numPr>
+          <w:ilvl w:val="0"/>
+          <w:numId w:val="59"/>
+        </w:numPr>
+      </w:pPr>
+      <w:r>
+        <w:t>Usuwa szum (czas wraca)</w:t>
+      </w:r>
+    </w:p>
+    <w:p>
+      <w:pPr>
+        <w:pStyle w:val="Akapitzlist"/>
+        <w:numPr>
+          <w:ilvl w:val="0"/>
+          <w:numId w:val="59"/>
+        </w:numPr>
+      </w:pPr>
+      <w:r>
+        <w:t>Ujednolica interpretację (czas wraca)</w:t>
+      </w:r>
+    </w:p>
+    <w:p>
+      <w:pPr>
+        <w:pStyle w:val="Akapitzlist"/>
+        <w:numPr>
+          <w:ilvl w:val="0"/>
+          <w:numId w:val="59"/>
+        </w:numPr>
+      </w:pPr>
+      <w:r>
+        <w:t>Stabilizuje percepcję pod stresem (czas wraca)</w:t>
+      </w:r>
+    </w:p>
+    <w:p>
+      <w:pPr>
+        <w:pStyle w:val="Akapitzlist"/>
+        <w:numPr>
+          <w:ilvl w:val="0"/>
+          <w:numId w:val="59"/>
+        </w:numPr>
+      </w:pPr>
+      <w:r>
+        <w:t>Ustawia priorytety automatycznie (czas wraca)</w:t>
+      </w:r>
+    </w:p>
+    <w:p>
+      <w:pPr>
+        <w:pStyle w:val="Akapitzlist"/>
+        <w:numPr>
+          <w:ilvl w:val="0"/>
+          <w:numId w:val="59"/>
+        </w:numPr>
+      </w:pPr>
+      <w:r>
+        <w:t>Robi „czysty ORIENT” zamiast brudnego (czas wraca)</w:t>
+      </w:r>
+    </w:p>
+    <w:p/>
+    <w:p>
+      <w:r>
+        <w:t>Efekt:</w:t>
+      </w:r>
+    </w:p>
+    <w:p>
+      <w:pPr>
+        <w:pStyle w:val="Akapitzlist"/>
+        <w:numPr>
+          <w:ilvl w:val="0"/>
+          <w:numId w:val="61"/>
+        </w:numPr>
+      </w:pPr>
+      <w:r>
+        <w:rPr>
+          <w:rFonts w:ascii="Segoe UI Emoji" w:hAnsi="Segoe UI Emoji" w:cs="Segoe UI Emoji"/>
+        </w:rPr>
+        <w:t>🟩</w:t>
+      </w:r>
+      <w:r>
+        <w:t xml:space="preserve"> Żołnierz z Azramatą podejmuje decyzję szybciej o 50–80%</w:t>
+      </w:r>
+    </w:p>
+    <w:p>
+      <w:pPr>
+        <w:pStyle w:val="Akapitzlist"/>
+        <w:numPr>
+          <w:ilvl w:val="0"/>
+          <w:numId w:val="61"/>
+        </w:numPr>
+      </w:pPr>
+      <w:r>
+        <w:rPr>
+          <w:rFonts w:ascii="Segoe UI Emoji" w:hAnsi="Segoe UI Emoji" w:cs="Segoe UI Emoji"/>
+        </w:rPr>
+        <w:t>🟥</w:t>
+      </w:r>
+      <w:r>
+        <w:t xml:space="preserve"> Batalion bez Azramaty ma chaos percepcyjny i opóźnienia 30–90 s przy każdym kroku</w:t>
+      </w:r>
+    </w:p>
+    <w:p>
+      <w:pPr>
+        <w:pStyle w:val="Nagwek1"/>
+      </w:pPr>
+      <w:r>
+        <w:rPr>
+          <w:rFonts w:ascii="Segoe UI Emoji" w:hAnsi="Segoe UI Emoji" w:cs="Segoe UI Emoji"/>
+        </w:rPr>
+        <w:t>⭐</w:t>
+      </w:r>
+      <w:r>
+        <w:t xml:space="preserve"> JEDNO ZDANIE, KTÓRE ODPALA DOWÓDCĘ MON:</w:t>
+      </w:r>
+    </w:p>
+    <w:p>
+      <w:r>
+        <w:t>„Azramata skraca DECIDE, bo nie skraca decyzji — skraca chaos, który ją poprzedza.”</w:t>
+      </w:r>
+    </w:p>
+    <w:p>
+      <w:pPr>
+        <w:pStyle w:val="Nagwek1"/>
+      </w:pPr>
+      <w:r>
+        <w:t>### KROK 2 — Sensor → Fusion → Decision → Action</w:t>
+      </w:r>
+    </w:p>
+    <w:p>
+      <w:r>
+        <w:t>To jest kręgosłup C4ISR.</w:t>
+      </w:r>
+    </w:p>
+    <w:p>
+      <w:r>
+        <w:t>Bez tego nikt nie zrozumie Twojej Azramaty.</w:t>
+      </w:r>
+    </w:p>
+    <w:p>
+      <w:r>
+        <w:t>Jak to ogarnąć?</w:t>
+      </w:r>
+    </w:p>
+    <w:p>
+      <w:pPr>
+        <w:pStyle w:val="Akapitzlist"/>
+        <w:numPr>
+          <w:ilvl w:val="0"/>
+          <w:numId w:val="62"/>
+        </w:numPr>
+      </w:pPr>
+      <w:r>
+        <w:t>Sensor = pozyskanie danych (radary, drony, SIGINT).</w:t>
+      </w:r>
+    </w:p>
+    <w:p>
+      <w:pPr>
+        <w:pStyle w:val="Akapitzlist"/>
+        <w:numPr>
+          <w:ilvl w:val="0"/>
+          <w:numId w:val="62"/>
+        </w:numPr>
+      </w:pPr>
+      <w:r>
+        <w:t>Fusion = łączenie danych → mapa sytuacji.</w:t>
+      </w:r>
+    </w:p>
+    <w:p>
+      <w:pPr>
+        <w:pStyle w:val="Akapitzlist"/>
+        <w:numPr>
+          <w:ilvl w:val="0"/>
+          <w:numId w:val="62"/>
+        </w:numPr>
+      </w:pPr>
+      <w:r>
+        <w:t>Decision = AI + dowódca wybiera.</w:t>
+      </w:r>
+    </w:p>
+    <w:p>
+      <w:pPr>
+        <w:pStyle w:val="Akapitzlist"/>
+        <w:numPr>
+          <w:ilvl w:val="0"/>
+          <w:numId w:val="62"/>
+        </w:numPr>
+      </w:pPr>
+      <w:r>
+        <w:t>Action = wydanie rozkazów w BMS.</w:t>
+      </w:r>
+    </w:p>
+    <w:p>
+      <w:pPr>
+        <w:pStyle w:val="Nagwek2"/>
+      </w:pPr>
+      <w:r>
+        <w:rPr>
+          <w:rFonts w:ascii="Segoe UI Emoji" w:hAnsi="Segoe UI Emoji" w:cs="Segoe UI Emoji"/>
+        </w:rPr>
+        <w:lastRenderedPageBreak/>
+        <w:t>⭐</w:t>
+      </w:r>
+      <w:r>
+        <w:t xml:space="preserve"> KROK 2 — Sensor → Fusion → Decision → Action</w:t>
+      </w:r>
+    </w:p>
+    <w:p>
+      <w:pPr>
+        <w:pStyle w:val="Nagwek3"/>
+      </w:pPr>
+      <w:r>
+        <w:rPr>
+          <w:rFonts w:ascii="Segoe UI Emoji" w:hAnsi="Segoe UI Emoji" w:cs="Segoe UI Emoji"/>
+        </w:rPr>
+        <w:t>🔵</w:t>
+      </w:r>
+      <w:r>
+        <w:t xml:space="preserve"> 1) SENSOR</w:t>
+      </w:r>
+    </w:p>
+    <w:p>
+      <w:r>
+        <w:t>Czyli wszystko, co widzi pole walki:</w:t>
+      </w:r>
+    </w:p>
+    <w:p>
+      <w:pPr>
+        <w:pStyle w:val="Akapitzlist"/>
+        <w:numPr>
+          <w:ilvl w:val="0"/>
+          <w:numId w:val="63"/>
+        </w:numPr>
+      </w:pPr>
+      <w:r>
+        <w:t>drony BSL, klasy mini i mikro</w:t>
+      </w:r>
+    </w:p>
+    <w:p>
+      <w:pPr>
+        <w:pStyle w:val="Akapitzlist"/>
+        <w:numPr>
+          <w:ilvl w:val="0"/>
+          <w:numId w:val="63"/>
+        </w:numPr>
+      </w:pPr>
+      <w:r>
+        <w:t>radary rozpoznania pola walki</w:t>
+      </w:r>
+    </w:p>
+    <w:p>
+      <w:pPr>
+        <w:pStyle w:val="Akapitzlist"/>
+        <w:numPr>
+          <w:ilvl w:val="0"/>
+          <w:numId w:val="63"/>
+        </w:numPr>
+      </w:pPr>
+      <w:r>
+        <w:t>kamery termowizyjne</w:t>
+      </w:r>
+    </w:p>
+    <w:p>
+      <w:pPr>
+        <w:pStyle w:val="Akapitzlist"/>
+        <w:numPr>
+          <w:ilvl w:val="0"/>
+          <w:numId w:val="63"/>
+        </w:numPr>
+      </w:pPr>
+      <w:r>
+        <w:t>systemy optyczne</w:t>
+      </w:r>
+    </w:p>
+    <w:p>
+      <w:pPr>
+        <w:pStyle w:val="Akapitzlist"/>
+        <w:numPr>
+          <w:ilvl w:val="0"/>
+          <w:numId w:val="63"/>
+        </w:numPr>
+      </w:pPr>
+      <w:r>
+        <w:t>czujniki akustyczne</w:t>
+      </w:r>
+    </w:p>
+    <w:p>
+      <w:pPr>
+        <w:pStyle w:val="Akapitzlist"/>
+        <w:numPr>
+          <w:ilvl w:val="0"/>
+          <w:numId w:val="63"/>
+        </w:numPr>
+      </w:pPr>
+      <w:r>
+        <w:t>SIGINT/ELINT (sygnały elektroniczne)</w:t>
+      </w:r>
+    </w:p>
+    <w:p>
+      <w:pPr>
+        <w:pStyle w:val="Akapitzlist"/>
+        <w:numPr>
+          <w:ilvl w:val="0"/>
+          <w:numId w:val="63"/>
+        </w:numPr>
+      </w:pPr>
+      <w:r>
+        <w:t>jednostki rozpoznawcze</w:t>
+      </w:r>
+    </w:p>
+    <w:p>
+      <w:pPr>
+        <w:pStyle w:val="Akapitzlist"/>
+        <w:numPr>
+          <w:ilvl w:val="0"/>
+          <w:numId w:val="63"/>
+        </w:numPr>
+      </w:pPr>
+      <w:r>
+        <w:t>patrole</w:t>
+      </w:r>
+    </w:p>
+    <w:p>
+      <w:pPr>
+        <w:pStyle w:val="Akapitzlist"/>
+        <w:numPr>
+          <w:ilvl w:val="0"/>
+          <w:numId w:val="63"/>
+        </w:numPr>
+      </w:pPr>
+      <w:r>
+        <w:t>meldunki z radiostacji</w:t>
+      </w:r>
+    </w:p>
+    <w:p>
+      <w:pPr>
+        <w:pStyle w:val="Akapitzlist"/>
+        <w:numPr>
+          <w:ilvl w:val="0"/>
+          <w:numId w:val="63"/>
+        </w:numPr>
+      </w:pPr>
+      <w:r>
+        <w:t>satelity</w:t>
+      </w:r>
+    </w:p>
+    <w:p>
+      <w:pPr>
+        <w:pStyle w:val="Akapitzlist"/>
+        <w:numPr>
+          <w:ilvl w:val="0"/>
+          <w:numId w:val="63"/>
+        </w:numPr>
+      </w:pPr>
+      <w:r>
+        <w:t>systemy artyleryjskie z czujnikami kontrbateryjnymi</w:t>
+      </w:r>
+    </w:p>
+    <w:p>
+      <w:pPr>
+        <w:pStyle w:val="Akapitzlist"/>
+        <w:numPr>
+          <w:ilvl w:val="0"/>
+          <w:numId w:val="63"/>
+        </w:numPr>
+      </w:pPr>
+      <w:r>
+        <w:t>To jest surowa obserwacja.</w:t>
+      </w:r>
+    </w:p>
+    <w:p>
+      <w:r>
+        <w:t>Brutalnie mówiąc:</w:t>
+      </w:r>
+    </w:p>
+    <w:p>
+      <w:pPr>
+        <w:pStyle w:val="Akapitzlist"/>
+        <w:numPr>
+          <w:ilvl w:val="0"/>
+          <w:numId w:val="64"/>
+        </w:numPr>
+      </w:pPr>
+      <w:r>
+        <w:t>Sensor ≠ wiedza.</w:t>
+      </w:r>
+    </w:p>
+    <w:p>
+      <w:pPr>
+        <w:pStyle w:val="Akapitzlist"/>
+        <w:numPr>
+          <w:ilvl w:val="0"/>
+          <w:numId w:val="64"/>
+        </w:numPr>
+      </w:pPr>
+      <w:r>
+        <w:t>Sensor = okruchy informacji.</w:t>
+      </w:r>
+    </w:p>
+    <w:p>
+      <w:pPr>
+        <w:pStyle w:val="Nagwek3"/>
+      </w:pPr>
+      <w:r>
+        <w:rPr>
+          <w:rFonts w:ascii="Segoe UI Emoji" w:hAnsi="Segoe UI Emoji" w:cs="Segoe UI Emoji"/>
+        </w:rPr>
+        <w:t>🔵</w:t>
+      </w:r>
+      <w:r>
+        <w:t xml:space="preserve"> 2) FUSION (FUZJA SENSORYCZNA)</w:t>
+      </w:r>
+    </w:p>
+    <w:p>
+      <w:r>
+        <w:t>To jest etap, którego większość wojsk nie robi dobrze.</w:t>
+      </w:r>
+    </w:p>
+    <w:p>
+      <w:r>
+        <w:t>Fusion polega na:</w:t>
+      </w:r>
+    </w:p>
+    <w:p>
+      <w:r>
+        <w:rPr>
+          <w:rFonts w:ascii="Segoe UI Symbol" w:hAnsi="Segoe UI Symbol" w:cs="Segoe UI Symbol"/>
+        </w:rPr>
+        <w:t>✔</w:t>
+      </w:r>
+      <w:r>
+        <w:t xml:space="preserve"> łączeniu danych z różnych źródeł</w:t>
+      </w:r>
+    </w:p>
+    <w:p>
+      <w:r>
+        <w:t>(dron + radar + patrol)</w:t>
+      </w:r>
+    </w:p>
+    <w:p>
+      <w:r>
+        <w:rPr>
+          <w:rFonts w:ascii="Segoe UI Symbol" w:hAnsi="Segoe UI Symbol" w:cs="Segoe UI Symbol"/>
+        </w:rPr>
+        <w:t>✔</w:t>
+      </w:r>
+      <w:r>
+        <w:t xml:space="preserve"> odfiltrowaniu sprzecznych informacji</w:t>
+      </w:r>
+    </w:p>
+    <w:p>
+      <w:r>
+        <w:t>(„sensor A mówi tak, sensor B mówi inaczej”)</w:t>
+      </w:r>
+    </w:p>
+    <w:p>
+      <w:r>
+        <w:rPr>
+          <w:rFonts w:ascii="Segoe UI Symbol" w:hAnsi="Segoe UI Symbol" w:cs="Segoe UI Symbol"/>
+        </w:rPr>
+        <w:t>✔</w:t>
+      </w:r>
+      <w:r>
+        <w:t xml:space="preserve"> ujednoliceniu formatu</w:t>
+      </w:r>
+    </w:p>
+    <w:p>
+      <w:r>
+        <w:t>(bo systemy mają różne standardy)</w:t>
+      </w:r>
+    </w:p>
+    <w:p>
+      <w:r>
+        <w:rPr>
+          <w:rFonts w:ascii="Segoe UI Symbol" w:hAnsi="Segoe UI Symbol" w:cs="Segoe UI Symbol"/>
+        </w:rPr>
+        <w:t>✔</w:t>
+      </w:r>
+      <w:r>
+        <w:t xml:space="preserve"> przydzieleniu priorytetu ważności</w:t>
+      </w:r>
+    </w:p>
+    <w:p>
+      <w:r>
+        <w:t>(czy to realne zagrożenie?)</w:t>
+      </w:r>
+    </w:p>
+    <w:p>
+      <w:r>
+        <w:rPr>
+          <w:rFonts w:ascii="Segoe UI Symbol" w:hAnsi="Segoe UI Symbol" w:cs="Segoe UI Symbol"/>
+        </w:rPr>
+        <w:t>✔</w:t>
+      </w:r>
+      <w:r>
+        <w:t xml:space="preserve"> zbudowaniu wspólnego obrazu sytuacji</w:t>
+      </w:r>
+    </w:p>
+    <w:p>
+      <w:r>
+        <w:t>(ang. Common Operational Picture = COP)</w:t>
+      </w:r>
+    </w:p>
+    <w:p>
+      <w:r>
+        <w:t>Problem: większość systemów wojskowych robi to technicznie, ale nie poznawczo.</w:t>
+      </w:r>
+    </w:p>
+    <w:p>
+      <w:r>
+        <w:t>Czyli: systemy się dogadują,</w:t>
+      </w:r>
+    </w:p>
+    <w:p>
+      <w:r>
+        <w:t>ale ludzie widzą różne obrazy.</w:t>
+      </w:r>
+    </w:p>
+    <w:p>
+      <w:pPr>
+        <w:pStyle w:val="Nagwek4"/>
       </w:pPr>
       <w:r>
         <w:rPr>
@@ -1636,107 +2463,32 @@
         <w:t>🔥</w:t>
       </w:r>
       <w:r>
-        <w:t xml:space="preserve"> 2. OODA skraca czas decyzji, bo jest CYKLICZNA, a nie liniowa</w:t>
-      </w:r>
-    </w:p>
-    <w:p>
-      <w:r>
-        <w:t>W większości struktur wojskowych decyzja wygląda tak:</w:t>
-      </w:r>
-    </w:p>
-    <w:p>
-      <w:pPr>
-        <w:pStyle w:val="Akapitzlist"/>
-        <w:numPr>
-          <w:ilvl w:val="0"/>
-          <w:numId w:val="55"/>
-        </w:numPr>
-      </w:pPr>
-      <w:r>
-        <w:t>zbierz dane</w:t>
-      </w:r>
-    </w:p>
-    <w:p>
-      <w:pPr>
-        <w:pStyle w:val="Akapitzlist"/>
-        <w:numPr>
-          <w:ilvl w:val="0"/>
-          <w:numId w:val="55"/>
-        </w:numPr>
-      </w:pPr>
-      <w:r>
-        <w:t>przetwórz dane</w:t>
-      </w:r>
-    </w:p>
-    <w:p>
-      <w:pPr>
-        <w:pStyle w:val="Akapitzlist"/>
-        <w:numPr>
-          <w:ilvl w:val="0"/>
-          <w:numId w:val="55"/>
-        </w:numPr>
-      </w:pPr>
-      <w:r>
-        <w:t>zrozum dane</w:t>
-      </w:r>
-    </w:p>
-    <w:p>
-      <w:pPr>
-        <w:pStyle w:val="Akapitzlist"/>
-        <w:numPr>
-          <w:ilvl w:val="0"/>
-          <w:numId w:val="55"/>
-        </w:numPr>
-      </w:pPr>
-      <w:r>
-        <w:t>wybierz decyzję</w:t>
-      </w:r>
-    </w:p>
-    <w:p>
-      <w:pPr>
-        <w:pStyle w:val="Akapitzlist"/>
-        <w:numPr>
-          <w:ilvl w:val="0"/>
-          <w:numId w:val="55"/>
-        </w:numPr>
-      </w:pPr>
-      <w:r>
-        <w:t>zrób</w:t>
-      </w:r>
-    </w:p>
-    <w:p>
-      <w:r>
-        <w:t>To trwa wieki.</w:t>
-      </w:r>
-    </w:p>
-    <w:p>
-      <w:r>
-        <w:t>Ale OODA działa inaczej:</w:t>
-      </w:r>
-    </w:p>
-    <w:p>
-      <w:r>
-        <w:t>jesteś cały czas „w pętli”, więc decyzja dojrzewa zanim pojawi się sytuacja</w:t>
-      </w:r>
-    </w:p>
-    <w:p>
-      <w:r>
-        <w:t>Dowódca nie czeka aż wszystko się wydarzy.</w:t>
-      </w:r>
-    </w:p>
-    <w:p>
-      <w:r>
-        <w:t>On wyprzedza decyzję, bo pętla cały czas kręci się z przodu.</w:t>
-      </w:r>
-    </w:p>
-    <w:p>
-      <w:r>
-        <w:t>To jest jak jazda autem:</w:t>
-      </w:r>
-    </w:p>
-    <w:p>
-      <w:r>
-        <w:t>nie „decydujesz dopiero gdy auto jest przed maską”, tylko widzisz je wcześniej → ORIENT jest ciągły, a DECIDE jest tylko kliknięciem.</w:t>
+        <w:t xml:space="preserve"> I tutaj Azramata zmienia wszystko.</w:t>
+      </w:r>
+    </w:p>
+    <w:p>
+      <w:r>
+        <w:t>W klasycznym C4ISR system mówi:</w:t>
+      </w:r>
+    </w:p>
+    <w:p>
+      <w:r>
+        <w:t>„to są dane”.</w:t>
+      </w:r>
+    </w:p>
+    <w:p>
+      <w:r>
+        <w:t>W Azramacie Cognition mówi:</w:t>
+      </w:r>
+    </w:p>
+    <w:p>
+      <w:r>
+        <w:t>„to jest sens tych danych”.</w:t>
+      </w:r>
+    </w:p>
+    <w:p>
+      <w:r>
+        <w:t>To jest różnica między obrazem sytuacji a rozumieniem sytuacji.</w:t>
       </w:r>
     </w:p>
     <w:p>
@@ -1747,10 +2499,169 @@
         <w:rPr>
           <w:rFonts w:ascii="Segoe UI Emoji" w:hAnsi="Segoe UI Emoji" w:cs="Segoe UI Emoji"/>
         </w:rPr>
-        <w:t>🔥</w:t>
-      </w:r>
-      <w:r>
-        <w:t xml:space="preserve"> 3. OODA skraca czas decyzji, bo priorytety są narzucane przez ORIENT, nie przez emocje</w:t>
+        <w:t>🔵</w:t>
+      </w:r>
+      <w:r>
+        <w:t xml:space="preserve"> 3) DECISION</w:t>
+      </w:r>
+    </w:p>
+    <w:p>
+      <w:r>
+        <w:t>Tu pojawia się prawdziwe „złoto”:</w:t>
+      </w:r>
+    </w:p>
+    <w:p>
+      <w:pPr>
+        <w:pStyle w:val="Akapitzlist"/>
+        <w:numPr>
+          <w:ilvl w:val="0"/>
+          <w:numId w:val="65"/>
+        </w:numPr>
+      </w:pPr>
+      <w:r>
+        <w:t>Dowódca nie decyduje na podstawie danych.</w:t>
+      </w:r>
+    </w:p>
+    <w:p>
+      <w:pPr>
+        <w:pStyle w:val="Akapitzlist"/>
+        <w:numPr>
+          <w:ilvl w:val="0"/>
+          <w:numId w:val="65"/>
+        </w:numPr>
+      </w:pPr>
+      <w:r>
+        <w:t>Nie decyduje na podstawie obrazu.</w:t>
+      </w:r>
+    </w:p>
+    <w:p>
+      <w:pPr>
+        <w:pStyle w:val="Akapitzlist"/>
+        <w:numPr>
+          <w:ilvl w:val="0"/>
+          <w:numId w:val="65"/>
+        </w:numPr>
+      </w:pPr>
+      <w:r>
+        <w:t>Nie decyduje nawet na podstawie fuzji sensorów.</w:t>
+      </w:r>
+    </w:p>
+    <w:p>
+      <w:pPr>
+        <w:pStyle w:val="Akapitzlist"/>
+        <w:numPr>
+          <w:ilvl w:val="0"/>
+          <w:numId w:val="65"/>
+        </w:numPr>
+      </w:pPr>
+      <w:r>
+        <w:t>On decyduje na podstawie interpretacji.</w:t>
+      </w:r>
+    </w:p>
+    <w:p>
+      <w:r>
+        <w:t>A interpretacja zależy od:</w:t>
+      </w:r>
+    </w:p>
+    <w:p>
+      <w:pPr>
+        <w:pStyle w:val="Akapitzlist"/>
+        <w:numPr>
+          <w:ilvl w:val="0"/>
+          <w:numId w:val="66"/>
+        </w:numPr>
+      </w:pPr>
+      <w:r>
+        <w:t>stresu</w:t>
+      </w:r>
+    </w:p>
+    <w:p>
+      <w:pPr>
+        <w:pStyle w:val="Akapitzlist"/>
+        <w:numPr>
+          <w:ilvl w:val="0"/>
+          <w:numId w:val="66"/>
+        </w:numPr>
+      </w:pPr>
+      <w:r>
+        <w:t>wiedzy</w:t>
+      </w:r>
+    </w:p>
+    <w:p>
+      <w:pPr>
+        <w:pStyle w:val="Akapitzlist"/>
+        <w:numPr>
+          <w:ilvl w:val="0"/>
+          <w:numId w:val="66"/>
+        </w:numPr>
+      </w:pPr>
+      <w:r>
+        <w:t>doświadczenia</w:t>
+      </w:r>
+    </w:p>
+    <w:p>
+      <w:pPr>
+        <w:pStyle w:val="Akapitzlist"/>
+        <w:numPr>
+          <w:ilvl w:val="0"/>
+          <w:numId w:val="66"/>
+        </w:numPr>
+      </w:pPr>
+      <w:r>
+        <w:t>tonu meldunku</w:t>
+      </w:r>
+    </w:p>
+    <w:p>
+      <w:pPr>
+        <w:pStyle w:val="Akapitzlist"/>
+        <w:numPr>
+          <w:ilvl w:val="0"/>
+          <w:numId w:val="66"/>
+        </w:numPr>
+      </w:pPr>
+      <w:r>
+        <w:t>kolejności informacji</w:t>
+      </w:r>
+    </w:p>
+    <w:p>
+      <w:pPr>
+        <w:pStyle w:val="Akapitzlist"/>
+        <w:numPr>
+          <w:ilvl w:val="0"/>
+          <w:numId w:val="66"/>
+        </w:numPr>
+      </w:pPr>
+      <w:r>
+        <w:t>presji czasu</w:t>
+      </w:r>
+    </w:p>
+    <w:p>
+      <w:pPr>
+        <w:pStyle w:val="Akapitzlist"/>
+        <w:numPr>
+          <w:ilvl w:val="0"/>
+          <w:numId w:val="66"/>
+        </w:numPr>
+      </w:pPr>
+      <w:r>
+        <w:t>osobistych filtrów poznawczych</w:t>
+      </w:r>
+    </w:p>
+    <w:p>
+      <w:pPr>
+        <w:pStyle w:val="Akapitzlist"/>
+        <w:numPr>
+          <w:ilvl w:val="0"/>
+          <w:numId w:val="66"/>
+        </w:numPr>
+      </w:pPr>
+      <w:r>
+        <w:t>poziomu przeciążenia</w:t>
+      </w:r>
+    </w:p>
+    <w:p>
+      <w:r>
+        <w:t>To dlatego wojskowe decyzje różnią się od osób do osób, choć dane są te same.</w:t>
       </w:r>
     </w:p>
     <w:p>
@@ -1758,71 +2669,268 @@
         <w:pStyle w:val="Nagwek4"/>
       </w:pPr>
       <w:r>
-        <w:t>DECIDE jest szybki wtedy, gdy:</w:t>
-      </w:r>
-    </w:p>
-    <w:p>
-      <w:pPr>
-        <w:pStyle w:val="Akapitzlist"/>
-        <w:numPr>
-          <w:ilvl w:val="0"/>
-          <w:numId w:val="57"/>
-        </w:numPr>
-      </w:pPr>
-      <w:r>
-        <w:t>nie ma chaosu</w:t>
-      </w:r>
-    </w:p>
-    <w:p>
-      <w:pPr>
-        <w:pStyle w:val="Akapitzlist"/>
-        <w:numPr>
-          <w:ilvl w:val="0"/>
-          <w:numId w:val="57"/>
-        </w:numPr>
-      </w:pPr>
-      <w:r>
-        <w:t>nie ma konfliktów między meldunkami</w:t>
-      </w:r>
-    </w:p>
-    <w:p>
-      <w:pPr>
-        <w:pStyle w:val="Akapitzlist"/>
-        <w:numPr>
-          <w:ilvl w:val="0"/>
-          <w:numId w:val="57"/>
-        </w:numPr>
-      </w:pPr>
-      <w:r>
-        <w:t>nie ma sprzecznych obrazów sytuacji</w:t>
-      </w:r>
-    </w:p>
-    <w:p>
-      <w:pPr>
-        <w:pStyle w:val="Akapitzlist"/>
-        <w:numPr>
-          <w:ilvl w:val="0"/>
-          <w:numId w:val="57"/>
-        </w:numPr>
-      </w:pPr>
-      <w:r>
-        <w:t>nie ma 6 osób mówiących co innego</w:t>
-      </w:r>
-    </w:p>
-    <w:p>
-      <w:r>
-        <w:t>W klasycznym C4ISR jest zawsze konflikt percepcji.</w:t>
-      </w:r>
-    </w:p>
-    <w:p>
-      <w:pPr>
-        <w:pStyle w:val="Nagwek4"/>
-      </w:pPr>
-      <w:r>
-        <w:t>W OODA:</w:t>
-      </w:r>
-    </w:p>
-    <w:p>
+        <w:rPr>
+          <w:rFonts w:ascii="Segoe UI Emoji" w:hAnsi="Segoe UI Emoji" w:cs="Segoe UI Emoji"/>
+        </w:rPr>
+        <w:t>⭐</w:t>
+      </w:r>
+      <w:r>
+        <w:t xml:space="preserve"> W tym miejscu Azramata robi największą robotę:</w:t>
+      </w:r>
+    </w:p>
+    <w:p>
+      <w:pPr>
+        <w:pStyle w:val="Akapitzlist"/>
+        <w:numPr>
+          <w:ilvl w:val="0"/>
+          <w:numId w:val="67"/>
+        </w:numPr>
+      </w:pPr>
+      <w:r>
+        <w:t>Ujednolica interpretację danych</w:t>
+      </w:r>
+    </w:p>
+    <w:p>
+      <w:pPr>
+        <w:pStyle w:val="Akapitzlist"/>
+        <w:numPr>
+          <w:ilvl w:val="0"/>
+          <w:numId w:val="67"/>
+        </w:numPr>
+      </w:pPr>
+      <w:r>
+        <w:t>Stabilizuje percepcję pod stresem</w:t>
+      </w:r>
+    </w:p>
+    <w:p>
+      <w:pPr>
+        <w:pStyle w:val="Akapitzlist"/>
+        <w:numPr>
+          <w:ilvl w:val="0"/>
+          <w:numId w:val="67"/>
+        </w:numPr>
+      </w:pPr>
+      <w:r>
+        <w:t>Ustawia sens i priorytety</w:t>
+      </w:r>
+    </w:p>
+    <w:p>
+      <w:pPr>
+        <w:pStyle w:val="Akapitzlist"/>
+        <w:numPr>
+          <w:ilvl w:val="0"/>
+          <w:numId w:val="67"/>
+        </w:numPr>
+      </w:pPr>
+      <w:r>
+        <w:t>Zapobiega tunelowaniu</w:t>
+      </w:r>
+    </w:p>
+    <w:p>
+      <w:pPr>
+        <w:pStyle w:val="Akapitzlist"/>
+        <w:numPr>
+          <w:ilvl w:val="0"/>
+          <w:numId w:val="67"/>
+        </w:numPr>
+      </w:pPr>
+      <w:r>
+        <w:t>Neutralizuje chaos poznawczy</w:t>
+      </w:r>
+    </w:p>
+    <w:p>
+      <w:r>
+        <w:t>Efekt:</w:t>
+      </w:r>
+    </w:p>
+    <w:p>
+      <w:pPr>
+        <w:pStyle w:val="Akapitzlist"/>
+        <w:numPr>
+          <w:ilvl w:val="0"/>
+          <w:numId w:val="68"/>
+        </w:numPr>
+      </w:pPr>
+      <w:r>
+        <w:rPr>
+          <w:rFonts w:ascii="Segoe UI Emoji" w:hAnsi="Segoe UI Emoji" w:cs="Segoe UI Emoji"/>
+        </w:rPr>
+        <w:t>👉</w:t>
+      </w:r>
+      <w:r>
+        <w:t xml:space="preserve"> decyzja jest szybka</w:t>
+      </w:r>
+    </w:p>
+    <w:p>
+      <w:pPr>
+        <w:pStyle w:val="Akapitzlist"/>
+        <w:numPr>
+          <w:ilvl w:val="0"/>
+          <w:numId w:val="68"/>
+        </w:numPr>
+      </w:pPr>
+      <w:r>
+        <w:rPr>
+          <w:rFonts w:ascii="Segoe UI Emoji" w:hAnsi="Segoe UI Emoji" w:cs="Segoe UI Emoji"/>
+        </w:rPr>
+        <w:t>👉</w:t>
+      </w:r>
+      <w:r>
+        <w:t xml:space="preserve"> decyzja jest czysta</w:t>
+      </w:r>
+    </w:p>
+    <w:p>
+      <w:pPr>
+        <w:pStyle w:val="Akapitzlist"/>
+        <w:numPr>
+          <w:ilvl w:val="0"/>
+          <w:numId w:val="68"/>
+        </w:numPr>
+      </w:pPr>
+      <w:r>
+        <w:rPr>
+          <w:rFonts w:ascii="Segoe UI Emoji" w:hAnsi="Segoe UI Emoji" w:cs="Segoe UI Emoji"/>
+        </w:rPr>
+        <w:t>👉</w:t>
+      </w:r>
+      <w:r>
+        <w:t xml:space="preserve"> decyzja jest spójna w całym sztabie</w:t>
+      </w:r>
+    </w:p>
+    <w:p>
+      <w:r>
+        <w:t>Dowódca nie „gubi się” pomiędzy sprzecznymi analizami.</w:t>
+      </w:r>
+    </w:p>
+    <w:p>
+      <w:pPr>
+        <w:pStyle w:val="Nagwek3"/>
+      </w:pPr>
+      <w:r>
+        <w:rPr>
+          <w:rFonts w:ascii="Segoe UI Emoji" w:hAnsi="Segoe UI Emoji" w:cs="Segoe UI Emoji"/>
+        </w:rPr>
+        <w:t>🔵</w:t>
+      </w:r>
+      <w:r>
+        <w:t xml:space="preserve"> 4) ACTION</w:t>
+      </w:r>
+    </w:p>
+    <w:p>
+      <w:r>
+        <w:t>Czyli przełożenie decyzji na:</w:t>
+      </w:r>
+    </w:p>
+    <w:p>
+      <w:pPr>
+        <w:pStyle w:val="Akapitzlist"/>
+        <w:numPr>
+          <w:ilvl w:val="0"/>
+          <w:numId w:val="69"/>
+        </w:numPr>
+      </w:pPr>
+      <w:r>
+        <w:t>rozkaz</w:t>
+      </w:r>
+    </w:p>
+    <w:p>
+      <w:pPr>
+        <w:pStyle w:val="Akapitzlist"/>
+        <w:numPr>
+          <w:ilvl w:val="0"/>
+          <w:numId w:val="69"/>
+        </w:numPr>
+      </w:pPr>
+      <w:r>
+        <w:t>manewr</w:t>
+      </w:r>
+    </w:p>
+    <w:p>
+      <w:pPr>
+        <w:pStyle w:val="Akapitzlist"/>
+        <w:numPr>
+          <w:ilvl w:val="0"/>
+          <w:numId w:val="69"/>
+        </w:numPr>
+      </w:pPr>
+      <w:r>
+        <w:lastRenderedPageBreak/>
+        <w:t>strzał</w:t>
+      </w:r>
+    </w:p>
+    <w:p>
+      <w:pPr>
+        <w:pStyle w:val="Akapitzlist"/>
+        <w:numPr>
+          <w:ilvl w:val="0"/>
+          <w:numId w:val="69"/>
+        </w:numPr>
+      </w:pPr>
+      <w:r>
+        <w:t>zmianę pozycji</w:t>
+      </w:r>
+    </w:p>
+    <w:p>
+      <w:pPr>
+        <w:pStyle w:val="Akapitzlist"/>
+        <w:numPr>
+          <w:ilvl w:val="0"/>
+          <w:numId w:val="69"/>
+        </w:numPr>
+      </w:pPr>
+      <w:r>
+        <w:t>wezwanie artylerii</w:t>
+      </w:r>
+    </w:p>
+    <w:p>
+      <w:pPr>
+        <w:pStyle w:val="Akapitzlist"/>
+        <w:numPr>
+          <w:ilvl w:val="0"/>
+          <w:numId w:val="69"/>
+        </w:numPr>
+      </w:pPr>
+      <w:r>
+        <w:t>przejęcie inicjatywy</w:t>
+      </w:r>
+    </w:p>
+    <w:p>
+      <w:pPr>
+        <w:pStyle w:val="Akapitzlist"/>
+        <w:numPr>
+          <w:ilvl w:val="0"/>
+          <w:numId w:val="69"/>
+        </w:numPr>
+      </w:pPr>
+      <w:r>
+        <w:t>reorganizację jednostek</w:t>
+      </w:r>
+    </w:p>
+    <w:p>
+      <w:pPr>
+        <w:pStyle w:val="Akapitzlist"/>
+        <w:numPr>
+          <w:ilvl w:val="0"/>
+          <w:numId w:val="69"/>
+        </w:numPr>
+      </w:pPr>
+      <w:r>
+        <w:t>blokowanie przeciwnika</w:t>
+      </w:r>
+    </w:p>
+    <w:p>
+      <w:r>
+        <w:t>I tu również:</w:t>
+      </w:r>
+    </w:p>
+    <w:p>
+      <w:pPr>
+        <w:pStyle w:val="Akapitzlist"/>
+        <w:numPr>
+          <w:ilvl w:val="0"/>
+          <w:numId w:val="70"/>
+        </w:numPr>
+      </w:pPr>
       <w:r>
         <w:rPr>
           <w:rFonts w:ascii="Segoe UI Symbol" w:hAnsi="Segoe UI Symbol" w:cs="Segoe UI Symbol"/>
@@ -1830,10 +2938,17 @@
         <w:t>✔</w:t>
       </w:r>
       <w:r>
-        <w:t xml:space="preserve"> ORIENT „ustawia sens”</w:t>
-      </w:r>
-    </w:p>
-    <w:p>
+        <w:t xml:space="preserve"> szybkie DECISION = szybkie ACTION</w:t>
+      </w:r>
+    </w:p>
+    <w:p>
+      <w:pPr>
+        <w:pStyle w:val="Akapitzlist"/>
+        <w:numPr>
+          <w:ilvl w:val="0"/>
+          <w:numId w:val="70"/>
+        </w:numPr>
+      </w:pPr>
       <w:r>
         <w:rPr>
           <w:rFonts w:ascii="Segoe UI Symbol" w:hAnsi="Segoe UI Symbol" w:cs="Segoe UI Symbol"/>
@@ -1841,20 +2956,35 @@
         <w:t>✔</w:t>
       </w:r>
       <w:r>
-        <w:t xml:space="preserve"> a DECIDE tylko „wybiera kierunek”</w:t>
-      </w:r>
-    </w:p>
-    <w:p>
-      <w:proofErr w:type="gramStart"/>
+        <w:t xml:space="preserve"> spójne DECISION = spójne ACTION</w:t>
+      </w:r>
+    </w:p>
+    <w:p>
+      <w:pPr>
+        <w:pStyle w:val="Akapitzlist"/>
+        <w:numPr>
+          <w:ilvl w:val="0"/>
+          <w:numId w:val="70"/>
+        </w:numPr>
+      </w:pPr>
       <w:r>
         <w:rPr>
           <w:rFonts w:ascii="Segoe UI Symbol" w:hAnsi="Segoe UI Symbol" w:cs="Segoe UI Symbol"/>
         </w:rPr>
         <w:t>✔</w:t>
       </w:r>
-      <w:proofErr w:type="gramEnd"/>
-      <w:r>
-        <w:t xml:space="preserve"> czyli trwa to 0,2 sekundy zamiast 20 sekund</w:t>
+      <w:r>
+        <w:t xml:space="preserve"> czyste ORIENT = brak konfliktów w wykonaniu</w:t>
+      </w:r>
+    </w:p>
+    <w:p>
+      <w:r>
+        <w:t>Azramata nie steruje działaniem.</w:t>
+      </w:r>
+    </w:p>
+    <w:p>
+      <w:r>
+        <w:t>Ona usuwa chaos, który opóźnia działanie.</w:t>
       </w:r>
     </w:p>
     <w:p>
@@ -1865,123 +2995,1045 @@
         <w:rPr>
           <w:rFonts w:ascii="Segoe UI Emoji" w:hAnsi="Segoe UI Emoji" w:cs="Segoe UI Emoji"/>
         </w:rPr>
-        <w:t>🔥</w:t>
-      </w:r>
-      <w:r>
-        <w:t xml:space="preserve"> 4. OODA skraca czas decyzji przez PREEMPCJĘ</w:t>
-      </w:r>
-    </w:p>
-    <w:p>
-      <w:r>
-        <w:t>To jest najważniejsze:</w:t>
-      </w:r>
-    </w:p>
-    <w:p>
-      <w:r>
-        <w:t>Dowódca nie musi:</w:t>
-      </w:r>
-    </w:p>
-    <w:p>
-      <w:pPr>
-        <w:pStyle w:val="Akapitzlist"/>
-        <w:numPr>
-          <w:ilvl w:val="0"/>
-          <w:numId w:val="58"/>
-        </w:numPr>
-      </w:pPr>
-      <w:r>
-        <w:t>analizować wszystkiego od zera</w:t>
-      </w:r>
-    </w:p>
-    <w:p>
-      <w:pPr>
-        <w:pStyle w:val="Akapitzlist"/>
-        <w:numPr>
-          <w:ilvl w:val="0"/>
-          <w:numId w:val="58"/>
-        </w:numPr>
-      </w:pPr>
-      <w:r>
-        <w:t>czekać na kolejne dane</w:t>
-      </w:r>
-    </w:p>
-    <w:p>
-      <w:pPr>
-        <w:pStyle w:val="Akapitzlist"/>
-        <w:numPr>
-          <w:ilvl w:val="0"/>
-          <w:numId w:val="58"/>
-        </w:numPr>
-      </w:pPr>
-      <w:r>
-        <w:t>porównywać informacji</w:t>
-      </w:r>
-    </w:p>
-    <w:p>
-      <w:pPr>
-        <w:pStyle w:val="Akapitzlist"/>
-        <w:numPr>
-          <w:ilvl w:val="0"/>
-          <w:numId w:val="58"/>
-        </w:numPr>
-      </w:pPr>
-      <w:r>
-        <w:t>walczyć z szumem</w:t>
-      </w:r>
-    </w:p>
-    <w:p>
-      <w:pPr>
-        <w:pStyle w:val="Akapitzlist"/>
-        <w:numPr>
-          <w:ilvl w:val="0"/>
-          <w:numId w:val="58"/>
-        </w:numPr>
-      </w:pPr>
-      <w:r>
-        <w:t>tłumić strachu i presji</w:t>
+        <w:t>⭐</w:t>
+      </w:r>
+      <w:r>
+        <w:t xml:space="preserve"> PODSUMOWANIE</w:t>
+      </w:r>
+    </w:p>
+    <w:p>
+      <w:pPr>
+        <w:pStyle w:val="Nagwek4"/>
+      </w:pPr>
+      <w:r>
+        <w:t>Sensor → Fusion → Decision → Action</w:t>
+      </w:r>
+    </w:p>
+    <w:p>
+      <w:r>
+        <w:t>jest jak:</w:t>
+      </w:r>
+    </w:p>
+    <w:p>
+      <w:pPr>
+        <w:pStyle w:val="Akapitzlist"/>
+        <w:numPr>
+          <w:ilvl w:val="0"/>
+          <w:numId w:val="71"/>
+        </w:numPr>
+      </w:pPr>
+      <w:r>
+        <w:t>oczy (SENSOR)</w:t>
+      </w:r>
+    </w:p>
+    <w:p>
+      <w:pPr>
+        <w:pStyle w:val="Akapitzlist"/>
+        <w:numPr>
+          <w:ilvl w:val="0"/>
+          <w:numId w:val="71"/>
+        </w:numPr>
+      </w:pPr>
+      <w:r>
+        <w:t>mózg analityczny (FUSION)</w:t>
+      </w:r>
+    </w:p>
+    <w:p>
+      <w:pPr>
+        <w:pStyle w:val="Akapitzlist"/>
+        <w:numPr>
+          <w:ilvl w:val="0"/>
+          <w:numId w:val="71"/>
+        </w:numPr>
+      </w:pPr>
+      <w:r>
+        <w:t>świadomość i ocena sytuacji (DECISION)</w:t>
+      </w:r>
+    </w:p>
+    <w:p>
+      <w:pPr>
+        <w:pStyle w:val="Akapitzlist"/>
+        <w:numPr>
+          <w:ilvl w:val="0"/>
+          <w:numId w:val="71"/>
+        </w:numPr>
+      </w:pPr>
+      <w:r>
+        <w:t>ręka (ACTION)</w:t>
+      </w:r>
+    </w:p>
+    <w:p>
+      <w:r>
+        <w:t>Ale brakuje jednej rzeczy:</w:t>
+      </w:r>
+    </w:p>
+    <w:p>
+      <w:r>
+        <w:rPr>
+          <w:rFonts w:ascii="Segoe UI Emoji" w:hAnsi="Segoe UI Emoji" w:cs="Segoe UI Emoji"/>
+        </w:rPr>
+        <w:t>👉</w:t>
+      </w:r>
+      <w:r>
+        <w:t xml:space="preserve"> w wojsku brakuje „RÓWNEGO SENSU” między ludźmi</w:t>
+      </w:r>
+    </w:p>
+    <w:p>
+      <w:r>
+        <w:t>i dlatego systemy się blokują.</w:t>
+      </w:r>
+    </w:p>
+    <w:p>
+      <w:r>
+        <w:t>Azramata dodaje element Cognition, który:</w:t>
+      </w:r>
+    </w:p>
+    <w:p>
+      <w:pPr>
+        <w:pStyle w:val="Akapitzlist"/>
+        <w:numPr>
+          <w:ilvl w:val="0"/>
+          <w:numId w:val="72"/>
+        </w:numPr>
+      </w:pPr>
+      <w:r>
+        <w:t>spaja cały łańcuch</w:t>
+      </w:r>
+    </w:p>
+    <w:p>
+      <w:pPr>
+        <w:pStyle w:val="Akapitzlist"/>
+        <w:numPr>
+          <w:ilvl w:val="0"/>
+          <w:numId w:val="72"/>
+        </w:numPr>
+      </w:pPr>
+      <w:r>
+        <w:t>przyspiesza cały łańcuch</w:t>
+      </w:r>
+    </w:p>
+    <w:p>
+      <w:pPr>
+        <w:pStyle w:val="Akapitzlist"/>
+        <w:numPr>
+          <w:ilvl w:val="0"/>
+          <w:numId w:val="72"/>
+        </w:numPr>
+      </w:pPr>
+      <w:r>
+        <w:t>stabilizuje cały łańcuch</w:t>
+      </w:r>
+    </w:p>
+    <w:p>
+      <w:pPr>
+        <w:pStyle w:val="Akapitzlist"/>
+        <w:numPr>
+          <w:ilvl w:val="0"/>
+          <w:numId w:val="72"/>
+        </w:numPr>
+      </w:pPr>
+      <w:r>
+        <w:t>ujednolica cały łańcuch</w:t>
+      </w:r>
+    </w:p>
+    <w:p>
+      <w:pPr>
+        <w:pStyle w:val="Akapitzlist"/>
+        <w:numPr>
+          <w:ilvl w:val="0"/>
+          <w:numId w:val="72"/>
+        </w:numPr>
+      </w:pPr>
+      <w:r>
+        <w:t>I wtedy batalion, brygada, czy dowódca operacyjny</w:t>
+      </w:r>
+    </w:p>
+    <w:p>
+      <w:pPr>
+        <w:pStyle w:val="Akapitzlist"/>
+        <w:numPr>
+          <w:ilvl w:val="0"/>
+          <w:numId w:val="72"/>
+        </w:numPr>
+      </w:pPr>
+      <w:r>
+        <w:t>podejmuje decyzje 2–5x szybciej niż przeciwnik.</w:t>
+      </w:r>
+    </w:p>
+    <w:p>
+      <w:pPr>
+        <w:pStyle w:val="Nagwek4"/>
+      </w:pPr>
+      <w:r>
+        <w:t>A w OODA to oznacza jedno:</w:t>
+      </w:r>
+    </w:p>
+    <w:p>
+      <w:r>
+        <w:rPr>
+          <w:rFonts w:ascii="Segoe UI Emoji" w:hAnsi="Segoe UI Emoji" w:cs="Segoe UI Emoji"/>
+        </w:rPr>
+        <w:t>🟩</w:t>
+      </w:r>
+      <w:r>
+        <w:t xml:space="preserve"> kto ma szybszą percepcję — ten wygrywa operację.</w:t>
+      </w:r>
+    </w:p>
+    <w:p>
+      <w:r>
+        <w:t>To jest fundament całego systemu wojskowego.</w:t>
+      </w:r>
+    </w:p>
+    <w:p>
+      <w:r>
+        <w:t>Zrozumiesz to → wszystko inne spadnie na swoje miejsce.</w:t>
+      </w:r>
+    </w:p>
+    <w:p>
+      <w:pPr>
+        <w:pStyle w:val="Nagwek1"/>
+      </w:pPr>
+      <w:r>
+        <w:t>II. C4ISR (DZIEŃ 3–6)</w:t>
+      </w:r>
+    </w:p>
+    <w:p>
+      <w:r>
+        <w:t>Tu nie grzebiemy się w detalach.</w:t>
       </w:r>
     </w:p>
     <w:p>
       <w:r>
         <w:lastRenderedPageBreak/>
-        <w:t>Bo jego mózg jest cały czas w rytmie:</w:t>
-      </w:r>
-      <w:r>
-        <w:tab/>
-      </w:r>
-    </w:p>
-    <w:p>
-      <w:proofErr w:type="spellStart"/>
-      <w:r>
-        <w:t>Observe</w:t>
-      </w:r>
-      <w:proofErr w:type="spellEnd"/>
-      <w:r>
-        <w:t xml:space="preserve"> → Orient → </w:t>
-      </w:r>
-      <w:proofErr w:type="spellStart"/>
-      <w:r>
-        <w:t>Observe</w:t>
-      </w:r>
-      <w:proofErr w:type="spellEnd"/>
-      <w:r>
-        <w:t xml:space="preserve"> → Orient → </w:t>
-      </w:r>
-      <w:proofErr w:type="spellStart"/>
-      <w:r>
-        <w:t>Observe</w:t>
-      </w:r>
-      <w:proofErr w:type="spellEnd"/>
-      <w:r>
-        <w:t xml:space="preserve"> → Orient…</w:t>
-      </w:r>
-    </w:p>
-    <w:p>
-      <w:r>
-        <w:t>Dzięki temu:</w:t>
-      </w:r>
-    </w:p>
-    <w:p>
+        <w:t>Tylko poziom „rozumiem do czego służy”.</w:t>
+      </w:r>
+    </w:p>
+    <w:p>
+      <w:pPr>
+        <w:pStyle w:val="Nagwek1"/>
+      </w:pPr>
+      <w:r>
+        <w:t xml:space="preserve">### </w:t>
+      </w:r>
+      <w:r>
+        <w:rPr>
+          <w:rFonts w:ascii="Segoe UI Emoji" w:hAnsi="Segoe UI Emoji" w:cs="Segoe UI Emoji"/>
+        </w:rPr>
+        <w:t>⭐</w:t>
+      </w:r>
+      <w:r>
+        <w:t xml:space="preserve"> KROK 3 — Moduły C4ISR (bardzo prosto)</w:t>
+      </w:r>
+    </w:p>
+    <w:p>
+      <w:r>
+        <w:t>C4ISR składa się z wielu podsystemów, ale Tobie interesują cztery najważniejsze z perspektywy Cognition Layer:</w:t>
+      </w:r>
+    </w:p>
+    <w:p>
+      <w:pPr>
+        <w:pStyle w:val="Akapitzlist"/>
+        <w:numPr>
+          <w:ilvl w:val="0"/>
+          <w:numId w:val="73"/>
+        </w:numPr>
+      </w:pPr>
+      <w:r>
+        <w:t>BMS (Battle Management System)</w:t>
+      </w:r>
+    </w:p>
+    <w:p>
+      <w:pPr>
+        <w:pStyle w:val="Akapitzlist"/>
+        <w:numPr>
+          <w:ilvl w:val="0"/>
+          <w:numId w:val="73"/>
+        </w:numPr>
+      </w:pPr>
+      <w:r>
+        <w:t>SIGINT (Signals Intelligence)</w:t>
+      </w:r>
+    </w:p>
+    <w:p>
+      <w:pPr>
+        <w:pStyle w:val="Akapitzlist"/>
+        <w:numPr>
+          <w:ilvl w:val="0"/>
+          <w:numId w:val="73"/>
+        </w:numPr>
+      </w:pPr>
+      <w:r>
+        <w:t>GEOINT (Geospatial Intelligence)</w:t>
+      </w:r>
+    </w:p>
+    <w:p>
+      <w:pPr>
+        <w:pStyle w:val="Akapitzlist"/>
+        <w:numPr>
+          <w:ilvl w:val="0"/>
+          <w:numId w:val="73"/>
+        </w:numPr>
+      </w:pPr>
+      <w:r>
+        <w:t>FIS (Force Information Systems)</w:t>
+      </w:r>
+    </w:p>
+    <w:p>
+      <w:r>
+        <w:t>Wyjaśnię Ci teraz dlaczego one istnieją, a nie jak działają.</w:t>
+      </w:r>
+    </w:p>
+    <w:p>
+      <w:pPr>
+        <w:pStyle w:val="Nagwek2"/>
+      </w:pPr>
+      <w:r>
+        <w:rPr>
+          <w:rFonts w:ascii="Segoe UI Emoji" w:hAnsi="Segoe UI Emoji" w:cs="Segoe UI Emoji"/>
+        </w:rPr>
+        <w:t>🔵</w:t>
+      </w:r>
+      <w:r>
+        <w:t xml:space="preserve"> 1. BMS – „Mózg batalionu”</w:t>
+      </w:r>
+    </w:p>
+    <w:p>
+      <w:r>
+        <w:t>DLACZEGO ISTNIEJE:</w:t>
+      </w:r>
+    </w:p>
+    <w:p>
+      <w:pPr>
+        <w:pStyle w:val="Akapitzlist"/>
+        <w:numPr>
+          <w:ilvl w:val="0"/>
+          <w:numId w:val="74"/>
+        </w:numPr>
+      </w:pPr>
+      <w:r>
+        <w:t>Bo batalion to nie 700 ludzi.</w:t>
+      </w:r>
+    </w:p>
+    <w:p>
+      <w:pPr>
+        <w:pStyle w:val="Akapitzlist"/>
+        <w:numPr>
+          <w:ilvl w:val="0"/>
+          <w:numId w:val="74"/>
+        </w:numPr>
+      </w:pPr>
+      <w:r>
+        <w:t>To 700 różnych perspektyw.</w:t>
+      </w:r>
+    </w:p>
+    <w:p>
+      <w:r>
+        <w:t>BMS jest po to, żeby zrobić:</w:t>
+      </w:r>
+    </w:p>
+    <w:p>
+      <w:pPr>
+        <w:pStyle w:val="Akapitzlist"/>
+        <w:numPr>
+          <w:ilvl w:val="0"/>
+          <w:numId w:val="75"/>
+        </w:numPr>
+      </w:pPr>
+      <w:r>
+        <w:rPr>
+          <w:rFonts w:ascii="Segoe UI Emoji" w:hAnsi="Segoe UI Emoji" w:cs="Segoe UI Emoji"/>
+        </w:rPr>
+        <w:t>👉</w:t>
+      </w:r>
+      <w:r>
+        <w:t xml:space="preserve"> jedną narrację operacyjną</w:t>
+      </w:r>
+    </w:p>
+    <w:p>
+      <w:pPr>
+        <w:pStyle w:val="Akapitzlist"/>
+        <w:numPr>
+          <w:ilvl w:val="0"/>
+          <w:numId w:val="75"/>
+        </w:numPr>
+      </w:pPr>
+      <w:r>
+        <w:rPr>
+          <w:rFonts w:ascii="Segoe UI Emoji" w:hAnsi="Segoe UI Emoji" w:cs="Segoe UI Emoji"/>
+        </w:rPr>
+        <w:t>👉</w:t>
+      </w:r>
+      <w:r>
+        <w:t xml:space="preserve"> jedną mapę sytuacyjną</w:t>
+      </w:r>
+    </w:p>
+    <w:p>
+      <w:pPr>
+        <w:pStyle w:val="Akapitzlist"/>
+        <w:numPr>
+          <w:ilvl w:val="0"/>
+          <w:numId w:val="75"/>
+        </w:numPr>
+      </w:pPr>
+      <w:r>
+        <w:rPr>
+          <w:rFonts w:ascii="Segoe UI Emoji" w:hAnsi="Segoe UI Emoji" w:cs="Segoe UI Emoji"/>
+        </w:rPr>
+        <w:t>👉</w:t>
+      </w:r>
+      <w:r>
+        <w:t xml:space="preserve"> jedno zgrane tempo działania</w:t>
+      </w:r>
+    </w:p>
+    <w:p>
+      <w:r>
+        <w:t>Bez BMS batalion działa jak 10 osobnych firm.</w:t>
+      </w:r>
+    </w:p>
+    <w:p>
+      <w:r>
+        <w:t>Z BMS działa jak jeden organizm.</w:t>
+      </w:r>
+    </w:p>
+    <w:p>
+      <w:r>
+        <w:t>W skrócie:</w:t>
+      </w:r>
+    </w:p>
+    <w:p>
+      <w:r>
+        <w:t>BMS istnieje, żeby dowódca wiedział „co się dzieje TERAZ i GDZIE”.</w:t>
+      </w:r>
+    </w:p>
+    <w:p>
+      <w:r>
+        <w:t>To jest podstawa ORIENT.</w:t>
+      </w:r>
+    </w:p>
+    <w:p>
+      <w:pPr>
+        <w:pStyle w:val="Nagwek2"/>
+      </w:pPr>
+      <w:r>
+        <w:rPr>
+          <w:rFonts w:ascii="Segoe UI Emoji" w:hAnsi="Segoe UI Emoji" w:cs="Segoe UI Emoji"/>
+        </w:rPr>
+        <w:t>🔵</w:t>
+      </w:r>
+      <w:r>
+        <w:t xml:space="preserve"> 2. SIGINT – „Ucho armii”</w:t>
+      </w:r>
+    </w:p>
+    <w:p>
+      <w:r>
+        <w:t>DLACZEGO ISTNIEJE:</w:t>
+      </w:r>
+    </w:p>
+    <w:p>
+      <w:pPr>
+        <w:pStyle w:val="Akapitzlist"/>
+        <w:numPr>
+          <w:ilvl w:val="0"/>
+          <w:numId w:val="76"/>
+        </w:numPr>
+      </w:pPr>
+      <w:r>
+        <w:t>Bo na współczesnym polu walki przeciwnika nie zobaczysz —</w:t>
+      </w:r>
+    </w:p>
+    <w:p>
+      <w:pPr>
+        <w:pStyle w:val="Akapitzlist"/>
+        <w:numPr>
+          <w:ilvl w:val="0"/>
+          <w:numId w:val="76"/>
+        </w:numPr>
+      </w:pPr>
+      <w:r>
+        <w:t>ale usłyszysz jego elektronikę.</w:t>
+      </w:r>
+    </w:p>
+    <w:p>
+      <w:r>
+        <w:t>SIGINT daje:</w:t>
+      </w:r>
+    </w:p>
+    <w:p>
+      <w:pPr>
+        <w:pStyle w:val="Akapitzlist"/>
+        <w:numPr>
+          <w:ilvl w:val="0"/>
+          <w:numId w:val="77"/>
+        </w:numPr>
+      </w:pPr>
+      <w:r>
+        <w:t>przechwytywanie komunikacji przeciwnika</w:t>
+      </w:r>
+    </w:p>
+    <w:p>
+      <w:pPr>
+        <w:pStyle w:val="Akapitzlist"/>
+        <w:numPr>
+          <w:ilvl w:val="0"/>
+          <w:numId w:val="77"/>
+        </w:numPr>
+      </w:pPr>
+      <w:r>
+        <w:t>wykrywanie radarów</w:t>
+      </w:r>
+    </w:p>
+    <w:p>
+      <w:pPr>
+        <w:pStyle w:val="Akapitzlist"/>
+        <w:numPr>
+          <w:ilvl w:val="0"/>
+          <w:numId w:val="77"/>
+        </w:numPr>
+      </w:pPr>
+      <w:r>
+        <w:t>wykrywanie dronów</w:t>
+      </w:r>
+    </w:p>
+    <w:p>
+      <w:pPr>
+        <w:pStyle w:val="Akapitzlist"/>
+        <w:numPr>
+          <w:ilvl w:val="0"/>
+          <w:numId w:val="77"/>
+        </w:numPr>
+      </w:pPr>
+      <w:r>
+        <w:t>rozpoznawanie zakłóceń</w:t>
+      </w:r>
+    </w:p>
+    <w:p>
+      <w:pPr>
+        <w:pStyle w:val="Akapitzlist"/>
+        <w:numPr>
+          <w:ilvl w:val="0"/>
+          <w:numId w:val="77"/>
+        </w:numPr>
+      </w:pPr>
+      <w:r>
+        <w:t>identyfikację emisji radiowych</w:t>
+      </w:r>
+    </w:p>
+    <w:p>
+      <w:r>
+        <w:t>SIGINT istnieje, bo:</w:t>
+      </w:r>
+    </w:p>
+    <w:p>
+      <w:pPr>
+        <w:pStyle w:val="Akapitzlist"/>
+        <w:numPr>
+          <w:ilvl w:val="0"/>
+          <w:numId w:val="78"/>
+        </w:numPr>
+      </w:pPr>
+      <w:r>
+        <w:rPr>
+          <w:rFonts w:ascii="Segoe UI Emoji" w:hAnsi="Segoe UI Emoji" w:cs="Segoe UI Emoji"/>
+        </w:rPr>
+        <w:lastRenderedPageBreak/>
+        <w:t>👉</w:t>
+      </w:r>
+      <w:r>
+        <w:t xml:space="preserve"> każda emisja to zdradzona pozycja</w:t>
+      </w:r>
+    </w:p>
+    <w:p>
+      <w:pPr>
+        <w:pStyle w:val="Akapitzlist"/>
+        <w:numPr>
+          <w:ilvl w:val="0"/>
+          <w:numId w:val="78"/>
+        </w:numPr>
+      </w:pPr>
+      <w:r>
+        <w:rPr>
+          <w:rFonts w:ascii="Segoe UI Emoji" w:hAnsi="Segoe UI Emoji" w:cs="Segoe UI Emoji"/>
+        </w:rPr>
+        <w:t>👉</w:t>
+      </w:r>
+      <w:r>
+        <w:t xml:space="preserve"> każdy sygnał to intencja przeciwnika</w:t>
+      </w:r>
+    </w:p>
+    <w:p>
+      <w:r>
+        <w:t>Nikt na wojnie nie ukryje elektroniki.</w:t>
+      </w:r>
+    </w:p>
+    <w:p>
+      <w:r>
+        <w:t>W skrócie:</w:t>
+      </w:r>
+    </w:p>
+    <w:p>
+      <w:pPr>
+        <w:pStyle w:val="Akapitzlist"/>
+        <w:numPr>
+          <w:ilvl w:val="0"/>
+          <w:numId w:val="79"/>
+        </w:numPr>
+      </w:pPr>
+      <w:r>
+        <w:t>SIGINT istnieje, żeby wiedzieć „CO, KTO i DLACZEGO nadaje”.</w:t>
+      </w:r>
+    </w:p>
+    <w:p>
+      <w:r>
+        <w:t>To jest podstawa OBSERVE.</w:t>
+      </w:r>
+    </w:p>
+    <w:p>
+      <w:pPr>
+        <w:pStyle w:val="Nagwek2"/>
+      </w:pPr>
+      <w:r>
+        <w:rPr>
+          <w:rFonts w:ascii="Segoe UI Emoji" w:hAnsi="Segoe UI Emoji" w:cs="Segoe UI Emoji"/>
+        </w:rPr>
+        <w:t>🔵</w:t>
+      </w:r>
+      <w:r>
+        <w:t xml:space="preserve"> 3. GEOINT – „Oczy z nieba”</w:t>
+      </w:r>
+    </w:p>
+    <w:p>
+      <w:pPr>
+        <w:pStyle w:val="Nagwek4"/>
+      </w:pPr>
+      <w:r>
+        <w:t>DLACZEGO ISTNIEJE:</w:t>
+      </w:r>
+    </w:p>
+    <w:p>
+      <w:r>
+        <w:t>Bo najważniejsze jest:</w:t>
+      </w:r>
+    </w:p>
+    <w:p>
+      <w:pPr>
+        <w:pStyle w:val="Akapitzlist"/>
+        <w:numPr>
+          <w:ilvl w:val="0"/>
+          <w:numId w:val="79"/>
+        </w:numPr>
+      </w:pPr>
+      <w:r>
+        <w:t>„Gdzie jestem?”</w:t>
+      </w:r>
+    </w:p>
+    <w:p>
+      <w:pPr>
+        <w:pStyle w:val="Akapitzlist"/>
+        <w:numPr>
+          <w:ilvl w:val="0"/>
+          <w:numId w:val="79"/>
+        </w:numPr>
+      </w:pPr>
+      <w:r>
+        <w:t>„Gdzie jest przeciwnik?”</w:t>
+      </w:r>
+    </w:p>
+    <w:p>
+      <w:pPr>
+        <w:pStyle w:val="Akapitzlist"/>
+        <w:numPr>
+          <w:ilvl w:val="0"/>
+          <w:numId w:val="79"/>
+        </w:numPr>
+      </w:pPr>
+      <w:r>
+        <w:t>„Co jest między nami?”</w:t>
+      </w:r>
+    </w:p>
+    <w:p>
+      <w:pPr>
+        <w:pStyle w:val="Nagwek4"/>
+      </w:pPr>
+      <w:r>
+        <w:t>GEOINT dostarcza:</w:t>
+      </w:r>
+    </w:p>
+    <w:p>
+      <w:pPr>
+        <w:pStyle w:val="Akapitzlist"/>
+        <w:numPr>
+          <w:ilvl w:val="0"/>
+          <w:numId w:val="80"/>
+        </w:numPr>
+      </w:pPr>
+      <w:r>
+        <w:t>mapping 3D</w:t>
+      </w:r>
+    </w:p>
+    <w:p>
+      <w:pPr>
+        <w:pStyle w:val="Akapitzlist"/>
+        <w:numPr>
+          <w:ilvl w:val="0"/>
+          <w:numId w:val="80"/>
+        </w:numPr>
+      </w:pPr>
+      <w:r>
+        <w:t>dane terenowe</w:t>
+      </w:r>
+    </w:p>
+    <w:p>
+      <w:pPr>
+        <w:pStyle w:val="Akapitzlist"/>
+        <w:numPr>
+          <w:ilvl w:val="0"/>
+          <w:numId w:val="80"/>
+        </w:numPr>
+      </w:pPr>
+      <w:r>
+        <w:t>dane satelitarne</w:t>
+      </w:r>
+    </w:p>
+    <w:p>
+      <w:pPr>
+        <w:pStyle w:val="Akapitzlist"/>
+        <w:numPr>
+          <w:ilvl w:val="0"/>
+          <w:numId w:val="80"/>
+        </w:numPr>
+      </w:pPr>
+      <w:r>
+        <w:t>zdjęcia z orbity</w:t>
+      </w:r>
+    </w:p>
+    <w:p>
+      <w:pPr>
+        <w:pStyle w:val="Akapitzlist"/>
+        <w:numPr>
+          <w:ilvl w:val="0"/>
+          <w:numId w:val="80"/>
+        </w:numPr>
+      </w:pPr>
+      <w:r>
+        <w:t>modele ruchu wojsk</w:t>
+      </w:r>
+    </w:p>
+    <w:p>
+      <w:pPr>
+        <w:pStyle w:val="Nagwek4"/>
+      </w:pPr>
+      <w:r>
+        <w:t>GEOINT istnieje, bo wojna to zawsze:</w:t>
+      </w:r>
+    </w:p>
+    <w:p>
+      <w:r>
+        <w:rPr>
+          <w:rFonts w:ascii="Segoe UI Emoji" w:hAnsi="Segoe UI Emoji" w:cs="Segoe UI Emoji"/>
+        </w:rPr>
+        <w:t>👉</w:t>
+      </w:r>
+      <w:r>
+        <w:t xml:space="preserve"> geografia + czas + zamiar.</w:t>
+      </w:r>
+    </w:p>
+    <w:p>
+      <w:r>
+        <w:t>Nie ma wojny bez mapy.</w:t>
+      </w:r>
+    </w:p>
+    <w:p>
+      <w:r>
+        <w:t>W skrócie:</w:t>
+      </w:r>
+    </w:p>
+    <w:p>
+      <w:pPr>
+        <w:pStyle w:val="Nagwek4"/>
+      </w:pPr>
+      <w:r>
+        <w:t>GEOINT istnieje, żeby wiedzieć „JAK WYGLĄDA PRZESTRZEŃ”,</w:t>
+      </w:r>
+    </w:p>
+    <w:p>
+      <w:r>
+        <w:t>a Azramata mówi „CO TEN TEREN ZNACZY”.</w:t>
+      </w:r>
+    </w:p>
+    <w:p>
+      <w:pPr>
+        <w:pStyle w:val="Nagwek2"/>
+      </w:pPr>
+      <w:r>
+        <w:rPr>
+          <w:rFonts w:ascii="Segoe UI Emoji" w:hAnsi="Segoe UI Emoji" w:cs="Segoe UI Emoji"/>
+        </w:rPr>
+        <w:t>🔵</w:t>
+      </w:r>
+      <w:r>
+        <w:t xml:space="preserve"> 4. FIS – „Krwiobieg informacyjny wojska”</w:t>
+      </w:r>
+    </w:p>
+    <w:p>
+      <w:pPr>
+        <w:pStyle w:val="Nagwek3"/>
+      </w:pPr>
+      <w:r>
+        <w:t>DLACZEGO ISTNIEJE:</w:t>
+      </w:r>
+    </w:p>
+    <w:p>
+      <w:r>
+        <w:t>Bo wojsko generuje tak gigantyczną ilość informacji, że bez FIS:</w:t>
+      </w:r>
+    </w:p>
+    <w:p>
+      <w:pPr>
+        <w:pStyle w:val="Akapitzlist"/>
+        <w:numPr>
+          <w:ilvl w:val="0"/>
+          <w:numId w:val="81"/>
+        </w:numPr>
+      </w:pPr>
+      <w:r>
+        <w:t>gubi dane,</w:t>
+      </w:r>
+    </w:p>
+    <w:p>
+      <w:pPr>
+        <w:pStyle w:val="Akapitzlist"/>
+        <w:numPr>
+          <w:ilvl w:val="0"/>
+          <w:numId w:val="81"/>
+        </w:numPr>
+      </w:pPr>
+      <w:r>
+        <w:t>gubi kontekst,</w:t>
+      </w:r>
+    </w:p>
+    <w:p>
+      <w:pPr>
+        <w:pStyle w:val="Akapitzlist"/>
+        <w:numPr>
+          <w:ilvl w:val="0"/>
+          <w:numId w:val="81"/>
+        </w:numPr>
+      </w:pPr>
+      <w:r>
+        <w:t>nie umie przekazywać pełnego obrazu,</w:t>
+      </w:r>
+    </w:p>
+    <w:p>
+      <w:pPr>
+        <w:pStyle w:val="Akapitzlist"/>
+        <w:numPr>
+          <w:ilvl w:val="0"/>
+          <w:numId w:val="81"/>
+        </w:numPr>
+      </w:pPr>
+      <w:r>
+        <w:t>nie radzi sobie z logistyką i łącznością.</w:t>
+      </w:r>
+    </w:p>
+    <w:p>
+      <w:pPr>
+        <w:pStyle w:val="Akapitzlist"/>
+        <w:numPr>
+          <w:ilvl w:val="0"/>
+          <w:numId w:val="81"/>
+        </w:numPr>
+      </w:pPr>
+      <w:r>
+        <w:t>FIS zapewnia:</w:t>
+      </w:r>
+    </w:p>
+    <w:p>
+      <w:pPr>
+        <w:pStyle w:val="Akapitzlist"/>
+        <w:numPr>
+          <w:ilvl w:val="0"/>
+          <w:numId w:val="81"/>
+        </w:numPr>
+      </w:pPr>
+      <w:r>
+        <w:t>dostęp do informacji,</w:t>
+      </w:r>
+    </w:p>
+    <w:p>
+      <w:pPr>
+        <w:pStyle w:val="Akapitzlist"/>
+        <w:numPr>
+          <w:ilvl w:val="0"/>
+          <w:numId w:val="81"/>
+        </w:numPr>
+      </w:pPr>
+      <w:r>
+        <w:t>struktury danych,</w:t>
+      </w:r>
+    </w:p>
+    <w:p>
+      <w:pPr>
+        <w:pStyle w:val="Akapitzlist"/>
+        <w:numPr>
+          <w:ilvl w:val="0"/>
+          <w:numId w:val="81"/>
+        </w:numPr>
+      </w:pPr>
+      <w:r>
+        <w:t>przepływ meldunków,</w:t>
+      </w:r>
+    </w:p>
+    <w:p>
+      <w:pPr>
+        <w:pStyle w:val="Akapitzlist"/>
+        <w:numPr>
+          <w:ilvl w:val="0"/>
+          <w:numId w:val="81"/>
+        </w:numPr>
+      </w:pPr>
+      <w:r>
+        <w:t>formaty wymiany,</w:t>
+      </w:r>
+    </w:p>
+    <w:p>
+      <w:pPr>
+        <w:pStyle w:val="Akapitzlist"/>
+        <w:numPr>
+          <w:ilvl w:val="0"/>
+          <w:numId w:val="81"/>
+        </w:numPr>
+      </w:pPr>
+      <w:r>
+        <w:t>kompatybilność systemów.</w:t>
+      </w:r>
+    </w:p>
+    <w:p>
+      <w:r>
+        <w:lastRenderedPageBreak/>
+        <w:t>FIS istnieje, bo bez formalnego obiegu informacja umiera.</w:t>
+      </w:r>
+    </w:p>
+    <w:p>
+      <w:r>
+        <w:t>W skrócie:</w:t>
+      </w:r>
+    </w:p>
+    <w:p>
+      <w:pPr>
+        <w:pStyle w:val="Akapitzlist"/>
+        <w:numPr>
+          <w:ilvl w:val="0"/>
+          <w:numId w:val="82"/>
+        </w:numPr>
+      </w:pPr>
+      <w:r>
+        <w:t>FIS istnieje, żeby informacja była „dostępna, aktualna i zgodna”.</w:t>
+      </w:r>
+    </w:p>
+    <w:p>
+      <w:pPr>
+        <w:pStyle w:val="Nagwek2"/>
+      </w:pPr>
+      <w:r>
+        <w:rPr>
+          <w:rFonts w:ascii="Segoe UI Emoji" w:hAnsi="Segoe UI Emoji" w:cs="Segoe UI Emoji"/>
+        </w:rPr>
+        <w:t>⭐</w:t>
+      </w:r>
+      <w:r>
+        <w:t xml:space="preserve"> Jak to wszystko łączy Azramata? (prawdziwy hit)</w:t>
+      </w:r>
+    </w:p>
+    <w:p>
+      <w:r>
+        <w:t>Azramata nie dotyka:</w:t>
+      </w:r>
+    </w:p>
+    <w:p>
+      <w:pPr>
+        <w:pStyle w:val="Akapitzlist"/>
+        <w:numPr>
+          <w:ilvl w:val="0"/>
+          <w:numId w:val="82"/>
+        </w:numPr>
+      </w:pPr>
+      <w:r>
+        <w:t>hardware,</w:t>
+      </w:r>
+    </w:p>
+    <w:p>
+      <w:pPr>
+        <w:pStyle w:val="Akapitzlist"/>
+        <w:numPr>
+          <w:ilvl w:val="0"/>
+          <w:numId w:val="82"/>
+        </w:numPr>
+      </w:pPr>
+      <w:r>
+        <w:t>sensorów,</w:t>
+      </w:r>
+    </w:p>
+    <w:p>
+      <w:pPr>
+        <w:pStyle w:val="Akapitzlist"/>
+        <w:numPr>
+          <w:ilvl w:val="0"/>
+          <w:numId w:val="82"/>
+        </w:numPr>
+      </w:pPr>
+      <w:r>
+        <w:t>łączności,</w:t>
+      </w:r>
+    </w:p>
+    <w:p>
+      <w:pPr>
+        <w:pStyle w:val="Akapitzlist"/>
+        <w:numPr>
+          <w:ilvl w:val="0"/>
+          <w:numId w:val="82"/>
+        </w:numPr>
+      </w:pPr>
+      <w:r>
+        <w:t>logistyki,</w:t>
+      </w:r>
+    </w:p>
+    <w:p>
+      <w:pPr>
+        <w:pStyle w:val="Akapitzlist"/>
+        <w:numPr>
+          <w:ilvl w:val="0"/>
+          <w:numId w:val="82"/>
+        </w:numPr>
+      </w:pPr>
+      <w:r>
+        <w:t>protokołów,</w:t>
+      </w:r>
+    </w:p>
+    <w:p>
+      <w:pPr>
+        <w:pStyle w:val="Akapitzlist"/>
+        <w:numPr>
+          <w:ilvl w:val="0"/>
+          <w:numId w:val="82"/>
+        </w:numPr>
+      </w:pPr>
+      <w:r>
+        <w:t>radiostacji.</w:t>
+      </w:r>
+    </w:p>
+    <w:p>
+      <w:r>
+        <w:t>Azramata dotyka przestrzeni między tymi systemami — czyli tego, czego nie da się zrobić technicznie:</w:t>
+      </w:r>
+    </w:p>
+    <w:p>
+      <w:pPr>
+        <w:pStyle w:val="Akapitzlist"/>
+        <w:numPr>
+          <w:ilvl w:val="0"/>
+          <w:numId w:val="83"/>
+        </w:numPr>
+      </w:pPr>
       <w:r>
         <w:rPr>
           <w:rFonts w:ascii="Segoe UI Symbol" w:hAnsi="Segoe UI Symbol" w:cs="Segoe UI Symbol"/>
@@ -1989,23 +4041,35 @@
         <w:t>✔</w:t>
       </w:r>
       <w:r>
-        <w:t xml:space="preserve"> decyzja pojawia się sama</w:t>
-      </w:r>
-    </w:p>
-    <w:p>
-      <w:proofErr w:type="gramStart"/>
+        <w:t xml:space="preserve"> robi jedną percepcję z wielu źródeł</w:t>
+      </w:r>
+    </w:p>
+    <w:p>
+      <w:pPr>
+        <w:pStyle w:val="Akapitzlist"/>
+        <w:numPr>
+          <w:ilvl w:val="0"/>
+          <w:numId w:val="83"/>
+        </w:numPr>
+      </w:pPr>
       <w:r>
         <w:rPr>
           <w:rFonts w:ascii="Segoe UI Symbol" w:hAnsi="Segoe UI Symbol" w:cs="Segoe UI Symbol"/>
         </w:rPr>
         <w:t>✔</w:t>
       </w:r>
-      <w:proofErr w:type="gramEnd"/>
-      <w:r>
-        <w:t xml:space="preserve"> bo pętla jest już „naładowana” kontekstem</w:t>
-      </w:r>
-    </w:p>
-    <w:p>
+      <w:r>
+        <w:t xml:space="preserve"> synchronizuje ludzi, a nie tylko systemy</w:t>
+      </w:r>
+    </w:p>
+    <w:p>
+      <w:pPr>
+        <w:pStyle w:val="Akapitzlist"/>
+        <w:numPr>
+          <w:ilvl w:val="0"/>
+          <w:numId w:val="83"/>
+        </w:numPr>
+      </w:pPr>
       <w:r>
         <w:rPr>
           <w:rFonts w:ascii="Segoe UI Symbol" w:hAnsi="Segoe UI Symbol" w:cs="Segoe UI Symbol"/>
@@ -2013,7 +4077,30 @@
         <w:t>✔</w:t>
       </w:r>
       <w:r>
-        <w:t xml:space="preserve"> więc DECIDE trwa sekundę, nie minutę</w:t>
+        <w:t xml:space="preserve"> eliminuje chaos poznawczy</w:t>
+      </w:r>
+    </w:p>
+    <w:p>
+      <w:pPr>
+        <w:pStyle w:val="Akapitzlist"/>
+        <w:numPr>
+          <w:ilvl w:val="0"/>
+          <w:numId w:val="83"/>
+        </w:numPr>
+      </w:pPr>
+      <w:r>
+        <w:rPr>
+          <w:rFonts w:ascii="Segoe UI Symbol" w:hAnsi="Segoe UI Symbol" w:cs="Segoe UI Symbol"/>
+        </w:rPr>
+        <w:t>✔</w:t>
+      </w:r>
+      <w:r>
+        <w:t xml:space="preserve"> robi ORIENT spójny dla wszystkich</w:t>
+      </w:r>
+    </w:p>
+    <w:p>
+      <w:r>
+        <w:t>I właśnie dlatego jest warstwą C5ISR (Cognition).</w:t>
       </w:r>
     </w:p>
     <w:p>
@@ -2027,121 +4114,68 @@
         <w:t>⭐</w:t>
       </w:r>
       <w:r>
-        <w:t xml:space="preserve"> DLACZEGO AZRAMATA SKRACA CZAS DECYZJI JESZCZE BARDZIEJ?</w:t>
-      </w:r>
-    </w:p>
-    <w:p>
-      <w:r>
-        <w:t xml:space="preserve">Bo </w:t>
-      </w:r>
-      <w:proofErr w:type="spellStart"/>
-      <w:r>
-        <w:t>Azramata</w:t>
-      </w:r>
-      <w:proofErr w:type="spellEnd"/>
-      <w:r>
-        <w:t xml:space="preserve"> robi to, co zabija 80% czasu dowódcy:</w:t>
-      </w:r>
-    </w:p>
-    <w:p>
-      <w:pPr>
-        <w:pStyle w:val="Akapitzlist"/>
-        <w:numPr>
-          <w:ilvl w:val="0"/>
-          <w:numId w:val="59"/>
-        </w:numPr>
-      </w:pPr>
-      <w:r>
-        <w:t>Usuwa szum (czas wraca)</w:t>
-      </w:r>
-    </w:p>
-    <w:p>
-      <w:pPr>
-        <w:pStyle w:val="Akapitzlist"/>
-        <w:numPr>
-          <w:ilvl w:val="0"/>
-          <w:numId w:val="59"/>
-        </w:numPr>
-      </w:pPr>
-      <w:r>
-        <w:t>Ujednolica interpretację (czas wraca)</w:t>
-      </w:r>
-    </w:p>
-    <w:p>
-      <w:pPr>
-        <w:pStyle w:val="Akapitzlist"/>
-        <w:numPr>
-          <w:ilvl w:val="0"/>
-          <w:numId w:val="59"/>
-        </w:numPr>
-      </w:pPr>
-      <w:r>
-        <w:t>Stabilizuje percepcję pod stresem (czas wraca)</w:t>
-      </w:r>
-    </w:p>
-    <w:p>
-      <w:pPr>
-        <w:pStyle w:val="Akapitzlist"/>
-        <w:numPr>
-          <w:ilvl w:val="0"/>
-          <w:numId w:val="59"/>
-        </w:numPr>
-      </w:pPr>
-      <w:r>
-        <w:t>Ustawia priorytety automatycznie (czas wraca)</w:t>
-      </w:r>
-    </w:p>
-    <w:p>
-      <w:pPr>
-        <w:pStyle w:val="Akapitzlist"/>
-        <w:numPr>
-          <w:ilvl w:val="0"/>
-          <w:numId w:val="59"/>
-        </w:numPr>
-      </w:pPr>
-      <w:r>
-        <w:t>Robi „czysty ORIENT” zamiast brudnego (czas wraca)</w:t>
-      </w:r>
-    </w:p>
-    <w:p/>
-    <w:p>
-      <w:r>
-        <w:t>Efekt:</w:t>
-      </w:r>
-    </w:p>
-    <w:p>
-      <w:pPr>
-        <w:pStyle w:val="Akapitzlist"/>
-        <w:numPr>
-          <w:ilvl w:val="0"/>
-          <w:numId w:val="61"/>
-        </w:numPr>
-      </w:pPr>
+        <w:t xml:space="preserve"> Najważniejsze zdanie do MON:</w:t>
+      </w:r>
+    </w:p>
+    <w:p>
+      <w:pPr>
+        <w:pStyle w:val="Akapitzlist"/>
+        <w:numPr>
+          <w:ilvl w:val="0"/>
+          <w:numId w:val="84"/>
+        </w:numPr>
+      </w:pPr>
+      <w:r>
+        <w:t>„BMS, SIGINT, GEOINT i FIS mówią, CO się dzieje.</w:t>
+      </w:r>
+    </w:p>
+    <w:p>
+      <w:pPr>
+        <w:pStyle w:val="Akapitzlist"/>
+        <w:numPr>
+          <w:ilvl w:val="0"/>
+          <w:numId w:val="84"/>
+        </w:numPr>
+      </w:pPr>
+      <w:r>
+        <w:t>Azramata mówi, CO TO ZNACZY.”</w:t>
+      </w:r>
+    </w:p>
+    <w:p>
+      <w:r>
+        <w:t>To jest różnica między C4ISR a C5ISR.</w:t>
+      </w:r>
+    </w:p>
+    <w:p>
+      <w:pPr>
+        <w:pStyle w:val="Nagwek1"/>
+      </w:pPr>
+      <w:r>
+        <w:t xml:space="preserve">### </w:t>
+      </w:r>
       <w:r>
         <w:rPr>
           <w:rFonts w:ascii="Segoe UI Emoji" w:hAnsi="Segoe UI Emoji" w:cs="Segoe UI Emoji"/>
         </w:rPr>
-        <w:t>🟩</w:t>
-      </w:r>
-      <w:r>
-        <w:t xml:space="preserve"> Żołnierz z </w:t>
-      </w:r>
-      <w:proofErr w:type="spellStart"/>
-      <w:r>
-        <w:t>Azramatą</w:t>
-      </w:r>
-      <w:proofErr w:type="spellEnd"/>
-      <w:r>
-        <w:t xml:space="preserve"> podejmuje decyzję szybciej o 50–80%</w:t>
-      </w:r>
-    </w:p>
-    <w:p>
-      <w:pPr>
-        <w:pStyle w:val="Akapitzlist"/>
-        <w:numPr>
-          <w:ilvl w:val="0"/>
-          <w:numId w:val="61"/>
-        </w:numPr>
+        <w:t>⭐</w:t>
+      </w:r>
+      <w:r>
+        <w:t xml:space="preserve"> KROK 4 — INTEROPERACYJNOŚĆ (w prawdziwym wojskowym sensie)</w:t>
+      </w:r>
+    </w:p>
+    <w:p>
+      <w:r>
+        <w:t>**Problem, który każdy w MON zna,</w:t>
+      </w:r>
+    </w:p>
+    <w:p>
+      <w:r>
+        <w:t>ale nikt nie potrafi naprawić:**</w:t>
+      </w:r>
+    </w:p>
+    <w:p>
+      <w:pPr>
+        <w:pStyle w:val="Nagwek2"/>
       </w:pPr>
       <w:r>
         <w:rPr>
@@ -2150,2425 +4184,12 @@
         <w:t>🟥</w:t>
       </w:r>
       <w:r>
-        <w:t xml:space="preserve"> Batalion bez </w:t>
-      </w:r>
-      <w:proofErr w:type="spellStart"/>
-      <w:r>
-        <w:t>Azramaty</w:t>
-      </w:r>
-      <w:proofErr w:type="spellEnd"/>
-      <w:r>
-        <w:t xml:space="preserve"> ma chaos percepcyjny i opóźnienia 30–90 s przy każdym kroku</w:t>
-      </w:r>
-    </w:p>
-    <w:p>
-      <w:pPr>
-        <w:pStyle w:val="Nagwek1"/>
-      </w:pPr>
-      <w:r>
-        <w:rPr>
-          <w:rFonts w:ascii="Segoe UI Emoji" w:hAnsi="Segoe UI Emoji" w:cs="Segoe UI Emoji"/>
-        </w:rPr>
-        <w:t>⭐</w:t>
-      </w:r>
-      <w:r>
-        <w:t xml:space="preserve"> JEDNO ZDANIE, KTÓRE ODPALA DOWÓDCĘ MON:</w:t>
-      </w:r>
-    </w:p>
-    <w:p>
-      <w:r>
-        <w:t>„</w:t>
-      </w:r>
-      <w:proofErr w:type="spellStart"/>
-      <w:r>
-        <w:t>Azramata</w:t>
-      </w:r>
-      <w:proofErr w:type="spellEnd"/>
-      <w:r>
-        <w:t xml:space="preserve"> skraca DECIDE, bo nie skraca decyzji — skraca chaos, który ją poprzedza.”</w:t>
-      </w:r>
-    </w:p>
-    <w:p>
-      <w:pPr>
-        <w:pStyle w:val="Nagwek1"/>
-      </w:pPr>
-      <w:r>
-        <w:t xml:space="preserve">### KROK 2 — Sensor → Fusion → </w:t>
-      </w:r>
-      <w:proofErr w:type="spellStart"/>
-      <w:r>
-        <w:t>Decision</w:t>
-      </w:r>
-      <w:proofErr w:type="spellEnd"/>
-      <w:r>
-        <w:t xml:space="preserve"> → Action</w:t>
-      </w:r>
-    </w:p>
-    <w:p>
-      <w:r>
-        <w:t>To jest kręgosłup C4ISR.</w:t>
-      </w:r>
-    </w:p>
-    <w:p>
-      <w:r>
-        <w:t xml:space="preserve">Bez tego nikt nie zrozumie Twojej </w:t>
-      </w:r>
-      <w:proofErr w:type="spellStart"/>
-      <w:r>
-        <w:t>Azramaty</w:t>
-      </w:r>
-      <w:proofErr w:type="spellEnd"/>
-      <w:r>
-        <w:t>.</w:t>
-      </w:r>
-    </w:p>
-    <w:p>
-      <w:r>
-        <w:t>Jak to ogarnąć?</w:t>
-      </w:r>
-    </w:p>
-    <w:p>
-      <w:pPr>
-        <w:pStyle w:val="Akapitzlist"/>
-        <w:numPr>
-          <w:ilvl w:val="0"/>
-          <w:numId w:val="62"/>
-        </w:numPr>
-      </w:pPr>
-      <w:r>
-        <w:t>Sensor = pozyskanie danych (radary, drony, SIGINT).</w:t>
-      </w:r>
-    </w:p>
-    <w:p>
-      <w:pPr>
-        <w:pStyle w:val="Akapitzlist"/>
-        <w:numPr>
-          <w:ilvl w:val="0"/>
-          <w:numId w:val="62"/>
-        </w:numPr>
-      </w:pPr>
-      <w:r>
-        <w:t>Fusion = łączenie danych → mapa sytuacji.</w:t>
-      </w:r>
-    </w:p>
-    <w:p>
-      <w:pPr>
-        <w:pStyle w:val="Akapitzlist"/>
-        <w:numPr>
-          <w:ilvl w:val="0"/>
-          <w:numId w:val="62"/>
-        </w:numPr>
-      </w:pPr>
-      <w:proofErr w:type="spellStart"/>
-      <w:r>
-        <w:t>Decision</w:t>
-      </w:r>
-      <w:proofErr w:type="spellEnd"/>
-      <w:r>
-        <w:t xml:space="preserve"> = AI + dowódca wybiera.</w:t>
-      </w:r>
-    </w:p>
-    <w:p>
-      <w:pPr>
-        <w:pStyle w:val="Akapitzlist"/>
-        <w:numPr>
-          <w:ilvl w:val="0"/>
-          <w:numId w:val="62"/>
-        </w:numPr>
-      </w:pPr>
-      <w:r>
-        <w:t>Action = wydanie rozkazów w BMS.</w:t>
-      </w:r>
-    </w:p>
-    <w:p>
-      <w:pPr>
-        <w:pStyle w:val="Nagwek2"/>
-      </w:pPr>
-      <w:r>
-        <w:rPr>
-          <w:rFonts w:ascii="Segoe UI Emoji" w:hAnsi="Segoe UI Emoji" w:cs="Segoe UI Emoji"/>
-        </w:rPr>
-        <w:t>⭐</w:t>
-      </w:r>
-      <w:r>
-        <w:t xml:space="preserve"> KROK 2 — Sensor → Fusion → </w:t>
-      </w:r>
-      <w:proofErr w:type="spellStart"/>
-      <w:r>
-        <w:t>Decision</w:t>
-      </w:r>
-      <w:proofErr w:type="spellEnd"/>
-      <w:r>
-        <w:t xml:space="preserve"> → Action</w:t>
-      </w:r>
-    </w:p>
-    <w:p>
-      <w:pPr>
-        <w:pStyle w:val="Nagwek3"/>
-      </w:pPr>
-      <w:r>
-        <w:rPr>
-          <w:rFonts w:ascii="Segoe UI Emoji" w:hAnsi="Segoe UI Emoji" w:cs="Segoe UI Emoji"/>
-        </w:rPr>
-        <w:t>🔵</w:t>
-      </w:r>
-      <w:r>
-        <w:t xml:space="preserve"> 1) SENSOR</w:t>
-      </w:r>
-    </w:p>
-    <w:p>
-      <w:r>
-        <w:t>Czyli wszystko, co widzi pole walki:</w:t>
-      </w:r>
-    </w:p>
-    <w:p>
-      <w:pPr>
-        <w:pStyle w:val="Akapitzlist"/>
-        <w:numPr>
-          <w:ilvl w:val="0"/>
-          <w:numId w:val="63"/>
-        </w:numPr>
-      </w:pPr>
-      <w:r>
-        <w:t>drony BSL, klasy mini i mikro</w:t>
-      </w:r>
-    </w:p>
-    <w:p>
-      <w:pPr>
-        <w:pStyle w:val="Akapitzlist"/>
-        <w:numPr>
-          <w:ilvl w:val="0"/>
-          <w:numId w:val="63"/>
-        </w:numPr>
-      </w:pPr>
-      <w:r>
-        <w:lastRenderedPageBreak/>
-        <w:t>radary rozpoznania pola walki</w:t>
-      </w:r>
-    </w:p>
-    <w:p>
-      <w:pPr>
-        <w:pStyle w:val="Akapitzlist"/>
-        <w:numPr>
-          <w:ilvl w:val="0"/>
-          <w:numId w:val="63"/>
-        </w:numPr>
-      </w:pPr>
-      <w:r>
-        <w:t>kamery termowizyjne</w:t>
-      </w:r>
-    </w:p>
-    <w:p>
-      <w:pPr>
-        <w:pStyle w:val="Akapitzlist"/>
-        <w:numPr>
-          <w:ilvl w:val="0"/>
-          <w:numId w:val="63"/>
-        </w:numPr>
-      </w:pPr>
-      <w:r>
-        <w:t>systemy optyczne</w:t>
-      </w:r>
-    </w:p>
-    <w:p>
-      <w:pPr>
-        <w:pStyle w:val="Akapitzlist"/>
-        <w:numPr>
-          <w:ilvl w:val="0"/>
-          <w:numId w:val="63"/>
-        </w:numPr>
-      </w:pPr>
-      <w:r>
-        <w:t>czujniki akustyczne</w:t>
-      </w:r>
-    </w:p>
-    <w:p>
-      <w:pPr>
-        <w:pStyle w:val="Akapitzlist"/>
-        <w:numPr>
-          <w:ilvl w:val="0"/>
-          <w:numId w:val="63"/>
-        </w:numPr>
-      </w:pPr>
-      <w:r>
-        <w:t>SIGINT/ELINT (sygnały elektroniczne)</w:t>
-      </w:r>
-    </w:p>
-    <w:p>
-      <w:pPr>
-        <w:pStyle w:val="Akapitzlist"/>
-        <w:numPr>
-          <w:ilvl w:val="0"/>
-          <w:numId w:val="63"/>
-        </w:numPr>
-      </w:pPr>
-      <w:r>
-        <w:t>jednostki rozpoznawcze</w:t>
-      </w:r>
-    </w:p>
-    <w:p>
-      <w:pPr>
-        <w:pStyle w:val="Akapitzlist"/>
-        <w:numPr>
-          <w:ilvl w:val="0"/>
-          <w:numId w:val="63"/>
-        </w:numPr>
-      </w:pPr>
-      <w:r>
-        <w:t>patrole</w:t>
-      </w:r>
-    </w:p>
-    <w:p>
-      <w:pPr>
-        <w:pStyle w:val="Akapitzlist"/>
-        <w:numPr>
-          <w:ilvl w:val="0"/>
-          <w:numId w:val="63"/>
-        </w:numPr>
-      </w:pPr>
-      <w:r>
-        <w:t>meldunki z radiostacji</w:t>
-      </w:r>
-    </w:p>
-    <w:p>
-      <w:pPr>
-        <w:pStyle w:val="Akapitzlist"/>
-        <w:numPr>
-          <w:ilvl w:val="0"/>
-          <w:numId w:val="63"/>
-        </w:numPr>
-      </w:pPr>
-      <w:r>
-        <w:t>satelity</w:t>
-      </w:r>
-    </w:p>
-    <w:p>
-      <w:pPr>
-        <w:pStyle w:val="Akapitzlist"/>
-        <w:numPr>
-          <w:ilvl w:val="0"/>
-          <w:numId w:val="63"/>
-        </w:numPr>
-      </w:pPr>
-      <w:r>
-        <w:t xml:space="preserve">systemy artyleryjskie z czujnikami </w:t>
-      </w:r>
-      <w:proofErr w:type="spellStart"/>
-      <w:r>
-        <w:t>kontrbateryjnymi</w:t>
-      </w:r>
-      <w:proofErr w:type="spellEnd"/>
-    </w:p>
-    <w:p>
-      <w:pPr>
-        <w:pStyle w:val="Akapitzlist"/>
-        <w:numPr>
-          <w:ilvl w:val="0"/>
-          <w:numId w:val="63"/>
-        </w:numPr>
-      </w:pPr>
-      <w:r>
-        <w:t>To jest surowa obserwacja.</w:t>
-      </w:r>
-    </w:p>
-    <w:p>
-      <w:r>
-        <w:t>Brutalnie mówiąc:</w:t>
-      </w:r>
-    </w:p>
-    <w:p>
-      <w:pPr>
-        <w:pStyle w:val="Akapitzlist"/>
-        <w:numPr>
-          <w:ilvl w:val="0"/>
-          <w:numId w:val="64"/>
-        </w:numPr>
-      </w:pPr>
-      <w:r>
-        <w:t>Sensor ≠ wiedza.</w:t>
-      </w:r>
-    </w:p>
-    <w:p>
-      <w:pPr>
-        <w:pStyle w:val="Akapitzlist"/>
-        <w:numPr>
-          <w:ilvl w:val="0"/>
-          <w:numId w:val="64"/>
-        </w:numPr>
-      </w:pPr>
-      <w:r>
-        <w:t>Sensor = okruchy informacji.</w:t>
-      </w:r>
-    </w:p>
-    <w:p>
-      <w:pPr>
-        <w:pStyle w:val="Nagwek3"/>
-      </w:pPr>
-      <w:r>
-        <w:rPr>
-          <w:rFonts w:ascii="Segoe UI Emoji" w:hAnsi="Segoe UI Emoji" w:cs="Segoe UI Emoji"/>
-        </w:rPr>
-        <w:t>🔵</w:t>
-      </w:r>
-      <w:r>
-        <w:t xml:space="preserve"> 2) FUSION (FUZJA SENSORYCZNA)</w:t>
-      </w:r>
-    </w:p>
-    <w:p>
-      <w:r>
-        <w:t>To jest etap, którego większość wojsk nie robi dobrze.</w:t>
-      </w:r>
-    </w:p>
-    <w:p>
-      <w:r>
-        <w:t>Fusion polega na:</w:t>
-      </w:r>
-    </w:p>
-    <w:p>
-      <w:r>
-        <w:rPr>
-          <w:rFonts w:ascii="Segoe UI Symbol" w:hAnsi="Segoe UI Symbol" w:cs="Segoe UI Symbol"/>
-        </w:rPr>
-        <w:t>✔</w:t>
-      </w:r>
-      <w:r>
-        <w:t xml:space="preserve"> łączeniu danych z różnych źródeł</w:t>
-      </w:r>
-    </w:p>
-    <w:p>
-      <w:r>
-        <w:t>(dron + radar + patrol)</w:t>
-      </w:r>
-    </w:p>
-    <w:p>
-      <w:r>
-        <w:rPr>
-          <w:rFonts w:ascii="Segoe UI Symbol" w:hAnsi="Segoe UI Symbol" w:cs="Segoe UI Symbol"/>
-        </w:rPr>
-        <w:t>✔</w:t>
-      </w:r>
-      <w:r>
-        <w:t xml:space="preserve"> odfiltrowaniu sprzecznych informacji</w:t>
-      </w:r>
-    </w:p>
-    <w:p>
-      <w:r>
-        <w:t>(„sensor A mówi tak, sensor B mówi inaczej”)</w:t>
-      </w:r>
-    </w:p>
-    <w:p>
-      <w:r>
-        <w:rPr>
-          <w:rFonts w:ascii="Segoe UI Symbol" w:hAnsi="Segoe UI Symbol" w:cs="Segoe UI Symbol"/>
-        </w:rPr>
-        <w:t>✔</w:t>
-      </w:r>
-      <w:r>
-        <w:t xml:space="preserve"> ujednoliceniu formatu</w:t>
-      </w:r>
-    </w:p>
-    <w:p>
-      <w:r>
-        <w:t>(bo systemy mają różne standardy)</w:t>
-      </w:r>
-    </w:p>
-    <w:p>
-      <w:r>
-        <w:rPr>
-          <w:rFonts w:ascii="Segoe UI Symbol" w:hAnsi="Segoe UI Symbol" w:cs="Segoe UI Symbol"/>
-        </w:rPr>
-        <w:t>✔</w:t>
-      </w:r>
-      <w:r>
-        <w:t xml:space="preserve"> przydzieleniu priorytetu ważności</w:t>
-      </w:r>
-    </w:p>
-    <w:p>
-      <w:r>
-        <w:t>(czy to realne zagrożenie?)</w:t>
-      </w:r>
-    </w:p>
-    <w:p>
-      <w:r>
-        <w:rPr>
-          <w:rFonts w:ascii="Segoe UI Symbol" w:hAnsi="Segoe UI Symbol" w:cs="Segoe UI Symbol"/>
-        </w:rPr>
-        <w:t>✔</w:t>
-      </w:r>
-      <w:r>
-        <w:t xml:space="preserve"> zbudowaniu wspólnego obrazu sytuacji</w:t>
-      </w:r>
-    </w:p>
-    <w:p>
-      <w:r>
-        <w:t xml:space="preserve">(ang. </w:t>
-      </w:r>
-      <w:proofErr w:type="spellStart"/>
-      <w:r>
-        <w:t>Common</w:t>
-      </w:r>
-      <w:proofErr w:type="spellEnd"/>
-      <w:r>
-        <w:t xml:space="preserve"> </w:t>
-      </w:r>
-      <w:proofErr w:type="spellStart"/>
-      <w:r>
-        <w:t>Operational</w:t>
-      </w:r>
-      <w:proofErr w:type="spellEnd"/>
-      <w:r>
-        <w:t xml:space="preserve"> Picture = COP)</w:t>
-      </w:r>
-    </w:p>
-    <w:p>
-      <w:r>
-        <w:t>Problem: większość systemów wojskowych robi to technicznie, ale nie poznawczo.</w:t>
-      </w:r>
-    </w:p>
-    <w:p>
-      <w:r>
-        <w:t>Czyli: systemy się dogadują,</w:t>
-      </w:r>
-    </w:p>
-    <w:p>
-      <w:r>
-        <w:t>ale ludzie widzą różne obrazy.</w:t>
-      </w:r>
-    </w:p>
-    <w:p>
-      <w:pPr>
-        <w:pStyle w:val="Nagwek4"/>
-      </w:pPr>
-      <w:r>
-        <w:rPr>
-          <w:rFonts w:ascii="Segoe UI Emoji" w:hAnsi="Segoe UI Emoji" w:cs="Segoe UI Emoji"/>
-        </w:rPr>
-        <w:t>🔥</w:t>
-      </w:r>
-      <w:r>
-        <w:t xml:space="preserve"> I tutaj </w:t>
-      </w:r>
-      <w:proofErr w:type="spellStart"/>
-      <w:r>
-        <w:t>Azramata</w:t>
-      </w:r>
-      <w:proofErr w:type="spellEnd"/>
-      <w:r>
-        <w:t xml:space="preserve"> zmienia wszystko.</w:t>
-      </w:r>
-    </w:p>
-    <w:p>
-      <w:r>
-        <w:t>W klasycznym C4ISR system mówi:</w:t>
-      </w:r>
-    </w:p>
-    <w:p>
-      <w:r>
-        <w:t>„to są dane”.</w:t>
-      </w:r>
-    </w:p>
-    <w:p>
-      <w:r>
-        <w:t xml:space="preserve">W </w:t>
-      </w:r>
-      <w:proofErr w:type="spellStart"/>
-      <w:r>
-        <w:t>Azramacie</w:t>
-      </w:r>
-      <w:proofErr w:type="spellEnd"/>
-      <w:r>
-        <w:t xml:space="preserve"> </w:t>
-      </w:r>
-      <w:proofErr w:type="spellStart"/>
-      <w:r>
-        <w:t>Cognition</w:t>
-      </w:r>
-      <w:proofErr w:type="spellEnd"/>
-      <w:r>
-        <w:t xml:space="preserve"> mówi:</w:t>
-      </w:r>
-    </w:p>
-    <w:p>
-      <w:r>
-        <w:lastRenderedPageBreak/>
-        <w:t>„to jest sens tych danych”.</w:t>
-      </w:r>
-    </w:p>
-    <w:p>
-      <w:r>
-        <w:t>To jest różnica między obrazem sytuacji a rozumieniem sytuacji.</w:t>
-      </w:r>
-    </w:p>
-    <w:p>
-      <w:pPr>
-        <w:pStyle w:val="Nagwek3"/>
-      </w:pPr>
-      <w:r>
-        <w:rPr>
-          <w:rFonts w:ascii="Segoe UI Emoji" w:hAnsi="Segoe UI Emoji" w:cs="Segoe UI Emoji"/>
-        </w:rPr>
-        <w:t>🔵</w:t>
-      </w:r>
-      <w:r>
-        <w:t xml:space="preserve"> 3) DECISION</w:t>
-      </w:r>
-    </w:p>
-    <w:p>
-      <w:r>
-        <w:t>Tu pojawia się prawdziwe „złoto”:</w:t>
-      </w:r>
-    </w:p>
-    <w:p>
-      <w:pPr>
-        <w:pStyle w:val="Akapitzlist"/>
-        <w:numPr>
-          <w:ilvl w:val="0"/>
-          <w:numId w:val="65"/>
-        </w:numPr>
-      </w:pPr>
-      <w:r>
-        <w:t>Dowódca nie decyduje na podstawie danych.</w:t>
-      </w:r>
-    </w:p>
-    <w:p>
-      <w:pPr>
-        <w:pStyle w:val="Akapitzlist"/>
-        <w:numPr>
-          <w:ilvl w:val="0"/>
-          <w:numId w:val="65"/>
-        </w:numPr>
-      </w:pPr>
-      <w:r>
-        <w:t>Nie decyduje na podstawie obrazu.</w:t>
-      </w:r>
-    </w:p>
-    <w:p>
-      <w:pPr>
-        <w:pStyle w:val="Akapitzlist"/>
-        <w:numPr>
-          <w:ilvl w:val="0"/>
-          <w:numId w:val="65"/>
-        </w:numPr>
-      </w:pPr>
-      <w:r>
-        <w:t>Nie decyduje nawet na podstawie fuzji sensorów.</w:t>
-      </w:r>
-    </w:p>
-    <w:p>
-      <w:pPr>
-        <w:pStyle w:val="Akapitzlist"/>
-        <w:numPr>
-          <w:ilvl w:val="0"/>
-          <w:numId w:val="65"/>
-        </w:numPr>
-      </w:pPr>
-      <w:r>
-        <w:t>On decyduje na podstawie interpretacji.</w:t>
-      </w:r>
-    </w:p>
-    <w:p>
-      <w:r>
-        <w:t>A interpretacja zależy od:</w:t>
-      </w:r>
-    </w:p>
-    <w:p>
-      <w:pPr>
-        <w:pStyle w:val="Akapitzlist"/>
-        <w:numPr>
-          <w:ilvl w:val="0"/>
-          <w:numId w:val="66"/>
-        </w:numPr>
-      </w:pPr>
-      <w:r>
-        <w:t>stresu</w:t>
-      </w:r>
-    </w:p>
-    <w:p>
-      <w:pPr>
-        <w:pStyle w:val="Akapitzlist"/>
-        <w:numPr>
-          <w:ilvl w:val="0"/>
-          <w:numId w:val="66"/>
-        </w:numPr>
-      </w:pPr>
-      <w:r>
-        <w:t>wiedzy</w:t>
-      </w:r>
-    </w:p>
-    <w:p>
-      <w:pPr>
-        <w:pStyle w:val="Akapitzlist"/>
-        <w:numPr>
-          <w:ilvl w:val="0"/>
-          <w:numId w:val="66"/>
-        </w:numPr>
-      </w:pPr>
-      <w:r>
-        <w:t>doświadczenia</w:t>
-      </w:r>
-    </w:p>
-    <w:p>
-      <w:pPr>
-        <w:pStyle w:val="Akapitzlist"/>
-        <w:numPr>
-          <w:ilvl w:val="0"/>
-          <w:numId w:val="66"/>
-        </w:numPr>
-      </w:pPr>
-      <w:r>
-        <w:t>tonu meldunku</w:t>
-      </w:r>
-    </w:p>
-    <w:p>
-      <w:pPr>
-        <w:pStyle w:val="Akapitzlist"/>
-        <w:numPr>
-          <w:ilvl w:val="0"/>
-          <w:numId w:val="66"/>
-        </w:numPr>
-      </w:pPr>
-      <w:r>
-        <w:t>kolejności informacji</w:t>
-      </w:r>
-    </w:p>
-    <w:p>
-      <w:pPr>
-        <w:pStyle w:val="Akapitzlist"/>
-        <w:numPr>
-          <w:ilvl w:val="0"/>
-          <w:numId w:val="66"/>
-        </w:numPr>
-      </w:pPr>
-      <w:r>
-        <w:t>presji czasu</w:t>
-      </w:r>
-    </w:p>
-    <w:p>
-      <w:pPr>
-        <w:pStyle w:val="Akapitzlist"/>
-        <w:numPr>
-          <w:ilvl w:val="0"/>
-          <w:numId w:val="66"/>
-        </w:numPr>
-      </w:pPr>
-      <w:r>
-        <w:t>osobistych filtrów poznawczych</w:t>
-      </w:r>
-    </w:p>
-    <w:p>
-      <w:pPr>
-        <w:pStyle w:val="Akapitzlist"/>
-        <w:numPr>
-          <w:ilvl w:val="0"/>
-          <w:numId w:val="66"/>
-        </w:numPr>
-      </w:pPr>
-      <w:r>
-        <w:t>poziomu przeciążenia</w:t>
-      </w:r>
-    </w:p>
-    <w:p>
-      <w:proofErr w:type="gramStart"/>
-      <w:r>
-        <w:t>To</w:t>
-      </w:r>
-      <w:proofErr w:type="gramEnd"/>
-      <w:r>
-        <w:t xml:space="preserve"> dlatego wojskowe decyzje różnią się od osób do osób, choć dane są te same.</w:t>
-      </w:r>
-    </w:p>
-    <w:p>
-      <w:pPr>
-        <w:pStyle w:val="Nagwek4"/>
-      </w:pPr>
-      <w:r>
-        <w:rPr>
-          <w:rFonts w:ascii="Segoe UI Emoji" w:hAnsi="Segoe UI Emoji" w:cs="Segoe UI Emoji"/>
-        </w:rPr>
-        <w:t>⭐</w:t>
-      </w:r>
-      <w:r>
-        <w:t xml:space="preserve"> W tym miejscu </w:t>
-      </w:r>
-      <w:proofErr w:type="spellStart"/>
-      <w:r>
-        <w:t>Azramata</w:t>
-      </w:r>
-      <w:proofErr w:type="spellEnd"/>
-      <w:r>
-        <w:t xml:space="preserve"> robi największą robotę:</w:t>
-      </w:r>
-    </w:p>
-    <w:p>
-      <w:pPr>
-        <w:pStyle w:val="Akapitzlist"/>
-        <w:numPr>
-          <w:ilvl w:val="0"/>
-          <w:numId w:val="67"/>
-        </w:numPr>
-      </w:pPr>
-      <w:r>
-        <w:t>Ujednolica interpretację danych</w:t>
-      </w:r>
-    </w:p>
-    <w:p>
-      <w:pPr>
-        <w:pStyle w:val="Akapitzlist"/>
-        <w:numPr>
-          <w:ilvl w:val="0"/>
-          <w:numId w:val="67"/>
-        </w:numPr>
-      </w:pPr>
-      <w:r>
-        <w:t>Stabilizuje percepcję pod stresem</w:t>
-      </w:r>
-    </w:p>
-    <w:p>
-      <w:pPr>
-        <w:pStyle w:val="Akapitzlist"/>
-        <w:numPr>
-          <w:ilvl w:val="0"/>
-          <w:numId w:val="67"/>
-        </w:numPr>
-      </w:pPr>
-      <w:r>
-        <w:t>Ustawia sens i priorytety</w:t>
-      </w:r>
-    </w:p>
-    <w:p>
-      <w:pPr>
-        <w:pStyle w:val="Akapitzlist"/>
-        <w:numPr>
-          <w:ilvl w:val="0"/>
-          <w:numId w:val="67"/>
-        </w:numPr>
-      </w:pPr>
-      <w:r>
-        <w:t>Zapobiega tunelowaniu</w:t>
-      </w:r>
-    </w:p>
-    <w:p>
-      <w:pPr>
-        <w:pStyle w:val="Akapitzlist"/>
-        <w:numPr>
-          <w:ilvl w:val="0"/>
-          <w:numId w:val="67"/>
-        </w:numPr>
-      </w:pPr>
-      <w:r>
-        <w:t>Neutralizuje chaos poznawczy</w:t>
-      </w:r>
-    </w:p>
-    <w:p>
-      <w:r>
-        <w:t>Efekt:</w:t>
-      </w:r>
-    </w:p>
-    <w:p>
-      <w:pPr>
-        <w:pStyle w:val="Akapitzlist"/>
-        <w:numPr>
-          <w:ilvl w:val="0"/>
-          <w:numId w:val="68"/>
-        </w:numPr>
-      </w:pPr>
-      <w:r>
-        <w:rPr>
-          <w:rFonts w:ascii="Segoe UI Emoji" w:hAnsi="Segoe UI Emoji" w:cs="Segoe UI Emoji"/>
-        </w:rPr>
-        <w:t>👉</w:t>
-      </w:r>
-      <w:r>
-        <w:t xml:space="preserve"> decyzja jest szybka</w:t>
-      </w:r>
-    </w:p>
-    <w:p>
-      <w:pPr>
-        <w:pStyle w:val="Akapitzlist"/>
-        <w:numPr>
-          <w:ilvl w:val="0"/>
-          <w:numId w:val="68"/>
-        </w:numPr>
-      </w:pPr>
-      <w:r>
-        <w:rPr>
-          <w:rFonts w:ascii="Segoe UI Emoji" w:hAnsi="Segoe UI Emoji" w:cs="Segoe UI Emoji"/>
-        </w:rPr>
-        <w:t>👉</w:t>
-      </w:r>
-      <w:r>
-        <w:t xml:space="preserve"> decyzja jest czysta</w:t>
-      </w:r>
-    </w:p>
-    <w:p>
-      <w:pPr>
-        <w:pStyle w:val="Akapitzlist"/>
-        <w:numPr>
-          <w:ilvl w:val="0"/>
-          <w:numId w:val="68"/>
-        </w:numPr>
-      </w:pPr>
-      <w:r>
-        <w:rPr>
-          <w:rFonts w:ascii="Segoe UI Emoji" w:hAnsi="Segoe UI Emoji" w:cs="Segoe UI Emoji"/>
-        </w:rPr>
-        <w:t>👉</w:t>
-      </w:r>
-      <w:r>
-        <w:t xml:space="preserve"> decyzja jest spójna w całym sztabie</w:t>
-      </w:r>
-    </w:p>
-    <w:p>
-      <w:r>
-        <w:t>Dowódca nie „gubi się” pomiędzy sprzecznymi analizami.</w:t>
-      </w:r>
-    </w:p>
-    <w:p>
-      <w:pPr>
-        <w:pStyle w:val="Nagwek3"/>
-      </w:pPr>
-      <w:r>
-        <w:rPr>
-          <w:rFonts w:ascii="Segoe UI Emoji" w:hAnsi="Segoe UI Emoji" w:cs="Segoe UI Emoji"/>
-        </w:rPr>
-        <w:t>🔵</w:t>
-      </w:r>
-      <w:r>
-        <w:t xml:space="preserve"> 4) ACTION</w:t>
-      </w:r>
-    </w:p>
-    <w:p>
-      <w:r>
-        <w:t>Czyli przełożenie decyzji na:</w:t>
-      </w:r>
-    </w:p>
-    <w:p>
-      <w:pPr>
-        <w:pStyle w:val="Akapitzlist"/>
-        <w:numPr>
-          <w:ilvl w:val="0"/>
-          <w:numId w:val="69"/>
-        </w:numPr>
-      </w:pPr>
-      <w:r>
-        <w:t>rozkaz</w:t>
-      </w:r>
-    </w:p>
-    <w:p>
-      <w:pPr>
-        <w:pStyle w:val="Akapitzlist"/>
-        <w:numPr>
-          <w:ilvl w:val="0"/>
-          <w:numId w:val="69"/>
-        </w:numPr>
-      </w:pPr>
-      <w:r>
-        <w:t>manewr</w:t>
-      </w:r>
-    </w:p>
-    <w:p>
-      <w:pPr>
-        <w:pStyle w:val="Akapitzlist"/>
-        <w:numPr>
-          <w:ilvl w:val="0"/>
-          <w:numId w:val="69"/>
-        </w:numPr>
-      </w:pPr>
-      <w:r>
-        <w:t>strzał</w:t>
-      </w:r>
-    </w:p>
-    <w:p>
-      <w:pPr>
-        <w:pStyle w:val="Akapitzlist"/>
-        <w:numPr>
-          <w:ilvl w:val="0"/>
-          <w:numId w:val="69"/>
-        </w:numPr>
-      </w:pPr>
-      <w:r>
-        <w:t>zmianę pozycji</w:t>
-      </w:r>
-    </w:p>
-    <w:p>
-      <w:pPr>
-        <w:pStyle w:val="Akapitzlist"/>
-        <w:numPr>
-          <w:ilvl w:val="0"/>
-          <w:numId w:val="69"/>
-        </w:numPr>
-      </w:pPr>
-      <w:r>
-        <w:t>wezwanie artylerii</w:t>
-      </w:r>
-    </w:p>
-    <w:p>
-      <w:pPr>
-        <w:pStyle w:val="Akapitzlist"/>
-        <w:numPr>
-          <w:ilvl w:val="0"/>
-          <w:numId w:val="69"/>
-        </w:numPr>
-      </w:pPr>
-      <w:r>
-        <w:t>przejęcie inicjatywy</w:t>
-      </w:r>
-    </w:p>
-    <w:p>
-      <w:pPr>
-        <w:pStyle w:val="Akapitzlist"/>
-        <w:numPr>
-          <w:ilvl w:val="0"/>
-          <w:numId w:val="69"/>
-        </w:numPr>
-      </w:pPr>
-      <w:r>
-        <w:t>reorganizację jednostek</w:t>
-      </w:r>
-    </w:p>
-    <w:p>
-      <w:pPr>
-        <w:pStyle w:val="Akapitzlist"/>
-        <w:numPr>
-          <w:ilvl w:val="0"/>
-          <w:numId w:val="69"/>
-        </w:numPr>
-      </w:pPr>
-      <w:r>
-        <w:lastRenderedPageBreak/>
-        <w:t>blokowanie przeciwnika</w:t>
-      </w:r>
-    </w:p>
-    <w:p>
-      <w:r>
-        <w:t>I tu również:</w:t>
-      </w:r>
-    </w:p>
-    <w:p>
-      <w:pPr>
-        <w:pStyle w:val="Akapitzlist"/>
-        <w:numPr>
-          <w:ilvl w:val="0"/>
-          <w:numId w:val="70"/>
-        </w:numPr>
-      </w:pPr>
-      <w:r>
-        <w:rPr>
-          <w:rFonts w:ascii="Segoe UI Symbol" w:hAnsi="Segoe UI Symbol" w:cs="Segoe UI Symbol"/>
-        </w:rPr>
-        <w:t>✔</w:t>
-      </w:r>
-      <w:r>
-        <w:t xml:space="preserve"> szybkie DECISION = szybkie ACTION</w:t>
-      </w:r>
-    </w:p>
-    <w:p>
-      <w:pPr>
-        <w:pStyle w:val="Akapitzlist"/>
-        <w:numPr>
-          <w:ilvl w:val="0"/>
-          <w:numId w:val="70"/>
-        </w:numPr>
-      </w:pPr>
-      <w:r>
-        <w:rPr>
-          <w:rFonts w:ascii="Segoe UI Symbol" w:hAnsi="Segoe UI Symbol" w:cs="Segoe UI Symbol"/>
-        </w:rPr>
-        <w:t>✔</w:t>
-      </w:r>
-      <w:r>
-        <w:t xml:space="preserve"> spójne DECISION = spójne ACTION</w:t>
-      </w:r>
-    </w:p>
-    <w:p>
-      <w:pPr>
-        <w:pStyle w:val="Akapitzlist"/>
-        <w:numPr>
-          <w:ilvl w:val="0"/>
-          <w:numId w:val="70"/>
-        </w:numPr>
-      </w:pPr>
-      <w:r>
-        <w:rPr>
-          <w:rFonts w:ascii="Segoe UI Symbol" w:hAnsi="Segoe UI Symbol" w:cs="Segoe UI Symbol"/>
-        </w:rPr>
-        <w:t>✔</w:t>
-      </w:r>
-      <w:r>
-        <w:t xml:space="preserve"> czyste ORIENT = brak konfliktów w wykonaniu</w:t>
-      </w:r>
-    </w:p>
-    <w:p>
-      <w:proofErr w:type="spellStart"/>
-      <w:r>
-        <w:t>Azramata</w:t>
-      </w:r>
-      <w:proofErr w:type="spellEnd"/>
-      <w:r>
-        <w:t xml:space="preserve"> nie steruje działaniem.</w:t>
-      </w:r>
-    </w:p>
-    <w:p>
-      <w:r>
-        <w:t>Ona usuwa chaos, który opóźnia działanie.</w:t>
-      </w:r>
-    </w:p>
-    <w:p>
-      <w:pPr>
-        <w:pStyle w:val="Nagwek3"/>
-      </w:pPr>
-      <w:r>
-        <w:rPr>
-          <w:rFonts w:ascii="Segoe UI Emoji" w:hAnsi="Segoe UI Emoji" w:cs="Segoe UI Emoji"/>
-        </w:rPr>
-        <w:t>⭐</w:t>
-      </w:r>
-      <w:r>
-        <w:t xml:space="preserve"> PODSUMOWANIE</w:t>
-      </w:r>
-    </w:p>
-    <w:p>
-      <w:pPr>
-        <w:pStyle w:val="Nagwek4"/>
-      </w:pPr>
-      <w:r>
-        <w:t xml:space="preserve">Sensor → Fusion → </w:t>
-      </w:r>
-      <w:proofErr w:type="spellStart"/>
-      <w:r>
-        <w:t>Decision</w:t>
-      </w:r>
-      <w:proofErr w:type="spellEnd"/>
-      <w:r>
-        <w:t xml:space="preserve"> → Action</w:t>
-      </w:r>
-    </w:p>
-    <w:p>
-      <w:r>
-        <w:t>jest jak:</w:t>
-      </w:r>
-    </w:p>
-    <w:p>
-      <w:pPr>
-        <w:pStyle w:val="Akapitzlist"/>
-        <w:numPr>
-          <w:ilvl w:val="0"/>
-          <w:numId w:val="71"/>
-        </w:numPr>
-      </w:pPr>
-      <w:r>
-        <w:t>oczy (SENSOR)</w:t>
-      </w:r>
-    </w:p>
-    <w:p>
-      <w:pPr>
-        <w:pStyle w:val="Akapitzlist"/>
-        <w:numPr>
-          <w:ilvl w:val="0"/>
-          <w:numId w:val="71"/>
-        </w:numPr>
-      </w:pPr>
-      <w:r>
-        <w:t>mózg analityczny (FUSION)</w:t>
-      </w:r>
-    </w:p>
-    <w:p>
-      <w:pPr>
-        <w:pStyle w:val="Akapitzlist"/>
-        <w:numPr>
-          <w:ilvl w:val="0"/>
-          <w:numId w:val="71"/>
-        </w:numPr>
-      </w:pPr>
-      <w:r>
-        <w:t>świadomość i ocena sytuacji (DECISION)</w:t>
-      </w:r>
-    </w:p>
-    <w:p>
-      <w:pPr>
-        <w:pStyle w:val="Akapitzlist"/>
-        <w:numPr>
-          <w:ilvl w:val="0"/>
-          <w:numId w:val="71"/>
-        </w:numPr>
-      </w:pPr>
-      <w:r>
-        <w:t>ręka (ACTION)</w:t>
-      </w:r>
-    </w:p>
-    <w:p>
-      <w:r>
-        <w:t>Ale brakuje jednej rzeczy:</w:t>
-      </w:r>
-    </w:p>
-    <w:p>
-      <w:r>
-        <w:rPr>
-          <w:rFonts w:ascii="Segoe UI Emoji" w:hAnsi="Segoe UI Emoji" w:cs="Segoe UI Emoji"/>
-        </w:rPr>
-        <w:t>👉</w:t>
-      </w:r>
-      <w:r>
-        <w:t xml:space="preserve"> w wojsku brakuje „RÓWNEGO SENSU” między ludźmi</w:t>
-      </w:r>
-    </w:p>
-    <w:p>
-      <w:r>
-        <w:t>i dlatego systemy się blokują.</w:t>
-      </w:r>
-    </w:p>
-    <w:p>
-      <w:proofErr w:type="spellStart"/>
-      <w:r>
-        <w:t>Azramata</w:t>
-      </w:r>
-      <w:proofErr w:type="spellEnd"/>
-      <w:r>
-        <w:t xml:space="preserve"> dodaje element </w:t>
-      </w:r>
-      <w:proofErr w:type="spellStart"/>
-      <w:r>
-        <w:t>Cognition</w:t>
-      </w:r>
-      <w:proofErr w:type="spellEnd"/>
-      <w:r>
-        <w:t>, który:</w:t>
-      </w:r>
-    </w:p>
-    <w:p>
-      <w:pPr>
-        <w:pStyle w:val="Akapitzlist"/>
-        <w:numPr>
-          <w:ilvl w:val="0"/>
-          <w:numId w:val="72"/>
-        </w:numPr>
-      </w:pPr>
-      <w:r>
-        <w:t>spaja cały łańcuch</w:t>
-      </w:r>
-    </w:p>
-    <w:p>
-      <w:pPr>
-        <w:pStyle w:val="Akapitzlist"/>
-        <w:numPr>
-          <w:ilvl w:val="0"/>
-          <w:numId w:val="72"/>
-        </w:numPr>
-      </w:pPr>
-      <w:r>
-        <w:t>przyspiesza cały łańcuch</w:t>
-      </w:r>
-    </w:p>
-    <w:p>
-      <w:pPr>
-        <w:pStyle w:val="Akapitzlist"/>
-        <w:numPr>
-          <w:ilvl w:val="0"/>
-          <w:numId w:val="72"/>
-        </w:numPr>
-      </w:pPr>
-      <w:r>
-        <w:t>stabilizuje cały łańcuch</w:t>
-      </w:r>
-    </w:p>
-    <w:p>
-      <w:pPr>
-        <w:pStyle w:val="Akapitzlist"/>
-        <w:numPr>
-          <w:ilvl w:val="0"/>
-          <w:numId w:val="72"/>
-        </w:numPr>
-      </w:pPr>
-      <w:r>
-        <w:t>ujednolica cały łańcuch</w:t>
-      </w:r>
-    </w:p>
-    <w:p>
-      <w:pPr>
-        <w:pStyle w:val="Akapitzlist"/>
-        <w:numPr>
-          <w:ilvl w:val="0"/>
-          <w:numId w:val="72"/>
-        </w:numPr>
-      </w:pPr>
-      <w:r>
-        <w:t xml:space="preserve">I wtedy batalion, </w:t>
-      </w:r>
-      <w:proofErr w:type="gramStart"/>
-      <w:r>
-        <w:t>brygada,</w:t>
-      </w:r>
-      <w:proofErr w:type="gramEnd"/>
-      <w:r>
-        <w:t xml:space="preserve"> czy dowódca operacyjny</w:t>
-      </w:r>
-    </w:p>
-    <w:p>
-      <w:pPr>
-        <w:pStyle w:val="Akapitzlist"/>
-        <w:numPr>
-          <w:ilvl w:val="0"/>
-          <w:numId w:val="72"/>
-        </w:numPr>
-      </w:pPr>
-      <w:r>
-        <w:t>podejmuje decyzje 2–5x szybciej niż przeciwnik.</w:t>
-      </w:r>
-    </w:p>
-    <w:p>
-      <w:pPr>
-        <w:pStyle w:val="Nagwek4"/>
-      </w:pPr>
-      <w:r>
-        <w:t>A w OODA to oznacza jedno:</w:t>
-      </w:r>
-    </w:p>
-    <w:p>
-      <w:r>
-        <w:rPr>
-          <w:rFonts w:ascii="Segoe UI Emoji" w:hAnsi="Segoe UI Emoji" w:cs="Segoe UI Emoji"/>
-        </w:rPr>
-        <w:t>🟩</w:t>
-      </w:r>
-      <w:r>
-        <w:t xml:space="preserve"> kto ma szybszą percepcję — ten wygrywa operację.</w:t>
-      </w:r>
-    </w:p>
-    <w:p>
-      <w:r>
-        <w:t>To jest fundament całego systemu wojskowego.</w:t>
-      </w:r>
-    </w:p>
-    <w:p>
-      <w:r>
-        <w:t>Zrozumiesz to → wszystko inne spadnie na swoje miejsce.</w:t>
-      </w:r>
-    </w:p>
-    <w:p>
-      <w:pPr>
-        <w:pStyle w:val="Nagwek1"/>
-      </w:pPr>
-      <w:r>
-        <w:t>II. C4ISR (DZIEŃ 3–6)</w:t>
-      </w:r>
-    </w:p>
-    <w:p>
-      <w:r>
-        <w:t>Tu nie grzebiemy się w detalach.</w:t>
-      </w:r>
-    </w:p>
-    <w:p>
-      <w:r>
-        <w:t>Tylko poziom „rozumiem do czego służy”.</w:t>
-      </w:r>
-    </w:p>
-    <w:p>
-      <w:pPr>
-        <w:pStyle w:val="Nagwek1"/>
-      </w:pPr>
-      <w:r>
-        <w:lastRenderedPageBreak/>
-        <w:t xml:space="preserve">### </w:t>
-      </w:r>
-      <w:r>
-        <w:rPr>
-          <w:rFonts w:ascii="Segoe UI Emoji" w:hAnsi="Segoe UI Emoji" w:cs="Segoe UI Emoji"/>
-        </w:rPr>
-        <w:t>⭐</w:t>
-      </w:r>
-      <w:r>
-        <w:t xml:space="preserve"> KROK 3 — Moduły C4ISR (bardzo prosto)</w:t>
-      </w:r>
-    </w:p>
-    <w:p>
-      <w:r>
-        <w:t xml:space="preserve">C4ISR składa się z wielu podsystemów, ale Tobie interesują cztery najważniejsze z perspektywy </w:t>
-      </w:r>
-      <w:proofErr w:type="spellStart"/>
-      <w:r>
-        <w:t>Cognition</w:t>
-      </w:r>
-      <w:proofErr w:type="spellEnd"/>
-      <w:r>
-        <w:t xml:space="preserve"> </w:t>
-      </w:r>
-      <w:proofErr w:type="spellStart"/>
-      <w:r>
-        <w:t>Layer</w:t>
-      </w:r>
-      <w:proofErr w:type="spellEnd"/>
-      <w:r>
-        <w:t>:</w:t>
-      </w:r>
-    </w:p>
-    <w:p>
-      <w:pPr>
-        <w:pStyle w:val="Akapitzlist"/>
-        <w:numPr>
-          <w:ilvl w:val="0"/>
-          <w:numId w:val="73"/>
-        </w:numPr>
-      </w:pPr>
-      <w:r>
-        <w:t>BMS (Battle Management System)</w:t>
-      </w:r>
-    </w:p>
-    <w:p>
-      <w:pPr>
-        <w:pStyle w:val="Akapitzlist"/>
-        <w:numPr>
-          <w:ilvl w:val="0"/>
-          <w:numId w:val="73"/>
-        </w:numPr>
-      </w:pPr>
-      <w:r>
-        <w:t>SIGINT (</w:t>
-      </w:r>
-      <w:proofErr w:type="spellStart"/>
-      <w:r>
-        <w:t>Signals</w:t>
-      </w:r>
-      <w:proofErr w:type="spellEnd"/>
-      <w:r>
-        <w:t xml:space="preserve"> </w:t>
-      </w:r>
-      <w:proofErr w:type="spellStart"/>
-      <w:r>
-        <w:t>Intelligence</w:t>
-      </w:r>
-      <w:proofErr w:type="spellEnd"/>
-      <w:r>
-        <w:t>)</w:t>
-      </w:r>
-    </w:p>
-    <w:p>
-      <w:pPr>
-        <w:pStyle w:val="Akapitzlist"/>
-        <w:numPr>
-          <w:ilvl w:val="0"/>
-          <w:numId w:val="73"/>
-        </w:numPr>
-      </w:pPr>
-      <w:r>
-        <w:t>GEOINT (</w:t>
-      </w:r>
-      <w:proofErr w:type="spellStart"/>
-      <w:r>
-        <w:t>Geospatial</w:t>
-      </w:r>
-      <w:proofErr w:type="spellEnd"/>
-      <w:r>
-        <w:t xml:space="preserve"> </w:t>
-      </w:r>
-      <w:proofErr w:type="spellStart"/>
-      <w:r>
-        <w:t>Intelligence</w:t>
-      </w:r>
-      <w:proofErr w:type="spellEnd"/>
-      <w:r>
-        <w:t>)</w:t>
-      </w:r>
-    </w:p>
-    <w:p>
-      <w:pPr>
-        <w:pStyle w:val="Akapitzlist"/>
-        <w:numPr>
-          <w:ilvl w:val="0"/>
-          <w:numId w:val="73"/>
-        </w:numPr>
-      </w:pPr>
-      <w:r>
-        <w:t>FIS (Force Information Systems)</w:t>
-      </w:r>
-    </w:p>
-    <w:p>
-      <w:r>
-        <w:t>Wyjaśnię Ci teraz dlaczego one istnieją, a nie jak działają.</w:t>
-      </w:r>
-    </w:p>
-    <w:p>
-      <w:pPr>
-        <w:pStyle w:val="Nagwek2"/>
-      </w:pPr>
-      <w:r>
-        <w:rPr>
-          <w:rFonts w:ascii="Segoe UI Emoji" w:hAnsi="Segoe UI Emoji" w:cs="Segoe UI Emoji"/>
-        </w:rPr>
-        <w:t>🔵</w:t>
-      </w:r>
-      <w:r>
-        <w:t xml:space="preserve"> 1. BMS – „Mózg batalionu”</w:t>
-      </w:r>
-    </w:p>
-    <w:p>
-      <w:r>
-        <w:t>DLACZEGO ISTNIEJE:</w:t>
-      </w:r>
-    </w:p>
-    <w:p>
-      <w:pPr>
-        <w:pStyle w:val="Akapitzlist"/>
-        <w:numPr>
-          <w:ilvl w:val="0"/>
-          <w:numId w:val="74"/>
-        </w:numPr>
-      </w:pPr>
-      <w:r>
-        <w:t>Bo batalion to nie 700 ludzi.</w:t>
-      </w:r>
-    </w:p>
-    <w:p>
-      <w:pPr>
-        <w:pStyle w:val="Akapitzlist"/>
-        <w:numPr>
-          <w:ilvl w:val="0"/>
-          <w:numId w:val="74"/>
-        </w:numPr>
-      </w:pPr>
-      <w:r>
-        <w:t>To 700 różnych perspektyw.</w:t>
-      </w:r>
-    </w:p>
-    <w:p>
-      <w:r>
-        <w:t>BMS jest po to, żeby zrobić:</w:t>
-      </w:r>
-    </w:p>
-    <w:p>
-      <w:pPr>
-        <w:pStyle w:val="Akapitzlist"/>
-        <w:numPr>
-          <w:ilvl w:val="0"/>
-          <w:numId w:val="75"/>
-        </w:numPr>
-      </w:pPr>
-      <w:r>
-        <w:rPr>
-          <w:rFonts w:ascii="Segoe UI Emoji" w:hAnsi="Segoe UI Emoji" w:cs="Segoe UI Emoji"/>
-        </w:rPr>
-        <w:t>👉</w:t>
-      </w:r>
-      <w:r>
-        <w:t xml:space="preserve"> jedną narrację operacyjną</w:t>
-      </w:r>
-    </w:p>
-    <w:p>
-      <w:pPr>
-        <w:pStyle w:val="Akapitzlist"/>
-        <w:numPr>
-          <w:ilvl w:val="0"/>
-          <w:numId w:val="75"/>
-        </w:numPr>
-      </w:pPr>
-      <w:r>
-        <w:rPr>
-          <w:rFonts w:ascii="Segoe UI Emoji" w:hAnsi="Segoe UI Emoji" w:cs="Segoe UI Emoji"/>
-        </w:rPr>
-        <w:t>👉</w:t>
-      </w:r>
-      <w:r>
-        <w:t xml:space="preserve"> jedną mapę sytuacyjną</w:t>
-      </w:r>
-    </w:p>
-    <w:p>
-      <w:pPr>
-        <w:pStyle w:val="Akapitzlist"/>
-        <w:numPr>
-          <w:ilvl w:val="0"/>
-          <w:numId w:val="75"/>
-        </w:numPr>
-      </w:pPr>
-      <w:r>
-        <w:rPr>
-          <w:rFonts w:ascii="Segoe UI Emoji" w:hAnsi="Segoe UI Emoji" w:cs="Segoe UI Emoji"/>
-        </w:rPr>
-        <w:t>👉</w:t>
-      </w:r>
-      <w:r>
-        <w:t xml:space="preserve"> jedno zgrane tempo działania</w:t>
-      </w:r>
-    </w:p>
-    <w:p>
-      <w:r>
-        <w:t>Bez BMS batalion działa jak 10 osobnych firm.</w:t>
-      </w:r>
-    </w:p>
-    <w:p>
-      <w:r>
-        <w:t>Z BMS działa jak jeden organizm.</w:t>
-      </w:r>
-    </w:p>
-    <w:p>
-      <w:r>
-        <w:t>W skrócie:</w:t>
-      </w:r>
-    </w:p>
-    <w:p>
-      <w:r>
-        <w:t>BMS istnieje, żeby dowódca wiedział „co się dzieje TERAZ i GDZIE”.</w:t>
-      </w:r>
-    </w:p>
-    <w:p>
-      <w:r>
-        <w:t>To jest podstawa ORIENT.</w:t>
-      </w:r>
-    </w:p>
-    <w:p>
-      <w:pPr>
-        <w:pStyle w:val="Nagwek2"/>
-      </w:pPr>
-      <w:r>
-        <w:rPr>
-          <w:rFonts w:ascii="Segoe UI Emoji" w:hAnsi="Segoe UI Emoji" w:cs="Segoe UI Emoji"/>
-        </w:rPr>
-        <w:t>🔵</w:t>
-      </w:r>
-      <w:r>
-        <w:t xml:space="preserve"> 2. SIGINT – „Ucho armii”</w:t>
-      </w:r>
-    </w:p>
-    <w:p>
-      <w:r>
-        <w:t>DLACZEGO ISTNIEJE:</w:t>
-      </w:r>
-    </w:p>
-    <w:p>
-      <w:pPr>
-        <w:pStyle w:val="Akapitzlist"/>
-        <w:numPr>
-          <w:ilvl w:val="0"/>
-          <w:numId w:val="76"/>
-        </w:numPr>
-      </w:pPr>
-      <w:r>
-        <w:t>Bo na współczesnym polu walki przeciwnika nie zobaczysz —</w:t>
-      </w:r>
-    </w:p>
-    <w:p>
-      <w:pPr>
-        <w:pStyle w:val="Akapitzlist"/>
-        <w:numPr>
-          <w:ilvl w:val="0"/>
-          <w:numId w:val="76"/>
-        </w:numPr>
-      </w:pPr>
-      <w:r>
-        <w:t>ale usłyszysz jego elektronikę.</w:t>
-      </w:r>
-    </w:p>
-    <w:p>
-      <w:r>
-        <w:t>SIGINT daje:</w:t>
-      </w:r>
-    </w:p>
-    <w:p>
-      <w:pPr>
-        <w:pStyle w:val="Akapitzlist"/>
-        <w:numPr>
-          <w:ilvl w:val="0"/>
-          <w:numId w:val="77"/>
-        </w:numPr>
-      </w:pPr>
-      <w:r>
-        <w:t>przechwytywanie komunikacji przeciwnika</w:t>
-      </w:r>
-    </w:p>
-    <w:p>
-      <w:pPr>
-        <w:pStyle w:val="Akapitzlist"/>
-        <w:numPr>
-          <w:ilvl w:val="0"/>
-          <w:numId w:val="77"/>
-        </w:numPr>
-      </w:pPr>
-      <w:r>
-        <w:t>wykrywanie radarów</w:t>
-      </w:r>
-    </w:p>
-    <w:p>
-      <w:pPr>
-        <w:pStyle w:val="Akapitzlist"/>
-        <w:numPr>
-          <w:ilvl w:val="0"/>
-          <w:numId w:val="77"/>
-        </w:numPr>
-      </w:pPr>
-      <w:r>
-        <w:t>wykrywanie dronów</w:t>
-      </w:r>
-    </w:p>
-    <w:p>
-      <w:pPr>
-        <w:pStyle w:val="Akapitzlist"/>
-        <w:numPr>
-          <w:ilvl w:val="0"/>
-          <w:numId w:val="77"/>
-        </w:numPr>
-      </w:pPr>
-      <w:r>
-        <w:t>rozpoznawanie zakłóceń</w:t>
-      </w:r>
-    </w:p>
-    <w:p>
-      <w:pPr>
-        <w:pStyle w:val="Akapitzlist"/>
-        <w:numPr>
-          <w:ilvl w:val="0"/>
-          <w:numId w:val="77"/>
-        </w:numPr>
-      </w:pPr>
-      <w:r>
-        <w:t>identyfikację emisji radiowych</w:t>
-      </w:r>
-    </w:p>
-    <w:p>
-      <w:r>
-        <w:t>SIGINT istnieje, bo:</w:t>
-      </w:r>
-    </w:p>
-    <w:p>
-      <w:pPr>
-        <w:pStyle w:val="Akapitzlist"/>
-        <w:numPr>
-          <w:ilvl w:val="0"/>
-          <w:numId w:val="78"/>
-        </w:numPr>
-      </w:pPr>
-      <w:r>
-        <w:rPr>
-          <w:rFonts w:ascii="Segoe UI Emoji" w:hAnsi="Segoe UI Emoji" w:cs="Segoe UI Emoji"/>
-        </w:rPr>
-        <w:t>👉</w:t>
-      </w:r>
-      <w:r>
-        <w:t xml:space="preserve"> każda emisja to zdradzona pozycja</w:t>
-      </w:r>
-    </w:p>
-    <w:p>
-      <w:pPr>
-        <w:pStyle w:val="Akapitzlist"/>
-        <w:numPr>
-          <w:ilvl w:val="0"/>
-          <w:numId w:val="78"/>
-        </w:numPr>
-      </w:pPr>
-      <w:r>
-        <w:rPr>
-          <w:rFonts w:ascii="Segoe UI Emoji" w:hAnsi="Segoe UI Emoji" w:cs="Segoe UI Emoji"/>
-        </w:rPr>
-        <w:t>👉</w:t>
-      </w:r>
-      <w:r>
-        <w:t xml:space="preserve"> każdy sygnał to intencja przeciwnika</w:t>
-      </w:r>
-    </w:p>
-    <w:p>
-      <w:r>
-        <w:lastRenderedPageBreak/>
-        <w:t>Nikt na wojnie nie ukryje elektroniki.</w:t>
-      </w:r>
-    </w:p>
-    <w:p>
-      <w:r>
-        <w:t>W skrócie:</w:t>
-      </w:r>
-    </w:p>
-    <w:p>
-      <w:pPr>
-        <w:pStyle w:val="Akapitzlist"/>
-        <w:numPr>
-          <w:ilvl w:val="0"/>
-          <w:numId w:val="79"/>
-        </w:numPr>
-      </w:pPr>
-      <w:r>
-        <w:t>SIGINT istnieje, żeby wiedzieć „CO, KTO i DLACZEGO nadaje”.</w:t>
-      </w:r>
-    </w:p>
-    <w:p>
-      <w:r>
-        <w:t>To jest podstawa OBSERVE.</w:t>
-      </w:r>
-    </w:p>
-    <w:p>
-      <w:pPr>
-        <w:pStyle w:val="Nagwek2"/>
-      </w:pPr>
-      <w:r>
-        <w:rPr>
-          <w:rFonts w:ascii="Segoe UI Emoji" w:hAnsi="Segoe UI Emoji" w:cs="Segoe UI Emoji"/>
-        </w:rPr>
-        <w:t>🔵</w:t>
-      </w:r>
-      <w:r>
-        <w:t xml:space="preserve"> 3. GEOINT – „Oczy z nieba”</w:t>
-      </w:r>
-    </w:p>
-    <w:p>
-      <w:pPr>
-        <w:pStyle w:val="Nagwek4"/>
-      </w:pPr>
-      <w:r>
-        <w:t>DLACZEGO ISTNIEJE:</w:t>
-      </w:r>
-    </w:p>
-    <w:p>
-      <w:r>
-        <w:t>Bo najważniejsze jest:</w:t>
-      </w:r>
-    </w:p>
-    <w:p>
-      <w:pPr>
-        <w:pStyle w:val="Akapitzlist"/>
-        <w:numPr>
-          <w:ilvl w:val="0"/>
-          <w:numId w:val="79"/>
-        </w:numPr>
-      </w:pPr>
-      <w:r>
-        <w:t>„Gdzie jestem?”</w:t>
-      </w:r>
-    </w:p>
-    <w:p>
-      <w:pPr>
-        <w:pStyle w:val="Akapitzlist"/>
-        <w:numPr>
-          <w:ilvl w:val="0"/>
-          <w:numId w:val="79"/>
-        </w:numPr>
-      </w:pPr>
-      <w:r>
-        <w:t>„Gdzie jest przeciwnik?”</w:t>
-      </w:r>
-    </w:p>
-    <w:p>
-      <w:pPr>
-        <w:pStyle w:val="Akapitzlist"/>
-        <w:numPr>
-          <w:ilvl w:val="0"/>
-          <w:numId w:val="79"/>
-        </w:numPr>
-      </w:pPr>
-      <w:r>
-        <w:t>„Co jest między nami?”</w:t>
-      </w:r>
-    </w:p>
-    <w:p>
-      <w:pPr>
-        <w:pStyle w:val="Nagwek4"/>
-      </w:pPr>
-      <w:r>
-        <w:t>GEOINT dostarcza:</w:t>
-      </w:r>
-    </w:p>
-    <w:p>
-      <w:pPr>
-        <w:pStyle w:val="Akapitzlist"/>
-        <w:numPr>
-          <w:ilvl w:val="0"/>
-          <w:numId w:val="80"/>
-        </w:numPr>
-      </w:pPr>
-      <w:proofErr w:type="spellStart"/>
-      <w:r>
-        <w:t>mapping</w:t>
-      </w:r>
-      <w:proofErr w:type="spellEnd"/>
-      <w:r>
-        <w:t xml:space="preserve"> 3D</w:t>
-      </w:r>
-    </w:p>
-    <w:p>
-      <w:pPr>
-        <w:pStyle w:val="Akapitzlist"/>
-        <w:numPr>
-          <w:ilvl w:val="0"/>
-          <w:numId w:val="80"/>
-        </w:numPr>
-      </w:pPr>
-      <w:r>
-        <w:t>dane terenowe</w:t>
-      </w:r>
-    </w:p>
-    <w:p>
-      <w:pPr>
-        <w:pStyle w:val="Akapitzlist"/>
-        <w:numPr>
-          <w:ilvl w:val="0"/>
-          <w:numId w:val="80"/>
-        </w:numPr>
-      </w:pPr>
-      <w:r>
-        <w:t>dane satelitarne</w:t>
-      </w:r>
-    </w:p>
-    <w:p>
-      <w:pPr>
-        <w:pStyle w:val="Akapitzlist"/>
-        <w:numPr>
-          <w:ilvl w:val="0"/>
-          <w:numId w:val="80"/>
-        </w:numPr>
-      </w:pPr>
-      <w:r>
-        <w:t>zdjęcia z orbity</w:t>
-      </w:r>
-    </w:p>
-    <w:p>
-      <w:pPr>
-        <w:pStyle w:val="Akapitzlist"/>
-        <w:numPr>
-          <w:ilvl w:val="0"/>
-          <w:numId w:val="80"/>
-        </w:numPr>
-      </w:pPr>
-      <w:r>
-        <w:t>modele ruchu wojsk</w:t>
-      </w:r>
-    </w:p>
-    <w:p>
-      <w:pPr>
-        <w:pStyle w:val="Nagwek4"/>
-      </w:pPr>
-      <w:r>
-        <w:t>GEOINT istnieje, bo wojna to zawsze:</w:t>
-      </w:r>
-    </w:p>
-    <w:p>
-      <w:r>
-        <w:rPr>
-          <w:rFonts w:ascii="Segoe UI Emoji" w:hAnsi="Segoe UI Emoji" w:cs="Segoe UI Emoji"/>
-        </w:rPr>
-        <w:t>👉</w:t>
-      </w:r>
-      <w:r>
-        <w:t xml:space="preserve"> geografia + czas + zamiar.</w:t>
-      </w:r>
-    </w:p>
-    <w:p>
-      <w:r>
-        <w:t>Nie ma wojny bez mapy.</w:t>
-      </w:r>
-    </w:p>
-    <w:p>
-      <w:r>
-        <w:t>W skrócie:</w:t>
-      </w:r>
-    </w:p>
-    <w:p>
-      <w:pPr>
-        <w:pStyle w:val="Nagwek4"/>
-      </w:pPr>
-      <w:r>
-        <w:t>GEOINT istnieje, żeby wiedzieć „JAK WYGLĄDA PRZESTRZEŃ”,</w:t>
-      </w:r>
-    </w:p>
-    <w:p>
-      <w:r>
-        <w:t xml:space="preserve">a </w:t>
-      </w:r>
-      <w:proofErr w:type="spellStart"/>
-      <w:r>
-        <w:t>Azramata</w:t>
-      </w:r>
-      <w:proofErr w:type="spellEnd"/>
-      <w:r>
-        <w:t xml:space="preserve"> mówi „CO TEN TEREN ZNACZY”.</w:t>
-      </w:r>
-    </w:p>
-    <w:p>
-      <w:pPr>
-        <w:pStyle w:val="Nagwek2"/>
-      </w:pPr>
-      <w:r>
-        <w:rPr>
-          <w:rFonts w:ascii="Segoe UI Emoji" w:hAnsi="Segoe UI Emoji" w:cs="Segoe UI Emoji"/>
-        </w:rPr>
-        <w:t>🔵</w:t>
-      </w:r>
-      <w:r>
-        <w:t xml:space="preserve"> 4. FIS – „Krwiobieg informacyjny wojska”</w:t>
-      </w:r>
-    </w:p>
-    <w:p>
-      <w:pPr>
-        <w:pStyle w:val="Nagwek3"/>
-      </w:pPr>
-      <w:r>
-        <w:t>DLACZEGO ISTNIEJE:</w:t>
-      </w:r>
-    </w:p>
-    <w:p>
-      <w:r>
-        <w:t>Bo wojsko generuje tak gigantyczną ilość informacji, że bez FIS:</w:t>
-      </w:r>
-    </w:p>
-    <w:p>
-      <w:pPr>
-        <w:pStyle w:val="Akapitzlist"/>
-        <w:numPr>
-          <w:ilvl w:val="0"/>
-          <w:numId w:val="81"/>
-        </w:numPr>
-      </w:pPr>
-      <w:r>
-        <w:t>gubi dane,</w:t>
-      </w:r>
-    </w:p>
-    <w:p>
-      <w:pPr>
-        <w:pStyle w:val="Akapitzlist"/>
-        <w:numPr>
-          <w:ilvl w:val="0"/>
-          <w:numId w:val="81"/>
-        </w:numPr>
-      </w:pPr>
-      <w:r>
-        <w:t>gubi kontekst,</w:t>
-      </w:r>
-    </w:p>
-    <w:p>
-      <w:pPr>
-        <w:pStyle w:val="Akapitzlist"/>
-        <w:numPr>
-          <w:ilvl w:val="0"/>
-          <w:numId w:val="81"/>
-        </w:numPr>
-      </w:pPr>
-      <w:r>
-        <w:t>nie umie przekazywać pełnego obrazu,</w:t>
-      </w:r>
-    </w:p>
-    <w:p>
-      <w:pPr>
-        <w:pStyle w:val="Akapitzlist"/>
-        <w:numPr>
-          <w:ilvl w:val="0"/>
-          <w:numId w:val="81"/>
-        </w:numPr>
-      </w:pPr>
-      <w:r>
-        <w:t>nie radzi sobie z logistyką i łącznością.</w:t>
-      </w:r>
-    </w:p>
-    <w:p>
-      <w:pPr>
-        <w:pStyle w:val="Akapitzlist"/>
-        <w:numPr>
-          <w:ilvl w:val="0"/>
-          <w:numId w:val="81"/>
-        </w:numPr>
-      </w:pPr>
-      <w:r>
-        <w:t>FIS zapewnia:</w:t>
-      </w:r>
-    </w:p>
-    <w:p>
-      <w:pPr>
-        <w:pStyle w:val="Akapitzlist"/>
-        <w:numPr>
-          <w:ilvl w:val="0"/>
-          <w:numId w:val="81"/>
-        </w:numPr>
-      </w:pPr>
-      <w:r>
-        <w:t>dostęp do informacji,</w:t>
-      </w:r>
-    </w:p>
-    <w:p>
-      <w:pPr>
-        <w:pStyle w:val="Akapitzlist"/>
-        <w:numPr>
-          <w:ilvl w:val="0"/>
-          <w:numId w:val="81"/>
-        </w:numPr>
-      </w:pPr>
-      <w:r>
-        <w:t>struktury danych,</w:t>
-      </w:r>
-    </w:p>
-    <w:p>
-      <w:pPr>
-        <w:pStyle w:val="Akapitzlist"/>
-        <w:numPr>
-          <w:ilvl w:val="0"/>
-          <w:numId w:val="81"/>
-        </w:numPr>
-      </w:pPr>
-      <w:r>
-        <w:t>przepływ meldunków,</w:t>
-      </w:r>
-    </w:p>
-    <w:p>
-      <w:pPr>
-        <w:pStyle w:val="Akapitzlist"/>
-        <w:numPr>
-          <w:ilvl w:val="0"/>
-          <w:numId w:val="81"/>
-        </w:numPr>
-      </w:pPr>
-      <w:r>
-        <w:t>formaty wymiany,</w:t>
-      </w:r>
-    </w:p>
-    <w:p>
-      <w:pPr>
-        <w:pStyle w:val="Akapitzlist"/>
-        <w:numPr>
-          <w:ilvl w:val="0"/>
-          <w:numId w:val="81"/>
-        </w:numPr>
-      </w:pPr>
-      <w:r>
-        <w:t>kompatybilność systemów.</w:t>
-      </w:r>
-    </w:p>
-    <w:p>
-      <w:r>
-        <w:t>FIS istnieje, bo bez formalnego obiegu informacja umiera.</w:t>
-      </w:r>
-    </w:p>
-    <w:p>
-      <w:r>
-        <w:lastRenderedPageBreak/>
-        <w:t>W skrócie:</w:t>
-      </w:r>
-    </w:p>
-    <w:p>
-      <w:pPr>
-        <w:pStyle w:val="Akapitzlist"/>
-        <w:numPr>
-          <w:ilvl w:val="0"/>
-          <w:numId w:val="82"/>
-        </w:numPr>
-      </w:pPr>
-      <w:r>
-        <w:t>FIS istnieje, żeby informacja była „dostępna, aktualna i zgodna”.</w:t>
-      </w:r>
-    </w:p>
-    <w:p>
-      <w:pPr>
-        <w:pStyle w:val="Nagwek2"/>
-      </w:pPr>
-      <w:r>
-        <w:rPr>
-          <w:rFonts w:ascii="Segoe UI Emoji" w:hAnsi="Segoe UI Emoji" w:cs="Segoe UI Emoji"/>
-        </w:rPr>
-        <w:t>⭐</w:t>
-      </w:r>
-      <w:r>
-        <w:t xml:space="preserve"> Jak to wszystko łączy </w:t>
-      </w:r>
-      <w:proofErr w:type="spellStart"/>
-      <w:r>
-        <w:t>Azramata</w:t>
-      </w:r>
-      <w:proofErr w:type="spellEnd"/>
-      <w:r>
-        <w:t>? (prawdziwy hit)</w:t>
-      </w:r>
-    </w:p>
-    <w:p>
-      <w:proofErr w:type="spellStart"/>
-      <w:r>
-        <w:t>Azramata</w:t>
-      </w:r>
-      <w:proofErr w:type="spellEnd"/>
-      <w:r>
-        <w:t xml:space="preserve"> nie dotyka:</w:t>
-      </w:r>
-    </w:p>
-    <w:p>
-      <w:pPr>
-        <w:pStyle w:val="Akapitzlist"/>
-        <w:numPr>
-          <w:ilvl w:val="0"/>
-          <w:numId w:val="82"/>
-        </w:numPr>
-      </w:pPr>
-      <w:r>
-        <w:t>hardware,</w:t>
-      </w:r>
-    </w:p>
-    <w:p>
-      <w:pPr>
-        <w:pStyle w:val="Akapitzlist"/>
-        <w:numPr>
-          <w:ilvl w:val="0"/>
-          <w:numId w:val="82"/>
-        </w:numPr>
-      </w:pPr>
-      <w:r>
-        <w:t>sensorów,</w:t>
-      </w:r>
-    </w:p>
-    <w:p>
-      <w:pPr>
-        <w:pStyle w:val="Akapitzlist"/>
-        <w:numPr>
-          <w:ilvl w:val="0"/>
-          <w:numId w:val="82"/>
-        </w:numPr>
-      </w:pPr>
-      <w:r>
-        <w:t>łączności,</w:t>
-      </w:r>
-    </w:p>
-    <w:p>
-      <w:pPr>
-        <w:pStyle w:val="Akapitzlist"/>
-        <w:numPr>
-          <w:ilvl w:val="0"/>
-          <w:numId w:val="82"/>
-        </w:numPr>
-      </w:pPr>
-      <w:r>
-        <w:t>logistyki,</w:t>
-      </w:r>
-    </w:p>
-    <w:p>
-      <w:pPr>
-        <w:pStyle w:val="Akapitzlist"/>
-        <w:numPr>
-          <w:ilvl w:val="0"/>
-          <w:numId w:val="82"/>
-        </w:numPr>
-      </w:pPr>
-      <w:r>
-        <w:t>protokołów,</w:t>
-      </w:r>
-    </w:p>
-    <w:p>
-      <w:pPr>
-        <w:pStyle w:val="Akapitzlist"/>
-        <w:numPr>
-          <w:ilvl w:val="0"/>
-          <w:numId w:val="82"/>
-        </w:numPr>
-      </w:pPr>
-      <w:r>
-        <w:t>radiostacji.</w:t>
-      </w:r>
-    </w:p>
-    <w:p>
-      <w:proofErr w:type="spellStart"/>
-      <w:r>
-        <w:t>Azramata</w:t>
-      </w:r>
-      <w:proofErr w:type="spellEnd"/>
-      <w:r>
-        <w:t xml:space="preserve"> dotyka przestrzeni między tymi systemami — czyli tego, czego nie da się zrobić technicznie:</w:t>
-      </w:r>
-    </w:p>
-    <w:p>
-      <w:pPr>
-        <w:pStyle w:val="Akapitzlist"/>
-        <w:numPr>
-          <w:ilvl w:val="0"/>
-          <w:numId w:val="83"/>
-        </w:numPr>
-      </w:pPr>
-      <w:r>
-        <w:rPr>
-          <w:rFonts w:ascii="Segoe UI Symbol" w:hAnsi="Segoe UI Symbol" w:cs="Segoe UI Symbol"/>
-        </w:rPr>
-        <w:t>✔</w:t>
-      </w:r>
-      <w:r>
-        <w:t xml:space="preserve"> robi jedną percepcję z wielu źródeł</w:t>
-      </w:r>
-    </w:p>
-    <w:p>
-      <w:pPr>
-        <w:pStyle w:val="Akapitzlist"/>
-        <w:numPr>
-          <w:ilvl w:val="0"/>
-          <w:numId w:val="83"/>
-        </w:numPr>
-      </w:pPr>
-      <w:r>
-        <w:rPr>
-          <w:rFonts w:ascii="Segoe UI Symbol" w:hAnsi="Segoe UI Symbol" w:cs="Segoe UI Symbol"/>
-        </w:rPr>
-        <w:t>✔</w:t>
-      </w:r>
-      <w:r>
-        <w:t xml:space="preserve"> synchronizuje ludzi, a nie tylko systemy</w:t>
-      </w:r>
-    </w:p>
-    <w:p>
-      <w:pPr>
-        <w:pStyle w:val="Akapitzlist"/>
-        <w:numPr>
-          <w:ilvl w:val="0"/>
-          <w:numId w:val="83"/>
-        </w:numPr>
-      </w:pPr>
-      <w:r>
-        <w:rPr>
-          <w:rFonts w:ascii="Segoe UI Symbol" w:hAnsi="Segoe UI Symbol" w:cs="Segoe UI Symbol"/>
-        </w:rPr>
-        <w:t>✔</w:t>
-      </w:r>
-      <w:r>
-        <w:t xml:space="preserve"> eliminuje chaos poznawczy</w:t>
-      </w:r>
-    </w:p>
-    <w:p>
-      <w:pPr>
-        <w:pStyle w:val="Akapitzlist"/>
-        <w:numPr>
-          <w:ilvl w:val="0"/>
-          <w:numId w:val="83"/>
-        </w:numPr>
-      </w:pPr>
-      <w:r>
-        <w:rPr>
-          <w:rFonts w:ascii="Segoe UI Symbol" w:hAnsi="Segoe UI Symbol" w:cs="Segoe UI Symbol"/>
-        </w:rPr>
-        <w:t>✔</w:t>
-      </w:r>
-      <w:r>
-        <w:t xml:space="preserve"> robi ORIENT spójny dla wszystkich</w:t>
-      </w:r>
-    </w:p>
-    <w:p>
-      <w:r>
-        <w:t>I właśnie dlatego jest warstwą C5ISR (</w:t>
-      </w:r>
-      <w:proofErr w:type="spellStart"/>
-      <w:r>
-        <w:t>Cognition</w:t>
-      </w:r>
-      <w:proofErr w:type="spellEnd"/>
-      <w:r>
-        <w:t>).</w:t>
-      </w:r>
-    </w:p>
-    <w:p>
-      <w:pPr>
-        <w:pStyle w:val="Nagwek3"/>
-      </w:pPr>
-      <w:r>
-        <w:rPr>
-          <w:rFonts w:ascii="Segoe UI Emoji" w:hAnsi="Segoe UI Emoji" w:cs="Segoe UI Emoji"/>
-        </w:rPr>
-        <w:t>⭐</w:t>
-      </w:r>
-      <w:r>
-        <w:t xml:space="preserve"> Najważniejsze zdanie do MON:</w:t>
-      </w:r>
-    </w:p>
-    <w:p>
-      <w:pPr>
-        <w:pStyle w:val="Akapitzlist"/>
-        <w:numPr>
-          <w:ilvl w:val="0"/>
-          <w:numId w:val="84"/>
-        </w:numPr>
-      </w:pPr>
-      <w:r>
-        <w:t>„BMS, SIGINT, GEOINT i FIS mówią, CO się dzieje.</w:t>
-      </w:r>
-    </w:p>
-    <w:p>
-      <w:pPr>
-        <w:pStyle w:val="Akapitzlist"/>
-        <w:numPr>
-          <w:ilvl w:val="0"/>
-          <w:numId w:val="84"/>
-        </w:numPr>
-      </w:pPr>
-      <w:proofErr w:type="spellStart"/>
-      <w:r>
-        <w:t>Azramata</w:t>
-      </w:r>
-      <w:proofErr w:type="spellEnd"/>
-      <w:r>
-        <w:t xml:space="preserve"> mówi, CO TO ZNACZY.”</w:t>
-      </w:r>
-    </w:p>
-    <w:p>
-      <w:r>
-        <w:t>To jest różnica między C4ISR a C5ISR.</w:t>
-      </w:r>
-    </w:p>
-    <w:p>
-      <w:pPr>
-        <w:pStyle w:val="Nagwek1"/>
-      </w:pPr>
-      <w:r>
-        <w:t xml:space="preserve">### </w:t>
-      </w:r>
-      <w:r>
-        <w:rPr>
-          <w:rFonts w:ascii="Segoe UI Emoji" w:hAnsi="Segoe UI Emoji" w:cs="Segoe UI Emoji"/>
-        </w:rPr>
-        <w:t>⭐</w:t>
-      </w:r>
-      <w:r>
-        <w:t xml:space="preserve"> KROK 4 — INTEROPERACYJNOŚĆ (w prawdziwym wojskowym sensie)</w:t>
-      </w:r>
-    </w:p>
-    <w:p>
-      <w:r>
-        <w:t>**Problem, który każdy w MON zna,</w:t>
-      </w:r>
-    </w:p>
-    <w:p>
-      <w:r>
-        <w:t xml:space="preserve">ale nikt nie potrafi </w:t>
-      </w:r>
-      <w:proofErr w:type="gramStart"/>
-      <w:r>
-        <w:t>naprawić:*</w:t>
-      </w:r>
-      <w:proofErr w:type="gramEnd"/>
-      <w:r>
-        <w:t>*</w:t>
-      </w:r>
-    </w:p>
-    <w:p>
-      <w:pPr>
-        <w:pStyle w:val="Nagwek2"/>
-      </w:pPr>
-      <w:r>
-        <w:rPr>
-          <w:rFonts w:ascii="Segoe UI Emoji" w:hAnsi="Segoe UI Emoji" w:cs="Segoe UI Emoji"/>
-        </w:rPr>
-        <w:t>🟥</w:t>
-      </w:r>
-      <w:r>
-        <w:t xml:space="preserve"> **Systemy wojskowe są </w:t>
-      </w:r>
-      <w:proofErr w:type="spellStart"/>
-      <w:r>
-        <w:t>interoperacyjne</w:t>
-      </w:r>
-      <w:proofErr w:type="spellEnd"/>
-      <w:r>
-        <w:t xml:space="preserve"> technicznie,</w:t>
-      </w:r>
-    </w:p>
-    <w:p>
-      <w:r>
-        <w:t xml:space="preserve">ale NIE SĄ </w:t>
-      </w:r>
-      <w:proofErr w:type="spellStart"/>
-      <w:r>
-        <w:t>interoperacyjne</w:t>
-      </w:r>
-      <w:proofErr w:type="spellEnd"/>
-      <w:r>
-        <w:t xml:space="preserve"> </w:t>
-      </w:r>
-      <w:proofErr w:type="gramStart"/>
-      <w:r>
-        <w:t>poznawczo.*</w:t>
-      </w:r>
-      <w:proofErr w:type="gramEnd"/>
-      <w:r>
-        <w:t>*</w:t>
+        <w:t xml:space="preserve"> **Systemy wojskowe są interoperacyjne technicznie,</w:t>
+      </w:r>
+    </w:p>
+    <w:p>
+      <w:r>
+        <w:t>ale NIE SĄ interoperacyjne poznawczo.**</w:t>
       </w:r>
     </w:p>
     <w:p>
@@ -4593,15 +4214,7 @@
     </w:p>
     <w:p>
       <w:r>
-        <w:t xml:space="preserve">I to jest dokładnie miejsce, gdzie </w:t>
-      </w:r>
-      <w:proofErr w:type="spellStart"/>
-      <w:r>
-        <w:t>Azramata</w:t>
-      </w:r>
-      <w:proofErr w:type="spellEnd"/>
-      <w:r>
-        <w:t xml:space="preserve"> się wpasowuje.</w:t>
+        <w:t>I to jest dokładnie miejsce, gdzie Azramata się wpasowuje.</w:t>
       </w:r>
     </w:p>
     <w:p>
@@ -4633,15 +4246,7 @@
         </w:numPr>
       </w:pPr>
       <w:r>
-        <w:t xml:space="preserve">A </w:t>
-      </w:r>
-      <w:proofErr w:type="spellStart"/>
-      <w:r>
-        <w:t>Azramata</w:t>
-      </w:r>
-      <w:proofErr w:type="spellEnd"/>
-      <w:r>
-        <w:t xml:space="preserve"> jest właśnie tą warstwą —</w:t>
+        <w:t>A Azramata jest właśnie tą warstwą —</w:t>
       </w:r>
     </w:p>
     <w:p>
@@ -4652,29 +4257,11 @@
           <w:numId w:val="85"/>
         </w:numPr>
       </w:pPr>
-      <w:proofErr w:type="spellStart"/>
-      <w:r>
-        <w:t>Unified</w:t>
-      </w:r>
-      <w:proofErr w:type="spellEnd"/>
-      <w:r>
-        <w:t xml:space="preserve"> </w:t>
-      </w:r>
-      <w:proofErr w:type="spellStart"/>
-      <w:r>
-        <w:t>Cognition</w:t>
-      </w:r>
-      <w:proofErr w:type="spellEnd"/>
-      <w:r>
-        <w:t xml:space="preserve"> </w:t>
-      </w:r>
-      <w:proofErr w:type="spellStart"/>
-      <w:r>
-        <w:t>Layer</w:t>
-      </w:r>
-      <w:proofErr w:type="spellEnd"/>
-      <w:r>
-        <w:t>.</w:t>
+      <w:r>
+        <w:t>Unified Cognition</w:t>
+      </w:r>
+      <w:r>
+        <w:t xml:space="preserve"> Layer.</w:t>
       </w:r>
     </w:p>
     <w:p>
@@ -4781,23 +4368,7 @@
         <w:t>🟩</w:t>
       </w:r>
       <w:r>
-        <w:t xml:space="preserve"> INTEROPERACYJNOŚCI POZNAWCZEJ (</w:t>
-      </w:r>
-      <w:proofErr w:type="spellStart"/>
-      <w:r>
-        <w:t>Cognitive</w:t>
-      </w:r>
-      <w:proofErr w:type="spellEnd"/>
-      <w:r>
-        <w:t xml:space="preserve"> </w:t>
-      </w:r>
-      <w:proofErr w:type="spellStart"/>
-      <w:r>
-        <w:t>Interoperability</w:t>
-      </w:r>
-      <w:proofErr w:type="spellEnd"/>
-      <w:r>
-        <w:t>)</w:t>
+        <w:t xml:space="preserve"> INTEROPERACYJNOŚCI POZNAWCZEJ (Cognitive Interoperability)</w:t>
       </w:r>
     </w:p>
     <w:p>
@@ -4848,15 +4419,7 @@
     </w:p>
     <w:p>
       <w:r>
-        <w:t>To jest dokładnie C5ISR (</w:t>
-      </w:r>
-      <w:proofErr w:type="spellStart"/>
-      <w:r>
-        <w:t>Cognition</w:t>
-      </w:r>
-      <w:proofErr w:type="spellEnd"/>
-      <w:r>
-        <w:t>).</w:t>
+        <w:t>To jest dokładnie C5ISR (Cognition).</w:t>
       </w:r>
     </w:p>
     <w:p>
@@ -4885,13 +4448,8 @@
       </w:r>
     </w:p>
     <w:p>
-      <w:proofErr w:type="spellStart"/>
-      <w:r>
-        <w:t>Azramata</w:t>
-      </w:r>
-      <w:proofErr w:type="spellEnd"/>
-      <w:r>
-        <w:t>:</w:t>
+      <w:r>
+        <w:t>Azramata:</w:t>
       </w:r>
     </w:p>
     <w:p>
@@ -5010,29 +4568,11 @@
       <w:pPr>
         <w:jc w:val="center"/>
       </w:pPr>
-      <w:proofErr w:type="spellStart"/>
-      <w:r>
-        <w:t>Unified</w:t>
-      </w:r>
-      <w:proofErr w:type="spellEnd"/>
-      <w:r>
-        <w:t xml:space="preserve"> </w:t>
-      </w:r>
-      <w:proofErr w:type="spellStart"/>
-      <w:r>
-        <w:t>Cognition</w:t>
-      </w:r>
-      <w:proofErr w:type="spellEnd"/>
-      <w:r>
-        <w:t xml:space="preserve"> </w:t>
-      </w:r>
-      <w:proofErr w:type="spellStart"/>
-      <w:r>
-        <w:t>Layer</w:t>
-      </w:r>
-      <w:proofErr w:type="spellEnd"/>
-      <w:r>
-        <w:t xml:space="preserve"> – warstwa sensu nad całą resztą.</w:t>
+      <w:r>
+        <w:t>Unified Cognition</w:t>
+      </w:r>
+      <w:r>
+        <w:t xml:space="preserve"> Layer – warstwa sensu nad całą resztą.</w:t>
       </w:r>
     </w:p>
     <w:p>
@@ -5097,15 +4637,7 @@
     </w:p>
     <w:p>
       <w:r>
-        <w:t xml:space="preserve">i gdzie </w:t>
-      </w:r>
-      <w:proofErr w:type="spellStart"/>
-      <w:r>
-        <w:t>Azramata</w:t>
-      </w:r>
-      <w:proofErr w:type="spellEnd"/>
-      <w:r>
-        <w:t xml:space="preserve"> w tym stoi.</w:t>
+        <w:t>i gdzie Azramata w tym stoi.</w:t>
       </w:r>
     </w:p>
     <w:p>
@@ -5462,13 +4994,8 @@
         </w:numPr>
       </w:pPr>
       <w:r>
-        <w:t xml:space="preserve">Input → Proces → </w:t>
-      </w:r>
-      <w:proofErr w:type="spellStart"/>
-      <w:r>
-        <w:t>Output</w:t>
-      </w:r>
-      <w:proofErr w:type="spellEnd"/>
+        <w:t>Input → Proces → Output</w:t>
+      </w:r>
     </w:p>
     <w:p>
       <w:r>
@@ -5476,13 +5003,8 @@
       </w:r>
     </w:p>
     <w:p>
-      <w:proofErr w:type="spellStart"/>
-      <w:r>
-        <w:t>Cognition</w:t>
-      </w:r>
-      <w:proofErr w:type="spellEnd"/>
-      <w:r>
-        <w:t xml:space="preserve"> działa w trybie:</w:t>
+      <w:r>
+        <w:t>Cognition działa w trybie:</w:t>
       </w:r>
     </w:p>
     <w:p>
@@ -5522,13 +5044,8 @@
       </w:r>
     </w:p>
     <w:p>
-      <w:proofErr w:type="spellStart"/>
-      <w:r>
-        <w:t>Azramata</w:t>
-      </w:r>
-      <w:proofErr w:type="spellEnd"/>
-      <w:r>
-        <w:t xml:space="preserve"> odpowiada na:</w:t>
+      <w:r>
+        <w:t>Azramata odpowiada na:</w:t>
       </w:r>
     </w:p>
     <w:p>
@@ -5615,36 +5132,12 @@
     </w:p>
     <w:p>
       <w:r>
-        <w:t xml:space="preserve">To rola </w:t>
-      </w:r>
-      <w:proofErr w:type="spellStart"/>
-      <w:r>
-        <w:t>Cognition</w:t>
-      </w:r>
-      <w:proofErr w:type="spellEnd"/>
-      <w:r>
-        <w:t xml:space="preserve"> </w:t>
-      </w:r>
-      <w:proofErr w:type="spellStart"/>
-      <w:r>
-        <w:t>Layer</w:t>
-      </w:r>
-      <w:proofErr w:type="spellEnd"/>
-      <w:r>
-        <w:t>.</w:t>
-      </w:r>
-    </w:p>
-    <w:p>
-      <w:r>
-        <w:t xml:space="preserve">Dlatego </w:t>
-      </w:r>
-      <w:proofErr w:type="spellStart"/>
-      <w:r>
-        <w:t>Azramata</w:t>
-      </w:r>
-      <w:proofErr w:type="spellEnd"/>
-      <w:r>
-        <w:t xml:space="preserve"> stoi:</w:t>
+        <w:t>To rola Cognition Layer.</w:t>
+      </w:r>
+    </w:p>
+    <w:p>
+      <w:r>
+        <w:t>Dlatego Azramata stoi:</w:t>
       </w:r>
     </w:p>
     <w:p>
@@ -5928,15 +5421,7 @@
         </w:numPr>
       </w:pPr>
       <w:r>
-        <w:t xml:space="preserve">gdzie </w:t>
-      </w:r>
-      <w:proofErr w:type="spellStart"/>
-      <w:r>
-        <w:t>sensoryzacja</w:t>
-      </w:r>
-      <w:proofErr w:type="spellEnd"/>
-      <w:r>
-        <w:t xml:space="preserve"> nie łączy się z planem działań</w:t>
+        <w:t>gdzie sensoryzacja nie łączy się z planem działań</w:t>
       </w:r>
     </w:p>
     <w:p>
@@ -5955,15 +5440,7 @@
         <w:t>🟩</w:t>
       </w:r>
       <w:r>
-        <w:t xml:space="preserve"> DZIEŃ 3 — Dlaczego brakuje AI i spójności (i gdzie </w:t>
-      </w:r>
-      <w:proofErr w:type="spellStart"/>
-      <w:r>
-        <w:t>Azramata</w:t>
-      </w:r>
-      <w:proofErr w:type="spellEnd"/>
-      <w:r>
-        <w:t xml:space="preserve"> wchodzi)</w:t>
+        <w:t xml:space="preserve"> DZIEŃ 3 — Dlaczego brakuje AI i spójności (i gdzie Azramata wchodzi)</w:t>
       </w:r>
     </w:p>
     <w:p>
@@ -5986,15 +5463,7 @@
         <w:t>✔</w:t>
       </w:r>
       <w:r>
-        <w:t xml:space="preserve"> ERP ma dane </w:t>
-      </w:r>
-      <w:proofErr w:type="gramStart"/>
-      <w:r>
-        <w:t>→</w:t>
-      </w:r>
-      <w:proofErr w:type="gramEnd"/>
-      <w:r>
-        <w:t xml:space="preserve"> ale ich nie interpretuje</w:t>
+        <w:t xml:space="preserve"> ERP ma dane → ale ich nie interpretuje</w:t>
       </w:r>
     </w:p>
     <w:p>
@@ -6012,15 +5481,7 @@
         <w:t>✔</w:t>
       </w:r>
       <w:r>
-        <w:t xml:space="preserve"> logistyka ma sygnały </w:t>
-      </w:r>
-      <w:proofErr w:type="gramStart"/>
-      <w:r>
-        <w:t>→</w:t>
-      </w:r>
-      <w:proofErr w:type="gramEnd"/>
-      <w:r>
-        <w:t xml:space="preserve"> ale nie ma sensu</w:t>
+        <w:t xml:space="preserve"> logistyka ma sygnały → ale nie ma sensu</w:t>
       </w:r>
     </w:p>
     <w:p>
@@ -6038,15 +5499,7 @@
         <w:t>✔</w:t>
       </w:r>
       <w:r>
-        <w:t xml:space="preserve"> sztab ma obraz </w:t>
-      </w:r>
-      <w:proofErr w:type="gramStart"/>
-      <w:r>
-        <w:t>→</w:t>
-      </w:r>
-      <w:proofErr w:type="gramEnd"/>
-      <w:r>
-        <w:t xml:space="preserve"> ale nie ma priorytetów</w:t>
+        <w:t xml:space="preserve"> sztab ma obraz → ale nie ma priorytetów</w:t>
       </w:r>
     </w:p>
     <w:p>
@@ -6064,15 +5517,7 @@
         <w:t>✔</w:t>
       </w:r>
       <w:r>
-        <w:t xml:space="preserve"> dowódca ma presję </w:t>
-      </w:r>
-      <w:proofErr w:type="gramStart"/>
-      <w:r>
-        <w:t>→</w:t>
-      </w:r>
-      <w:proofErr w:type="gramEnd"/>
-      <w:r>
-        <w:t xml:space="preserve"> ale nie ma klarowności</w:t>
+        <w:t xml:space="preserve"> dowódca ma presję → ale nie ma klarowności</w:t>
       </w:r>
     </w:p>
     <w:p>
@@ -6200,13 +5645,8 @@
       </w:r>
     </w:p>
     <w:p>
-      <w:proofErr w:type="spellStart"/>
-      <w:r>
-        <w:t>Azramata</w:t>
-      </w:r>
-      <w:proofErr w:type="spellEnd"/>
-      <w:r>
-        <w:t xml:space="preserve"> jest pierwszą warstwą, która to rozwiązuje.</w:t>
+      <w:r>
+        <w:t>Azramata jest pierwszą warstwą, która to rozwiązuje.</w:t>
       </w:r>
     </w:p>
     <w:p>
@@ -6311,15 +5751,7 @@
         </w:numPr>
       </w:pPr>
       <w:r>
-        <w:t xml:space="preserve">sens całej </w:t>
-      </w:r>
-      <w:proofErr w:type="spellStart"/>
-      <w:r>
-        <w:t>Azramaty</w:t>
-      </w:r>
-      <w:proofErr w:type="spellEnd"/>
-      <w:r>
-        <w:t xml:space="preserve"> na poziomie narodowym.</w:t>
+        <w:t>sens całej Azramaty na poziomie narodowym.</w:t>
       </w:r>
     </w:p>
     <w:p>
@@ -6357,37 +5789,14 @@
       </w:r>
     </w:p>
     <w:p>
-      <w:proofErr w:type="spellStart"/>
-      <w:r>
-        <w:t>Azramata</w:t>
-      </w:r>
-      <w:proofErr w:type="spellEnd"/>
-      <w:r>
-        <w:t xml:space="preserve"> jest „</w:t>
-      </w:r>
-      <w:proofErr w:type="spellStart"/>
-      <w:r>
-        <w:t>Unified</w:t>
-      </w:r>
-      <w:proofErr w:type="spellEnd"/>
-      <w:r>
-        <w:t xml:space="preserve"> </w:t>
-      </w:r>
-      <w:proofErr w:type="spellStart"/>
-      <w:r>
-        <w:t>Cognition</w:t>
-      </w:r>
-      <w:proofErr w:type="spellEnd"/>
-      <w:r>
-        <w:t xml:space="preserve"> </w:t>
-      </w:r>
-      <w:proofErr w:type="spellStart"/>
-      <w:r>
-        <w:t>Layer</w:t>
-      </w:r>
-      <w:proofErr w:type="spellEnd"/>
-      <w:r>
-        <w:t>”,</w:t>
+      <w:r>
+        <w:t>Azramata jest „</w:t>
+      </w:r>
+      <w:r>
+        <w:t>Unified Cognition</w:t>
+      </w:r>
+      <w:r>
+        <w:t xml:space="preserve"> Layer”,</w:t>
       </w:r>
     </w:p>
     <w:p>
@@ -6569,28 +5978,12 @@
         </w:numPr>
       </w:pPr>
       <w:r>
-        <w:t xml:space="preserve">brak warstwy </w:t>
-      </w:r>
-      <w:proofErr w:type="spellStart"/>
-      <w:r>
-        <w:t>Cognition</w:t>
-      </w:r>
-      <w:proofErr w:type="spellEnd"/>
-      <w:r>
-        <w:t>.</w:t>
-      </w:r>
-    </w:p>
-    <w:p>
-      <w:r>
-        <w:t xml:space="preserve">Co robi </w:t>
-      </w:r>
-      <w:proofErr w:type="spellStart"/>
-      <w:r>
-        <w:t>Azramata</w:t>
-      </w:r>
-      <w:proofErr w:type="spellEnd"/>
-      <w:r>
-        <w:t>:</w:t>
+        <w:t>brak warstwy Cognition.</w:t>
+      </w:r>
+    </w:p>
+    <w:p>
+      <w:r>
+        <w:t>Co robi Azramata:</w:t>
       </w:r>
     </w:p>
     <w:p>
@@ -6821,15 +6214,7 @@
     </w:p>
     <w:p>
       <w:r>
-        <w:t xml:space="preserve">Co robi </w:t>
-      </w:r>
-      <w:proofErr w:type="spellStart"/>
-      <w:r>
-        <w:t>Azramata</w:t>
-      </w:r>
-      <w:proofErr w:type="spellEnd"/>
-      <w:r>
-        <w:t>?</w:t>
+        <w:t>Co robi Azramata?</w:t>
       </w:r>
     </w:p>
     <w:p>
@@ -7167,13 +6552,8 @@
       </w:r>
     </w:p>
     <w:p>
-      <w:proofErr w:type="spellStart"/>
-      <w:r>
-        <w:t>Azramata</w:t>
-      </w:r>
-      <w:proofErr w:type="spellEnd"/>
-      <w:r>
-        <w:t xml:space="preserve"> robi tu CUD:</w:t>
+      <w:r>
+        <w:t>Azramata robi tu CUD:</w:t>
       </w:r>
     </w:p>
     <w:p>
@@ -7353,13 +6733,8 @@
           <w:numId w:val="109"/>
         </w:numPr>
       </w:pPr>
-      <w:proofErr w:type="spellStart"/>
-      <w:r>
-        <w:t>cyberbezpieczeństwo</w:t>
-      </w:r>
-      <w:proofErr w:type="spellEnd"/>
-      <w:r>
-        <w:t xml:space="preserve"> infrastruktury</w:t>
+      <w:r>
+        <w:t>cyberbezpieczeństwo infrastruktury</w:t>
       </w:r>
     </w:p>
     <w:p>
@@ -7406,13 +6781,8 @@
         </w:numPr>
       </w:pPr>
       <w:r>
-        <w:t xml:space="preserve">Logistyka nic nie wie o </w:t>
-      </w:r>
-      <w:proofErr w:type="spellStart"/>
-      <w:r>
-        <w:t>cyber</w:t>
-      </w:r>
-      <w:proofErr w:type="spellEnd"/>
+        <w:t>Logistyka nic nie wie o cyber</w:t>
+      </w:r>
     </w:p>
     <w:p>
       <w:pPr>
@@ -7422,13 +6792,8 @@
           <w:numId w:val="110"/>
         </w:numPr>
       </w:pPr>
-      <w:proofErr w:type="spellStart"/>
-      <w:r>
-        <w:t>Cyber</w:t>
-      </w:r>
-      <w:proofErr w:type="spellEnd"/>
-      <w:r>
-        <w:t xml:space="preserve"> nic nie wie o kryzysach</w:t>
+      <w:r>
+        <w:t>Cyber nic nie wie o kryzysach</w:t>
       </w:r>
     </w:p>
     <w:p>
@@ -7466,13 +6831,8 @@
       </w:r>
     </w:p>
     <w:p>
-      <w:proofErr w:type="spellStart"/>
-      <w:r>
-        <w:t>Azramata</w:t>
-      </w:r>
-      <w:proofErr w:type="spellEnd"/>
-      <w:r>
-        <w:t xml:space="preserve"> robi:</w:t>
+      <w:r>
+        <w:t>Azramata robi:</w:t>
       </w:r>
     </w:p>
     <w:p>
@@ -7594,13 +6954,8 @@
         </w:numPr>
       </w:pPr>
       <w:r>
-        <w:t xml:space="preserve">bezpieczeństwa </w:t>
-      </w:r>
-      <w:proofErr w:type="spellStart"/>
-      <w:r>
-        <w:t>cyber</w:t>
-      </w:r>
-      <w:proofErr w:type="spellEnd"/>
+        <w:t>bezpieczeństwa cyber</w:t>
+      </w:r>
     </w:p>
     <w:p>
       <w:pPr>
@@ -7670,21 +7025,8 @@
         <w:t>❌</w:t>
       </w:r>
       <w:r>
-        <w:t xml:space="preserve"> brak </w:t>
-      </w:r>
-      <w:proofErr w:type="spellStart"/>
-      <w:r>
-        <w:t>Cognition</w:t>
-      </w:r>
-      <w:proofErr w:type="spellEnd"/>
-      <w:r>
-        <w:t xml:space="preserve"> </w:t>
-      </w:r>
-      <w:proofErr w:type="spellStart"/>
-      <w:r>
-        <w:t>Layer</w:t>
-      </w:r>
-      <w:proofErr w:type="spellEnd"/>
+        <w:t xml:space="preserve"> brak Cognition Layer</w:t>
+      </w:r>
     </w:p>
     <w:p>
       <w:pPr>
@@ -7694,13 +7036,8 @@
           <w:numId w:val="113"/>
         </w:numPr>
       </w:pPr>
-      <w:proofErr w:type="spellStart"/>
-      <w:r>
-        <w:t>Cyber</w:t>
-      </w:r>
-      <w:proofErr w:type="spellEnd"/>
-      <w:r>
-        <w:t xml:space="preserve"> ma dużo danych, mało sensu.</w:t>
+      <w:r>
+        <w:t>Cyber ma dużo danych, mało sensu.</w:t>
       </w:r>
     </w:p>
     <w:p>
@@ -7764,13 +7101,8 @@
       </w:r>
     </w:p>
     <w:p>
-      <w:proofErr w:type="spellStart"/>
-      <w:r>
-        <w:t>Azramata</w:t>
-      </w:r>
-      <w:proofErr w:type="spellEnd"/>
-      <w:r>
-        <w:t>:</w:t>
+      <w:r>
+        <w:t>Azramata:</w:t>
       </w:r>
     </w:p>
     <w:p>
@@ -7793,19 +7125,9 @@
           <w:numId w:val="114"/>
         </w:numPr>
       </w:pPr>
-      <w:proofErr w:type="spellStart"/>
-      <w:r>
-        <w:t>priorytetuje</w:t>
-      </w:r>
-      <w:proofErr w:type="spellEnd"/>
-      <w:r>
-        <w:t xml:space="preserve"> sygnały </w:t>
-      </w:r>
-      <w:proofErr w:type="spellStart"/>
-      <w:r>
-        <w:t>cyber</w:t>
-      </w:r>
-      <w:proofErr w:type="spellEnd"/>
+      <w:r>
+        <w:t>priorytetuje sygnały cyber</w:t>
+      </w:r>
     </w:p>
     <w:p>
       <w:pPr>
@@ -7867,15 +7189,7 @@
         <w:t>👉</w:t>
       </w:r>
       <w:r>
-        <w:t xml:space="preserve"> </w:t>
-      </w:r>
-      <w:proofErr w:type="spellStart"/>
-      <w:r>
-        <w:t>Azramata</w:t>
-      </w:r>
-      <w:proofErr w:type="spellEnd"/>
-      <w:r>
-        <w:t xml:space="preserve"> tworzy wspólny język SENSU dla całego państwa.</w:t>
+        <w:t xml:space="preserve"> Azramata tworzy wspólny język SENSU dla całego państwa.</w:t>
       </w:r>
     </w:p>
     <w:p>
@@ -7915,11 +7229,9 @@
           <w:numId w:val="115"/>
         </w:numPr>
       </w:pPr>
-      <w:proofErr w:type="spellStart"/>
       <w:r>
         <w:t>priorytetyzacyjna</w:t>
       </w:r>
-      <w:proofErr w:type="spellEnd"/>
     </w:p>
     <w:p>
       <w:pPr>
@@ -8002,29 +7314,11 @@
       <w:r>
         <w:t xml:space="preserve">To jest </w:t>
       </w:r>
-      <w:proofErr w:type="spellStart"/>
-      <w:r>
-        <w:t>Unified</w:t>
-      </w:r>
-      <w:proofErr w:type="spellEnd"/>
-      <w:r>
-        <w:t xml:space="preserve"> </w:t>
-      </w:r>
-      <w:proofErr w:type="spellStart"/>
-      <w:r>
-        <w:t>Cognition</w:t>
-      </w:r>
-      <w:proofErr w:type="spellEnd"/>
-      <w:r>
-        <w:t xml:space="preserve"> </w:t>
-      </w:r>
-      <w:proofErr w:type="spellStart"/>
-      <w:r>
-        <w:t>Layer</w:t>
-      </w:r>
-      <w:proofErr w:type="spellEnd"/>
-      <w:r>
-        <w:t>.</w:t>
+      <w:r>
+        <w:t>Unified Cognition</w:t>
+      </w:r>
+      <w:r>
+        <w:t xml:space="preserve"> Layer.</w:t>
       </w:r>
     </w:p>
     <w:p>
@@ -8045,13 +7339,8 @@
       </w:r>
     </w:p>
     <w:p>
-      <w:proofErr w:type="spellStart"/>
-      <w:r>
-        <w:t>Azramata</w:t>
-      </w:r>
-      <w:proofErr w:type="spellEnd"/>
-      <w:r>
-        <w:t xml:space="preserve"> daje im wspólną warstwę interpretacji.</w:t>
+      <w:r>
+        <w:t>Azramata daje im wspólną warstwę interpretacji.</w:t>
       </w:r>
     </w:p>
     <w:p>
@@ -8115,23 +7404,13 @@
           <w:numId w:val="117"/>
         </w:numPr>
       </w:pPr>
-      <w:proofErr w:type="spellStart"/>
-      <w:r>
-        <w:t>Cyber</w:t>
-      </w:r>
-      <w:proofErr w:type="spellEnd"/>
-      <w:r>
-        <w:t xml:space="preserve"> reaguje inteligentniej</w:t>
-      </w:r>
-    </w:p>
-    <w:p>
-      <w:proofErr w:type="gramStart"/>
-      <w:r>
-        <w:t>…</w:t>
-      </w:r>
-      <w:proofErr w:type="gramEnd"/>
-      <w:r>
-        <w:t>bo wszyscy widzą ten sam sens.”</w:t>
+      <w:r>
+        <w:t>Cyber reaguje inteligentniej</w:t>
+      </w:r>
+    </w:p>
+    <w:p>
+      <w:r>
+        <w:t>…bo wszyscy widzą ten sam sens.”</w:t>
       </w:r>
     </w:p>
     <w:p>
@@ -8222,13 +7501,8 @@
         </w:numPr>
       </w:pPr>
       <w:r>
-        <w:t xml:space="preserve">nowa </w:t>
-      </w:r>
-      <w:proofErr w:type="spellStart"/>
-      <w:r>
-        <w:t>cyberplatforma</w:t>
-      </w:r>
-      <w:proofErr w:type="spellEnd"/>
+        <w:t>nowa cyberplatforma</w:t>
+      </w:r>
     </w:p>
     <w:p>
       <w:r>
@@ -8241,13 +7515,8 @@
       </w:r>
     </w:p>
     <w:p>
-      <w:proofErr w:type="spellStart"/>
-      <w:r>
-        <w:t>Azramata</w:t>
-      </w:r>
-      <w:proofErr w:type="spellEnd"/>
-      <w:r>
-        <w:t xml:space="preserve"> działa ponad tym wszystkim.</w:t>
+      <w:r>
+        <w:t>Azramata działa ponad tym wszystkim.</w:t>
       </w:r>
     </w:p>
     <w:p>
@@ -8261,15 +7530,7 @@
         <w:t>🟥</w:t>
       </w:r>
       <w:r>
-        <w:t xml:space="preserve"> 1. </w:t>
-      </w:r>
-      <w:proofErr w:type="spellStart"/>
-      <w:r>
-        <w:t>Azramata</w:t>
-      </w:r>
-      <w:proofErr w:type="spellEnd"/>
-      <w:r>
-        <w:t xml:space="preserve"> NIE wchodzi do ERP (i nigdy nie powinna)</w:t>
+        <w:t xml:space="preserve"> 1. Azramata NIE wchodzi do ERP (i nigdy nie powinna)</w:t>
       </w:r>
     </w:p>
     <w:p>
@@ -8367,13 +7628,8 @@
       </w:r>
     </w:p>
     <w:p>
-      <w:proofErr w:type="spellStart"/>
-      <w:r>
-        <w:t>Azramata</w:t>
-      </w:r>
-      <w:proofErr w:type="spellEnd"/>
-      <w:r>
-        <w:t xml:space="preserve"> jest jak układ nerwowy.</w:t>
+      <w:r>
+        <w:t>Azramata jest jak układ nerwowy.</w:t>
       </w:r>
     </w:p>
     <w:p>
@@ -8382,13 +7638,8 @@
       </w:r>
     </w:p>
     <w:p>
-      <w:proofErr w:type="spellStart"/>
-      <w:r>
-        <w:t>Azramata</w:t>
-      </w:r>
-      <w:proofErr w:type="spellEnd"/>
-      <w:r>
-        <w:t xml:space="preserve"> to sens i priorytet tych danych.</w:t>
+      <w:r>
+        <w:t>Azramata to sens i priorytet tych danych.</w:t>
       </w:r>
     </w:p>
     <w:p>
@@ -8408,14 +7659,9 @@
       </w:r>
     </w:p>
     <w:p>
-      <w:proofErr w:type="spellStart"/>
       <w:r>
         <w:lastRenderedPageBreak/>
-        <w:t>Azramata</w:t>
-      </w:r>
-      <w:proofErr w:type="spellEnd"/>
-      <w:r>
-        <w:t xml:space="preserve"> mówi:</w:t>
+        <w:t>Azramata mówi:</w:t>
       </w:r>
     </w:p>
     <w:p>
@@ -8441,44 +7687,12 @@
     </w:p>
     <w:p>
       <w:r>
-        <w:t xml:space="preserve">ERP nie </w:t>
-      </w:r>
-      <w:proofErr w:type="spellStart"/>
-      <w:r>
-        <w:t>priorytetyzuje</w:t>
-      </w:r>
-      <w:proofErr w:type="spellEnd"/>
-      <w:r>
-        <w:t>.</w:t>
-      </w:r>
-    </w:p>
-    <w:p>
-      <w:r>
-        <w:t xml:space="preserve">Dlatego </w:t>
-      </w:r>
-      <w:proofErr w:type="spellStart"/>
-      <w:r>
-        <w:t>Azramata</w:t>
-      </w:r>
-      <w:proofErr w:type="spellEnd"/>
-      <w:r>
-        <w:t xml:space="preserve"> stoi poza ERP — nad </w:t>
-      </w:r>
-      <w:proofErr w:type="gramStart"/>
-      <w:r>
-        <w:t>nim,</w:t>
-      </w:r>
-      <w:proofErr w:type="gramEnd"/>
-      <w:r>
-        <w:t xml:space="preserve"> jako meta-warstwa </w:t>
-      </w:r>
-      <w:proofErr w:type="spellStart"/>
-      <w:r>
-        <w:t>Cognition</w:t>
-      </w:r>
-      <w:proofErr w:type="spellEnd"/>
-      <w:r>
-        <w:t>.</w:t>
+        <w:t>ERP nie priorytetyzuje.</w:t>
+      </w:r>
+    </w:p>
+    <w:p>
+      <w:r>
+        <w:t>Dlatego Azramata stoi poza ERP — nad nim, jako meta-warstwa Cognition.</w:t>
       </w:r>
     </w:p>
     <w:p>
@@ -8492,196 +7706,166 @@
         <w:t>🟧</w:t>
       </w:r>
       <w:r>
-        <w:t xml:space="preserve"> 2. </w:t>
-      </w:r>
-      <w:proofErr w:type="spellStart"/>
+        <w:t xml:space="preserve"> 2. Azramata NIE konkuruje z C4ISR</w:t>
+      </w:r>
+    </w:p>
+    <w:p>
+      <w:r>
+        <w:t>C4ISR = systemy sprzętowe + dane:</w:t>
+      </w:r>
+    </w:p>
+    <w:p>
+      <w:pPr>
+        <w:pStyle w:val="Akapitzlist"/>
+        <w:numPr>
+          <w:ilvl w:val="0"/>
+          <w:numId w:val="119"/>
+        </w:numPr>
+      </w:pPr>
+      <w:r>
+        <w:t>radary</w:t>
+      </w:r>
+    </w:p>
+    <w:p>
+      <w:pPr>
+        <w:pStyle w:val="Akapitzlist"/>
+        <w:numPr>
+          <w:ilvl w:val="0"/>
+          <w:numId w:val="119"/>
+        </w:numPr>
+      </w:pPr>
+      <w:r>
+        <w:t>sensory</w:t>
+      </w:r>
+    </w:p>
+    <w:p>
+      <w:pPr>
+        <w:pStyle w:val="Akapitzlist"/>
+        <w:numPr>
+          <w:ilvl w:val="0"/>
+          <w:numId w:val="119"/>
+        </w:numPr>
+      </w:pPr>
+      <w:r>
+        <w:t>BMS</w:t>
+      </w:r>
+    </w:p>
+    <w:p>
+      <w:pPr>
+        <w:pStyle w:val="Akapitzlist"/>
+        <w:numPr>
+          <w:ilvl w:val="0"/>
+          <w:numId w:val="119"/>
+        </w:numPr>
+      </w:pPr>
+      <w:r>
+        <w:t>satelity</w:t>
+      </w:r>
+    </w:p>
+    <w:p>
+      <w:pPr>
+        <w:pStyle w:val="Akapitzlist"/>
+        <w:numPr>
+          <w:ilvl w:val="0"/>
+          <w:numId w:val="119"/>
+        </w:numPr>
+      </w:pPr>
+      <w:r>
+        <w:t>SIGINT</w:t>
+      </w:r>
+    </w:p>
+    <w:p>
+      <w:pPr>
+        <w:pStyle w:val="Akapitzlist"/>
+        <w:numPr>
+          <w:ilvl w:val="0"/>
+          <w:numId w:val="119"/>
+        </w:numPr>
+      </w:pPr>
+      <w:r>
+        <w:t>GEOINT</w:t>
+      </w:r>
+    </w:p>
+    <w:p>
+      <w:pPr>
+        <w:pStyle w:val="Akapitzlist"/>
+        <w:numPr>
+          <w:ilvl w:val="0"/>
+          <w:numId w:val="119"/>
+        </w:numPr>
+      </w:pPr>
+      <w:r>
+        <w:t>łączność</w:t>
+      </w:r>
+    </w:p>
+    <w:p>
+      <w:pPr>
+        <w:pStyle w:val="Akapitzlist"/>
+        <w:numPr>
+          <w:ilvl w:val="0"/>
+          <w:numId w:val="119"/>
+        </w:numPr>
+      </w:pPr>
+      <w:r>
+        <w:t>mapy</w:t>
+      </w:r>
+    </w:p>
+    <w:p>
+      <w:pPr>
+        <w:pStyle w:val="Akapitzlist"/>
+        <w:numPr>
+          <w:ilvl w:val="0"/>
+          <w:numId w:val="119"/>
+        </w:numPr>
+      </w:pPr>
+      <w:r>
+        <w:t>raporty</w:t>
+      </w:r>
+    </w:p>
+    <w:p>
+      <w:r>
+        <w:t>C4ISR daje co się dzieje.</w:t>
+      </w:r>
+    </w:p>
+    <w:p>
+      <w:r>
+        <w:t>Azramata daje co to znaczy.</w:t>
+      </w:r>
+    </w:p>
+    <w:p>
+      <w:r>
+        <w:t>C4ISR = hardware + software.</w:t>
+      </w:r>
+    </w:p>
+    <w:p>
+      <w:r>
+        <w:t>Azramata = warstwa interpretacyjna + poznawcza.</w:t>
+      </w:r>
+    </w:p>
+    <w:p>
+      <w:r>
+        <w:t>C4ISR = informacja.</w:t>
+      </w:r>
+    </w:p>
+    <w:p>
+      <w:r>
+        <w:t>Azramata = sens.</w:t>
+      </w:r>
+    </w:p>
+    <w:p>
+      <w:r>
+        <w:t>C4ISR = OODA techniczne.</w:t>
+      </w:r>
+    </w:p>
+    <w:p>
+      <w:r>
+        <w:t>Azramata = OODA poznawcze.</w:t>
+      </w:r>
+    </w:p>
+    <w:p>
       <w:r>
         <w:t>Azramata</w:t>
       </w:r>
-      <w:proofErr w:type="spellEnd"/>
-      <w:r>
-        <w:t xml:space="preserve"> NIE konkuruje z C4ISR</w:t>
-      </w:r>
-    </w:p>
-    <w:p>
-      <w:r>
-        <w:t>C4ISR = systemy sprzętowe + dane:</w:t>
-      </w:r>
-    </w:p>
-    <w:p>
-      <w:pPr>
-        <w:pStyle w:val="Akapitzlist"/>
-        <w:numPr>
-          <w:ilvl w:val="0"/>
-          <w:numId w:val="119"/>
-        </w:numPr>
-      </w:pPr>
-      <w:r>
-        <w:t>radary</w:t>
-      </w:r>
-    </w:p>
-    <w:p>
-      <w:pPr>
-        <w:pStyle w:val="Akapitzlist"/>
-        <w:numPr>
-          <w:ilvl w:val="0"/>
-          <w:numId w:val="119"/>
-        </w:numPr>
-      </w:pPr>
-      <w:r>
-        <w:t>sensory</w:t>
-      </w:r>
-    </w:p>
-    <w:p>
-      <w:pPr>
-        <w:pStyle w:val="Akapitzlist"/>
-        <w:numPr>
-          <w:ilvl w:val="0"/>
-          <w:numId w:val="119"/>
-        </w:numPr>
-      </w:pPr>
-      <w:r>
-        <w:t>BMS</w:t>
-      </w:r>
-    </w:p>
-    <w:p>
-      <w:pPr>
-        <w:pStyle w:val="Akapitzlist"/>
-        <w:numPr>
-          <w:ilvl w:val="0"/>
-          <w:numId w:val="119"/>
-        </w:numPr>
-      </w:pPr>
-      <w:r>
-        <w:t>satelity</w:t>
-      </w:r>
-    </w:p>
-    <w:p>
-      <w:pPr>
-        <w:pStyle w:val="Akapitzlist"/>
-        <w:numPr>
-          <w:ilvl w:val="0"/>
-          <w:numId w:val="119"/>
-        </w:numPr>
-      </w:pPr>
-      <w:r>
-        <w:t>SIGINT</w:t>
-      </w:r>
-    </w:p>
-    <w:p>
-      <w:pPr>
-        <w:pStyle w:val="Akapitzlist"/>
-        <w:numPr>
-          <w:ilvl w:val="0"/>
-          <w:numId w:val="119"/>
-        </w:numPr>
-      </w:pPr>
-      <w:r>
-        <w:t>GEOINT</w:t>
-      </w:r>
-    </w:p>
-    <w:p>
-      <w:pPr>
-        <w:pStyle w:val="Akapitzlist"/>
-        <w:numPr>
-          <w:ilvl w:val="0"/>
-          <w:numId w:val="119"/>
-        </w:numPr>
-      </w:pPr>
-      <w:r>
-        <w:t>łączność</w:t>
-      </w:r>
-    </w:p>
-    <w:p>
-      <w:pPr>
-        <w:pStyle w:val="Akapitzlist"/>
-        <w:numPr>
-          <w:ilvl w:val="0"/>
-          <w:numId w:val="119"/>
-        </w:numPr>
-      </w:pPr>
-      <w:r>
-        <w:t>mapy</w:t>
-      </w:r>
-    </w:p>
-    <w:p>
-      <w:pPr>
-        <w:pStyle w:val="Akapitzlist"/>
-        <w:numPr>
-          <w:ilvl w:val="0"/>
-          <w:numId w:val="119"/>
-        </w:numPr>
-      </w:pPr>
-      <w:r>
-        <w:t>raporty</w:t>
-      </w:r>
-    </w:p>
-    <w:p>
-      <w:r>
-        <w:t>C4ISR daje co się dzieje.</w:t>
-      </w:r>
-    </w:p>
-    <w:p>
-      <w:proofErr w:type="spellStart"/>
-      <w:r>
-        <w:t>Azramata</w:t>
-      </w:r>
-      <w:proofErr w:type="spellEnd"/>
-      <w:r>
-        <w:t xml:space="preserve"> daje co to znaczy.</w:t>
-      </w:r>
-    </w:p>
-    <w:p>
-      <w:r>
-        <w:t>C4ISR = hardware + software.</w:t>
-      </w:r>
-    </w:p>
-    <w:p>
-      <w:proofErr w:type="spellStart"/>
-      <w:r>
-        <w:t>Azramata</w:t>
-      </w:r>
-      <w:proofErr w:type="spellEnd"/>
-      <w:r>
-        <w:t xml:space="preserve"> = warstwa interpretacyjna + poznawcza.</w:t>
-      </w:r>
-    </w:p>
-    <w:p>
-      <w:r>
-        <w:t>C4ISR = informacja.</w:t>
-      </w:r>
-    </w:p>
-    <w:p>
-      <w:proofErr w:type="spellStart"/>
-      <w:r>
-        <w:t>Azramata</w:t>
-      </w:r>
-      <w:proofErr w:type="spellEnd"/>
-      <w:r>
-        <w:t xml:space="preserve"> = sens.</w:t>
-      </w:r>
-    </w:p>
-    <w:p>
-      <w:r>
-        <w:t>C4ISR = OODA techniczne.</w:t>
-      </w:r>
-    </w:p>
-    <w:p>
-      <w:proofErr w:type="spellStart"/>
-      <w:r>
-        <w:t>Azramata</w:t>
-      </w:r>
-      <w:proofErr w:type="spellEnd"/>
-      <w:r>
-        <w:t xml:space="preserve"> = OODA poznawcze.</w:t>
-      </w:r>
-    </w:p>
-    <w:p>
-      <w:proofErr w:type="spellStart"/>
-      <w:r>
-        <w:t>Azramata</w:t>
-      </w:r>
-      <w:proofErr w:type="spellEnd"/>
       <w:r>
         <w:t xml:space="preserve"> nie konkuruje z C4ISR — </w:t>
       </w:r>
@@ -8709,15 +7893,7 @@
         <w:t>🟩</w:t>
       </w:r>
       <w:r>
-        <w:t xml:space="preserve"> 3. </w:t>
-      </w:r>
-      <w:proofErr w:type="spellStart"/>
-      <w:r>
-        <w:t>Azramata</w:t>
-      </w:r>
-      <w:proofErr w:type="spellEnd"/>
-      <w:r>
-        <w:t xml:space="preserve"> NIE zastępuje Policji, MSWiA, ABW, SG</w:t>
+        <w:t xml:space="preserve"> 3. Azramata NIE zastępuje Policji, MSWiA, ABW, SG</w:t>
       </w:r>
     </w:p>
     <w:p>
@@ -8781,23 +7957,13 @@
           <w:numId w:val="120"/>
         </w:numPr>
       </w:pPr>
-      <w:proofErr w:type="spellStart"/>
-      <w:r>
-        <w:t>Azramata</w:t>
-      </w:r>
-      <w:proofErr w:type="spellEnd"/>
-      <w:r>
-        <w:t xml:space="preserve"> tego nie robi.</w:t>
-      </w:r>
-    </w:p>
-    <w:p>
-      <w:proofErr w:type="spellStart"/>
-      <w:r>
-        <w:t>Azramata</w:t>
-      </w:r>
-      <w:proofErr w:type="spellEnd"/>
-      <w:r>
-        <w:t>:</w:t>
+      <w:r>
+        <w:t>Azramata tego nie robi.</w:t>
+      </w:r>
+    </w:p>
+    <w:p>
+      <w:r>
+        <w:t>Azramata:</w:t>
       </w:r>
     </w:p>
     <w:p>
@@ -8910,13 +8076,8 @@
       </w:r>
     </w:p>
     <w:p>
-      <w:proofErr w:type="spellStart"/>
-      <w:r>
-        <w:t>Azramata</w:t>
-      </w:r>
-      <w:proofErr w:type="spellEnd"/>
-      <w:r>
-        <w:t xml:space="preserve"> nie zastępuje ludzi — ona stabilizuje ich myślenie operacyjne.</w:t>
+      <w:r>
+        <w:t>Azramata nie zastępuje ludzi — ona stabilizuje ich myślenie operacyjne.</w:t>
       </w:r>
     </w:p>
     <w:p>
@@ -8930,21 +8091,8 @@
         <w:t>🟦</w:t>
       </w:r>
       <w:r>
-        <w:t xml:space="preserve"> 4. </w:t>
-      </w:r>
-      <w:proofErr w:type="spellStart"/>
-      <w:r>
-        <w:t>Azramata</w:t>
-      </w:r>
-      <w:proofErr w:type="spellEnd"/>
-      <w:r>
-        <w:t xml:space="preserve"> NIE zastępuje GIS / map / </w:t>
-      </w:r>
-      <w:proofErr w:type="spellStart"/>
-      <w:r>
-        <w:t>geoinformacji</w:t>
-      </w:r>
-      <w:proofErr w:type="spellEnd"/>
+        <w:t xml:space="preserve"> 4. Azramata NIE zastępuje GIS / map / geoinformacji</w:t>
+      </w:r>
     </w:p>
     <w:p>
       <w:pPr>
@@ -8978,13 +8126,8 @@
           <w:numId w:val="122"/>
         </w:numPr>
       </w:pPr>
-      <w:proofErr w:type="spellStart"/>
-      <w:r>
-        <w:t>Azramata</w:t>
-      </w:r>
-      <w:proofErr w:type="spellEnd"/>
-      <w:r>
-        <w:t xml:space="preserve"> pokazuje SENS TERENU.</w:t>
+      <w:r>
+        <w:t>Azramata pokazuje SENS TERENU.</w:t>
       </w:r>
     </w:p>
     <w:p>
@@ -9009,13 +8152,8 @@
       </w:r>
     </w:p>
     <w:p>
-      <w:proofErr w:type="spellStart"/>
-      <w:r>
-        <w:t>Azramata</w:t>
-      </w:r>
-      <w:proofErr w:type="spellEnd"/>
-      <w:r>
-        <w:t>:</w:t>
+      <w:r>
+        <w:t>Azramata:</w:t>
       </w:r>
     </w:p>
     <w:p>
@@ -9047,13 +8185,8 @@
       </w:r>
     </w:p>
     <w:p>
-      <w:proofErr w:type="spellStart"/>
-      <w:r>
-        <w:t>Azramata</w:t>
-      </w:r>
-      <w:proofErr w:type="spellEnd"/>
-      <w:r>
-        <w:t xml:space="preserve"> = konsekwencja.</w:t>
+      <w:r>
+        <w:t>Azramata = konsekwencja.</w:t>
       </w:r>
     </w:p>
     <w:p>
@@ -9062,13 +8195,8 @@
       </w:r>
     </w:p>
     <w:p>
-      <w:proofErr w:type="spellStart"/>
-      <w:r>
-        <w:t>Azramata</w:t>
-      </w:r>
-      <w:proofErr w:type="spellEnd"/>
-      <w:r>
-        <w:t xml:space="preserve"> = interpretacja mapy.</w:t>
+      <w:r>
+        <w:t>Azramata = interpretacja mapy.</w:t>
       </w:r>
     </w:p>
     <w:p>
@@ -9077,13 +8205,8 @@
       </w:r>
     </w:p>
     <w:p>
-      <w:proofErr w:type="spellStart"/>
-      <w:r>
-        <w:t>Azramata</w:t>
-      </w:r>
-      <w:proofErr w:type="spellEnd"/>
-      <w:r>
-        <w:t xml:space="preserve"> = obraz znaczenia.</w:t>
+      <w:r>
+        <w:t>Azramata = obraz znaczenia.</w:t>
       </w:r>
     </w:p>
     <w:p>
@@ -9097,15 +8220,7 @@
         <w:t>⭐</w:t>
       </w:r>
       <w:r>
-        <w:t xml:space="preserve"> 5. Więc gdzie jest </w:t>
-      </w:r>
-      <w:proofErr w:type="spellStart"/>
-      <w:r>
-        <w:t>Azramata</w:t>
-      </w:r>
-      <w:proofErr w:type="spellEnd"/>
-      <w:r>
-        <w:t>?</w:t>
+        <w:t xml:space="preserve"> 5. Więc gdzie jest Azramata?</w:t>
       </w:r>
     </w:p>
     <w:p>
@@ -9121,15 +8236,7 @@
         <w:t>🟨</w:t>
       </w:r>
       <w:r>
-        <w:t xml:space="preserve"> </w:t>
-      </w:r>
-      <w:proofErr w:type="spellStart"/>
-      <w:r>
-        <w:t>Azramata</w:t>
-      </w:r>
-      <w:proofErr w:type="spellEnd"/>
-      <w:r>
-        <w:t xml:space="preserve"> = META-WARSTWA operacyjnego myślenia i integracji danych.</w:t>
+        <w:t xml:space="preserve"> Azramata = META-WARSTWA operacyjnego myślenia i integracji danych.</w:t>
       </w:r>
     </w:p>
     <w:p>
@@ -9156,15 +8263,7 @@
     </w:p>
     <w:p>
       <w:r>
-        <w:t>„</w:t>
-      </w:r>
-      <w:proofErr w:type="spellStart"/>
-      <w:r>
-        <w:t>Azramata</w:t>
-      </w:r>
-      <w:proofErr w:type="spellEnd"/>
-      <w:r>
-        <w:t xml:space="preserve"> nie zastępuje żadnego systemu.</w:t>
+        <w:t>„Azramata nie zastępuje żadnego systemu.</w:t>
       </w:r>
     </w:p>
     <w:p>
@@ -9206,15 +8305,7 @@
       </w:pPr>
       <w:r>
         <w:lastRenderedPageBreak/>
-        <w:t xml:space="preserve">GIS </w:t>
-      </w:r>
-      <w:proofErr w:type="gramStart"/>
-      <w:r>
-        <w:t>mówi</w:t>
-      </w:r>
-      <w:proofErr w:type="gramEnd"/>
-      <w:r>
-        <w:t xml:space="preserve"> gdzie to jest.</w:t>
+        <w:t>GIS mówi gdzie to jest.</w:t>
       </w:r>
     </w:p>
     <w:p>
@@ -9230,13 +8321,8 @@
       </w:r>
     </w:p>
     <w:p>
-      <w:proofErr w:type="spellStart"/>
-      <w:r>
-        <w:t>Azramata</w:t>
-      </w:r>
-      <w:proofErr w:type="spellEnd"/>
-      <w:r>
-        <w:t xml:space="preserve"> mówi co to wszystko znaczy i co jest najważniejsze.”</w:t>
+      <w:r>
+        <w:t>Azramata mówi co to wszystko znaczy i co jest najważniejsze.”</w:t>
       </w:r>
     </w:p>
     <w:p>
@@ -9254,21 +8340,8 @@
       </w:r>
     </w:p>
     <w:p>
-      <w:proofErr w:type="spellStart"/>
-      <w:r>
-        <w:t>Azramata</w:t>
-      </w:r>
-      <w:proofErr w:type="spellEnd"/>
-      <w:r>
-        <w:t xml:space="preserve"> integruje to wszystko przez </w:t>
-      </w:r>
-      <w:proofErr w:type="gramStart"/>
-      <w:r>
-        <w:t>NITKI.*</w:t>
-      </w:r>
-      <w:proofErr w:type="gramEnd"/>
-      <w:r>
-        <w:t>*</w:t>
+      <w:r>
+        <w:t>Azramata integruje to wszystko przez NITKI.**</w:t>
       </w:r>
     </w:p>
     <w:p>
@@ -9430,15 +8503,7 @@
         </w:numPr>
       </w:pPr>
       <w:r>
-        <w:t>„</w:t>
-      </w:r>
-      <w:proofErr w:type="spellStart"/>
-      <w:r>
-        <w:t>Azramata</w:t>
-      </w:r>
-      <w:proofErr w:type="spellEnd"/>
-      <w:r>
-        <w:t xml:space="preserve"> nie jest systemem, tylko warstwą sensu nad państwem.</w:t>
+        <w:t>„Azramata nie jest systemem, tylko warstwą sensu nad państwem.</w:t>
       </w:r>
     </w:p>
     <w:p>
@@ -9519,15 +8584,7 @@
         <w:pStyle w:val="Nagwek2"/>
       </w:pPr>
       <w:r>
-        <w:t>1) Rozumienie C4ISR (</w:t>
-      </w:r>
-      <w:proofErr w:type="spellStart"/>
-      <w:r>
-        <w:t>must-have</w:t>
-      </w:r>
-      <w:proofErr w:type="spellEnd"/>
-      <w:r>
-        <w:t>)</w:t>
+        <w:t>1) Rozumienie C4ISR (must-have)</w:t>
       </w:r>
     </w:p>
     <w:p>
@@ -9578,15 +8635,7 @@
         </w:numPr>
       </w:pPr>
       <w:r>
-        <w:t xml:space="preserve">wiesz, jak wygląda </w:t>
-      </w:r>
-      <w:proofErr w:type="spellStart"/>
-      <w:r>
-        <w:t>pipeline</w:t>
-      </w:r>
-      <w:proofErr w:type="spellEnd"/>
-      <w:r>
-        <w:t xml:space="preserve"> danych bojowych,</w:t>
+        <w:t>wiesz, jak wygląda pipeline danych bojowych,</w:t>
       </w:r>
     </w:p>
     <w:p>
@@ -9599,31 +8648,7 @@
       </w:pPr>
       <w:r>
         <w:lastRenderedPageBreak/>
-        <w:t xml:space="preserve">wiesz, co to „sensor → </w:t>
-      </w:r>
-      <w:proofErr w:type="spellStart"/>
-      <w:r>
-        <w:t>fusion</w:t>
-      </w:r>
-      <w:proofErr w:type="spellEnd"/>
-      <w:r>
-        <w:t xml:space="preserve"> → </w:t>
-      </w:r>
-      <w:proofErr w:type="spellStart"/>
-      <w:r>
-        <w:t>decision</w:t>
-      </w:r>
-      <w:proofErr w:type="spellEnd"/>
-      <w:r>
-        <w:t xml:space="preserve"> → </w:t>
-      </w:r>
-      <w:proofErr w:type="spellStart"/>
-      <w:r>
-        <w:t>action</w:t>
-      </w:r>
-      <w:proofErr w:type="spellEnd"/>
-      <w:r>
-        <w:t>”.</w:t>
+        <w:t>wiesz, co to „sensor → fusion → decision → action”.</w:t>
       </w:r>
     </w:p>
     <w:p>
@@ -9657,15 +8682,7 @@
         </w:numPr>
       </w:pPr>
       <w:r>
-        <w:t xml:space="preserve">JADC2 (z USA – tylko </w:t>
-      </w:r>
-      <w:proofErr w:type="spellStart"/>
-      <w:r>
-        <w:t>concept</w:t>
-      </w:r>
-      <w:proofErr w:type="spellEnd"/>
-      <w:r>
-        <w:t>)</w:t>
+        <w:t>JADC2 (z USA – tylko concept)</w:t>
       </w:r>
     </w:p>
     <w:p>
@@ -9702,23 +8719,7 @@
         <w:pStyle w:val="Nagwek2"/>
       </w:pPr>
       <w:r>
-        <w:t xml:space="preserve">2) </w:t>
-      </w:r>
-      <w:proofErr w:type="spellStart"/>
-      <w:r>
-        <w:t>Cybersecurity</w:t>
-      </w:r>
-      <w:proofErr w:type="spellEnd"/>
-      <w:r>
-        <w:t xml:space="preserve"> i bezpieczeństwo danych (</w:t>
-      </w:r>
-      <w:proofErr w:type="spellStart"/>
-      <w:r>
-        <w:t>must-have</w:t>
-      </w:r>
-      <w:proofErr w:type="spellEnd"/>
-      <w:r>
-        <w:t>)</w:t>
+        <w:t>2) Cybersecurity i bezpieczeństwo danych (must-have)</w:t>
       </w:r>
     </w:p>
     <w:p>
@@ -9861,23 +8862,7 @@
         <w:pStyle w:val="Nagwek2"/>
       </w:pPr>
       <w:r>
-        <w:t xml:space="preserve">3) Co to jest </w:t>
-      </w:r>
-      <w:proofErr w:type="spellStart"/>
-      <w:r>
-        <w:t>Azramata</w:t>
-      </w:r>
-      <w:proofErr w:type="spellEnd"/>
-      <w:r>
-        <w:t xml:space="preserve"> – w języku wojska (</w:t>
-      </w:r>
-      <w:proofErr w:type="spellStart"/>
-      <w:r>
-        <w:t>must-have</w:t>
-      </w:r>
-      <w:proofErr w:type="spellEnd"/>
-      <w:r>
-        <w:t>)</w:t>
+        <w:t>3) Co to jest Azramata – w języku wojska (must-have)</w:t>
       </w:r>
     </w:p>
     <w:p>
@@ -9939,13 +8924,8 @@
           <w:numId w:val="9"/>
         </w:numPr>
       </w:pPr>
-      <w:proofErr w:type="spellStart"/>
-      <w:r>
-        <w:t>Azramata</w:t>
-      </w:r>
-      <w:proofErr w:type="spellEnd"/>
-      <w:r>
-        <w:t xml:space="preserve"> = meta-warstwa interpretacyjna</w:t>
+      <w:r>
+        <w:t>Azramata = meta-warstwa interpretacyjna</w:t>
       </w:r>
     </w:p>
     <w:p>
@@ -9956,13 +8936,8 @@
           <w:numId w:val="9"/>
         </w:numPr>
       </w:pPr>
-      <w:proofErr w:type="spellStart"/>
-      <w:r>
-        <w:t>Azramata</w:t>
-      </w:r>
-      <w:proofErr w:type="spellEnd"/>
-      <w:r>
-        <w:t xml:space="preserve"> = system scalania wiedzy taktycznej</w:t>
+      <w:r>
+        <w:t>Azramata = system scalania wiedzy taktycznej</w:t>
       </w:r>
     </w:p>
     <w:p>
@@ -9973,13 +8948,8 @@
           <w:numId w:val="9"/>
         </w:numPr>
       </w:pPr>
-      <w:proofErr w:type="spellStart"/>
-      <w:r>
-        <w:t>Azramata</w:t>
-      </w:r>
-      <w:proofErr w:type="spellEnd"/>
-      <w:r>
-        <w:t xml:space="preserve"> = percepcyjny OS, który obsługuje dane z C4ISR, a nie je zastępuje.</w:t>
+      <w:r>
+        <w:t>Azramata = percepcyjny OS, który obsługuje dane z C4ISR, a nie je zastępuje.</w:t>
       </w:r>
     </w:p>
     <w:p>
@@ -10046,15 +9016,7 @@
         <w:pStyle w:val="Nagwek2"/>
       </w:pPr>
       <w:r>
-        <w:t>4) Minimalny koszt wdrożenia (</w:t>
-      </w:r>
-      <w:proofErr w:type="spellStart"/>
-      <w:r>
-        <w:t>must-have</w:t>
-      </w:r>
-      <w:proofErr w:type="spellEnd"/>
-      <w:r>
-        <w:t>)</w:t>
+        <w:t>4) Minimalny koszt wdrożenia (must-have)</w:t>
       </w:r>
     </w:p>
     <w:p>
@@ -10134,15 +9096,7 @@
         </w:numPr>
       </w:pPr>
       <w:r>
-        <w:t>obejmuje wersję NATO-</w:t>
-      </w:r>
-      <w:proofErr w:type="spellStart"/>
-      <w:r>
-        <w:t>compatible</w:t>
-      </w:r>
-      <w:proofErr w:type="spellEnd"/>
-      <w:r>
-        <w:t>,</w:t>
+        <w:t>obejmuje wersję NATO-compatible,</w:t>
       </w:r>
     </w:p>
     <w:p>
@@ -10183,15 +9137,7 @@
         <w:pStyle w:val="Nagwek2"/>
       </w:pPr>
       <w:r>
-        <w:t>5) Twoja rola (</w:t>
-      </w:r>
-      <w:proofErr w:type="spellStart"/>
-      <w:r>
-        <w:t>must-have</w:t>
-      </w:r>
-      <w:proofErr w:type="spellEnd"/>
-      <w:r>
-        <w:t>)</w:t>
+        <w:t>5) Twoja rola (must-have)</w:t>
       </w:r>
     </w:p>
     <w:p>
@@ -10242,15 +9188,7 @@
         </w:numPr>
       </w:pPr>
       <w:r>
-        <w:t xml:space="preserve">chce zyskać kontrolę nad </w:t>
-      </w:r>
-      <w:proofErr w:type="spellStart"/>
-      <w:r>
-        <w:t>softwarem</w:t>
-      </w:r>
-      <w:proofErr w:type="spellEnd"/>
-      <w:r>
-        <w:t xml:space="preserve"> bojowym.</w:t>
+        <w:t>chce zyskać kontrolę nad softwarem bojowym.</w:t>
       </w:r>
     </w:p>
     <w:p>
@@ -10271,15 +9209,7 @@
         <w:jc w:val="center"/>
       </w:pPr>
       <w:r>
-        <w:t>Ja dostarczam architekturę, którą przyszłe zespoły MON będą utrzymywać</w:t>
-      </w:r>
-      <w:proofErr w:type="gramStart"/>
-      <w:r>
-        <w:t>.”*</w:t>
-      </w:r>
-      <w:proofErr w:type="gramEnd"/>
-      <w:r>
-        <w:t>*</w:t>
+        <w:t>Ja dostarczam architekturę, którą przyszłe zespoły MON będą utrzymywać.”**</w:t>
       </w:r>
     </w:p>
     <w:p>
@@ -10357,29 +9287,13 @@
         </w:numPr>
       </w:pPr>
       <w:r>
-        <w:t>1) „</w:t>
-      </w:r>
-      <w:proofErr w:type="spellStart"/>
-      <w:r>
-        <w:t>Azramata</w:t>
-      </w:r>
-      <w:proofErr w:type="spellEnd"/>
-      <w:r>
-        <w:t xml:space="preserve"> nie ingeruje w decyzje bojowe.</w:t>
+        <w:t>1) „Azramata nie ingeruje w decyzje bojowe.</w:t>
       </w:r>
       <w:r>
         <w:t xml:space="preserve"> </w:t>
       </w:r>
       <w:r>
-        <w:t>Zwiększa świadomość dowódcy o 60–80%</w:t>
-      </w:r>
-      <w:proofErr w:type="gramStart"/>
-      <w:r>
-        <w:t>.”*</w:t>
-      </w:r>
-      <w:proofErr w:type="gramEnd"/>
-      <w:r>
-        <w:t>*</w:t>
+        <w:t>Zwiększa świadomość dowódcy o 60–80%.”**</w:t>
       </w:r>
     </w:p>
     <w:p>
@@ -10435,15 +9349,7 @@
         <w:jc w:val="center"/>
       </w:pPr>
       <w:r>
-        <w:t>„</w:t>
-      </w:r>
-      <w:proofErr w:type="spellStart"/>
-      <w:r>
-        <w:t>Azramata</w:t>
-      </w:r>
-      <w:proofErr w:type="spellEnd"/>
-      <w:r>
-        <w:t xml:space="preserve"> to percepcyjny system integracji danych C4ISR – nowa warstwa inteligencji dla dowódców.”</w:t>
+        <w:t>„Azramata to percepcyjny system integracji danych C4ISR – nowa warstwa inteligencji dla dowódców.”</w:t>
       </w:r>
     </w:p>
     <w:p>
@@ -10465,15 +9371,7 @@
         </w:numPr>
       </w:pPr>
       <w:r>
-        <w:t xml:space="preserve">zrobić 1-stronicowy </w:t>
-      </w:r>
-      <w:proofErr w:type="spellStart"/>
-      <w:r>
-        <w:t>brief</w:t>
-      </w:r>
-      <w:proofErr w:type="spellEnd"/>
-      <w:r>
-        <w:t>,</w:t>
+        <w:t>zrobić 1-stronicowy brief,</w:t>
       </w:r>
     </w:p>
     <w:p>
@@ -10620,15 +9518,7 @@
         <w:t>⃣</w:t>
       </w:r>
       <w:r>
-        <w:t xml:space="preserve"> „Proszę w 2–3 zdaniach powiedzieć, czym jest system </w:t>
-      </w:r>
-      <w:proofErr w:type="spellStart"/>
-      <w:r>
-        <w:t>Azramata</w:t>
-      </w:r>
-      <w:proofErr w:type="spellEnd"/>
-      <w:r>
-        <w:t>.”</w:t>
+        <w:t xml:space="preserve"> „Proszę w 2–3 zdaniach powiedzieć, czym jest system Azramata.”</w:t>
       </w:r>
     </w:p>
     <w:p>
@@ -10720,23 +9610,7 @@
         </w:numPr>
       </w:pPr>
       <w:r>
-        <w:t xml:space="preserve">Tu wygrywa Twoja definicja: C5ISR + </w:t>
-      </w:r>
-      <w:proofErr w:type="spellStart"/>
-      <w:r>
-        <w:t>Cognition</w:t>
-      </w:r>
-      <w:proofErr w:type="spellEnd"/>
-      <w:r>
-        <w:t xml:space="preserve"> </w:t>
-      </w:r>
-      <w:proofErr w:type="spellStart"/>
-      <w:r>
-        <w:t>Layer</w:t>
-      </w:r>
-      <w:proofErr w:type="spellEnd"/>
-      <w:r>
-        <w:t>.</w:t>
+        <w:t>Tu wygrywa Twoja definicja: C5ISR + Cognition Layer.</w:t>
       </w:r>
     </w:p>
     <w:p>
@@ -10898,23 +9772,7 @@
         </w:numPr>
       </w:pPr>
       <w:r>
-        <w:t xml:space="preserve">→ </w:t>
-      </w:r>
-      <w:proofErr w:type="spellStart"/>
-      <w:r>
-        <w:t>sensemaking</w:t>
-      </w:r>
-      <w:proofErr w:type="spellEnd"/>
-      <w:r>
-        <w:t xml:space="preserve">, nie </w:t>
-      </w:r>
-      <w:proofErr w:type="spellStart"/>
-      <w:r>
-        <w:t>sensoryka</w:t>
-      </w:r>
-      <w:proofErr w:type="spellEnd"/>
-      <w:r>
-        <w:t>.</w:t>
+        <w:t>→ sensemaking, nie sensoryka.</w:t>
       </w:r>
     </w:p>
     <w:p>
@@ -10948,15 +9806,7 @@
         </w:numPr>
       </w:pPr>
       <w:r>
-        <w:t xml:space="preserve">czy to jest idea, prototyp, </w:t>
-      </w:r>
-      <w:proofErr w:type="spellStart"/>
-      <w:r>
-        <w:t>PoC</w:t>
-      </w:r>
-      <w:proofErr w:type="spellEnd"/>
-      <w:r>
-        <w:t>?</w:t>
+        <w:t>czy to jest idea, prototyp, PoC?</w:t>
       </w:r>
     </w:p>
     <w:p>
@@ -10986,15 +9836,7 @@
         <w:t>⃣</w:t>
       </w:r>
       <w:r>
-        <w:t xml:space="preserve"> „Jak Pan mierzy efekty działania warstwy </w:t>
-      </w:r>
-      <w:proofErr w:type="spellStart"/>
-      <w:r>
-        <w:t>Cognition</w:t>
-      </w:r>
-      <w:proofErr w:type="spellEnd"/>
-      <w:r>
-        <w:t>?”</w:t>
+        <w:t xml:space="preserve"> „Jak Pan mierzy efekty działania warstwy Cognition?”</w:t>
       </w:r>
     </w:p>
     <w:p>
@@ -11139,15 +9981,7 @@
         </w:numPr>
       </w:pPr>
       <w:r>
-        <w:t xml:space="preserve">→ </w:t>
-      </w:r>
-      <w:proofErr w:type="spellStart"/>
-      <w:r>
-        <w:t>Palantir</w:t>
-      </w:r>
-      <w:proofErr w:type="spellEnd"/>
-      <w:r>
-        <w:t xml:space="preserve"> to analiza danych, nie percepcja</w:t>
+        <w:t>→ Palantir to analiza danych, nie percepcja</w:t>
       </w:r>
     </w:p>
     <w:p>
@@ -11159,15 +9993,7 @@
         </w:numPr>
       </w:pPr>
       <w:r>
-        <w:t xml:space="preserve">→ NATO pracuje nad Human-AI </w:t>
-      </w:r>
-      <w:proofErr w:type="spellStart"/>
-      <w:r>
-        <w:t>Teaming</w:t>
-      </w:r>
-      <w:proofErr w:type="spellEnd"/>
-      <w:r>
-        <w:t>, ale nie ma tego, co Ty masz.</w:t>
+        <w:t>→ NATO pracuje nad Human-AI Teaming, ale nie ma tego, co Ty masz.</w:t>
       </w:r>
     </w:p>
     <w:p>
@@ -11184,15 +10010,7 @@
         <w:t>⃣</w:t>
       </w:r>
       <w:r>
-        <w:t xml:space="preserve"> „Jak wygląda </w:t>
-      </w:r>
-      <w:proofErr w:type="spellStart"/>
-      <w:r>
-        <w:t>roadmapa</w:t>
-      </w:r>
-      <w:proofErr w:type="spellEnd"/>
-      <w:r>
-        <w:t xml:space="preserve"> rozwoju technologii?”</w:t>
+        <w:t xml:space="preserve"> „Jak wygląda roadmapa rozwoju technologii?”</w:t>
       </w:r>
     </w:p>
     <w:p>
@@ -11376,21 +10194,8 @@
       </w:pPr>
       <w:r>
         <w:lastRenderedPageBreak/>
-        <w:t>→ role-</w:t>
-      </w:r>
-      <w:proofErr w:type="spellStart"/>
-      <w:r>
-        <w:t>based</w:t>
-      </w:r>
-      <w:proofErr w:type="spellEnd"/>
-      <w:r>
-        <w:t xml:space="preserve"> </w:t>
-      </w:r>
-      <w:proofErr w:type="spellStart"/>
-      <w:r>
-        <w:t>access</w:t>
-      </w:r>
-      <w:proofErr w:type="spellEnd"/>
+        <w:t>→ role-based access</w:t>
+      </w:r>
     </w:p>
     <w:p>
       <w:pPr>
@@ -11425,15 +10230,7 @@
         </w:numPr>
       </w:pPr>
       <w:r>
-        <w:t xml:space="preserve">→ wszystko zgodne z </w:t>
-      </w:r>
-      <w:proofErr w:type="spellStart"/>
-      <w:r>
-        <w:t>cyber</w:t>
-      </w:r>
-      <w:proofErr w:type="spellEnd"/>
-      <w:r>
-        <w:t xml:space="preserve"> MON.</w:t>
+        <w:t>→ wszystko zgodne z cyber MON.</w:t>
       </w:r>
     </w:p>
     <w:p>
@@ -11588,11 +10385,9 @@
           <w:numId w:val="29"/>
         </w:numPr>
       </w:pPr>
-      <w:proofErr w:type="spellStart"/>
       <w:r>
         <w:t>cyberbezpieczeństwo</w:t>
       </w:r>
-      <w:proofErr w:type="spellEnd"/>
     </w:p>
     <w:p>
       <w:pPr>
@@ -11634,15 +10429,7 @@
         <w:t>⃣</w:t>
       </w:r>
       <w:r>
-        <w:t xml:space="preserve"> „Jak definiuje Pan warstwę </w:t>
-      </w:r>
-      <w:proofErr w:type="spellStart"/>
-      <w:r>
-        <w:t>Cognition</w:t>
-      </w:r>
-      <w:proofErr w:type="spellEnd"/>
-      <w:r>
-        <w:t xml:space="preserve"> w kontekście C5ISR?”</w:t>
+        <w:t xml:space="preserve"> „Jak definiuje Pan warstwę Cognition w kontekście C5ISR?”</w:t>
       </w:r>
     </w:p>
     <w:p>
@@ -11759,28 +10546,12 @@
         <w:pStyle w:val="Nagwek2"/>
       </w:pPr>
       <w:r>
-        <w:t xml:space="preserve">1. „Czym jest </w:t>
-      </w:r>
-      <w:proofErr w:type="spellStart"/>
-      <w:r>
-        <w:t>Azramata</w:t>
-      </w:r>
-      <w:proofErr w:type="spellEnd"/>
-      <w:r>
-        <w:t>?”</w:t>
-      </w:r>
-    </w:p>
-    <w:p>
-      <w:r>
-        <w:t>„</w:t>
-      </w:r>
-      <w:proofErr w:type="spellStart"/>
-      <w:r>
-        <w:t>Azramata</w:t>
-      </w:r>
-      <w:proofErr w:type="spellEnd"/>
-      <w:r>
-        <w:t xml:space="preserve"> to architektura warstwy percepcyjnej, która uzupełnia C4ISR o element COGNITION.</w:t>
+        <w:t>1. „Czym jest Azramata?”</w:t>
+      </w:r>
+    </w:p>
+    <w:p>
+      <w:r>
+        <w:t>„Azramata to architektura warstwy percepcyjnej, która uzupełnia C4ISR o element COGNITION.</w:t>
       </w:r>
     </w:p>
     <w:p>
@@ -11799,15 +10570,7 @@
     </w:p>
     <w:p>
       <w:r>
-        <w:t xml:space="preserve">„To jest system C5ISR+, a dokładniej warstwa </w:t>
-      </w:r>
-      <w:proofErr w:type="spellStart"/>
-      <w:r>
-        <w:t>Cognition</w:t>
-      </w:r>
-      <w:proofErr w:type="spellEnd"/>
-      <w:r>
-        <w:t xml:space="preserve"> nad istniejącą infrastrukturą.</w:t>
+        <w:t>„To jest system C5ISR+, a dokładniej warstwa Cognition nad istniejącą infrastrukturą.</w:t>
       </w:r>
     </w:p>
     <w:p>
@@ -11829,13 +10592,8 @@
       </w:r>
     </w:p>
     <w:p>
-      <w:proofErr w:type="spellStart"/>
-      <w:r>
-        <w:t>Azramata</w:t>
-      </w:r>
-      <w:proofErr w:type="spellEnd"/>
-      <w:r>
-        <w:t xml:space="preserve"> redukuje chaos informacyjny i obniża koszt poznawczy decyzji, co przekłada się na mniejszą liczbę błędów pod presją.”</w:t>
+      <w:r>
+        <w:t>Azramata redukuje chaos informacyjny i obniża koszt poznawczy decyzji, co przekłada się na mniejszą liczbę błędów pod presją.”</w:t>
       </w:r>
     </w:p>
     <w:p>
@@ -11866,36 +10624,12 @@
     </w:p>
     <w:p>
       <w:r>
-        <w:t xml:space="preserve">„Warstwa </w:t>
-      </w:r>
-      <w:proofErr w:type="spellStart"/>
-      <w:r>
-        <w:t>Cognition</w:t>
-      </w:r>
-      <w:proofErr w:type="spellEnd"/>
-      <w:r>
-        <w:t xml:space="preserve"> nie ingeruje w </w:t>
-      </w:r>
-      <w:proofErr w:type="spellStart"/>
-      <w:r>
-        <w:t>sensorykę</w:t>
-      </w:r>
-      <w:proofErr w:type="spellEnd"/>
-      <w:r>
-        <w:t xml:space="preserve"> ani w dowodzenie.</w:t>
-      </w:r>
-    </w:p>
-    <w:p>
-      <w:r>
-        <w:t xml:space="preserve">To nakładka interpretacyjna nad istniejącymi systemami: filtruje, </w:t>
-      </w:r>
-      <w:proofErr w:type="spellStart"/>
-      <w:r>
-        <w:t>priorytetyzuje</w:t>
-      </w:r>
-      <w:proofErr w:type="spellEnd"/>
-      <w:r>
-        <w:t xml:space="preserve"> i łączy dane tak, aby były czytelne dla operatora.”</w:t>
+        <w:t>„Warstwa Cognition nie ingeruje w sensorykę ani w dowodzenie.</w:t>
+      </w:r>
+    </w:p>
+    <w:p>
+      <w:r>
+        <w:t>To nakładka interpretacyjna nad istniejącymi systemami: filtruje, priorytetyzuje i łączy dane tak, aby były czytelne dla operatora.”</w:t>
       </w:r>
     </w:p>
     <w:p>
@@ -11985,15 +10719,7 @@
     </w:p>
     <w:p>
       <w:r>
-        <w:t>Jest analiza danych (</w:t>
-      </w:r>
-      <w:proofErr w:type="spellStart"/>
-      <w:r>
-        <w:t>Palantir</w:t>
-      </w:r>
-      <w:proofErr w:type="spellEnd"/>
-      <w:r>
-        <w:t>) i klasyczne ISR, ale nie ma warstwy, która porządkuje percepcję człowieka i stabilizuje proces decyzyjny.”</w:t>
+        <w:t>Jest analiza danych (Palantir) i klasyczne ISR, ale nie ma warstwy, która porządkuje percepcję człowieka i stabilizuje proces decyzyjny.”</w:t>
       </w:r>
     </w:p>
     <w:p>
@@ -12001,15 +10727,7 @@
         <w:pStyle w:val="Nagwek2"/>
       </w:pPr>
       <w:r>
-        <w:t>9. „</w:t>
-      </w:r>
-      <w:proofErr w:type="spellStart"/>
-      <w:r>
-        <w:t>Roadmapa</w:t>
-      </w:r>
-      <w:proofErr w:type="spellEnd"/>
-      <w:r>
-        <w:t>?”</w:t>
+        <w:t>9. „Roadmapa?”</w:t>
       </w:r>
     </w:p>
     <w:p>
@@ -12122,23 +10840,7 @@
         </w:numPr>
       </w:pPr>
       <w:r>
-        <w:t xml:space="preserve">„Warstwa </w:t>
-      </w:r>
-      <w:proofErr w:type="spellStart"/>
-      <w:r>
-        <w:t>Cognition</w:t>
-      </w:r>
-      <w:proofErr w:type="spellEnd"/>
-      <w:r>
-        <w:t xml:space="preserve"> jest zgodna ze standardami </w:t>
-      </w:r>
-      <w:proofErr w:type="spellStart"/>
-      <w:r>
-        <w:t>cyber</w:t>
-      </w:r>
-      <w:proofErr w:type="spellEnd"/>
-      <w:r>
-        <w:t>.</w:t>
+        <w:t>„Warstwa Cognition jest zgodna ze standardami cyber.</w:t>
       </w:r>
     </w:p>
     <w:p>
@@ -12150,31 +10852,7 @@
         </w:numPr>
       </w:pPr>
       <w:r>
-        <w:t>Role-</w:t>
-      </w:r>
-      <w:proofErr w:type="spellStart"/>
-      <w:r>
-        <w:t>based</w:t>
-      </w:r>
-      <w:proofErr w:type="spellEnd"/>
-      <w:r>
-        <w:t xml:space="preserve"> </w:t>
-      </w:r>
-      <w:proofErr w:type="spellStart"/>
-      <w:r>
-        <w:t>access</w:t>
-      </w:r>
-      <w:proofErr w:type="spellEnd"/>
-      <w:r>
-        <w:t xml:space="preserve">, brak autonomicznego działania, brak pełnej telemetrii, pełna </w:t>
-      </w:r>
-      <w:proofErr w:type="spellStart"/>
-      <w:r>
-        <w:t>audytowalność</w:t>
-      </w:r>
-      <w:proofErr w:type="spellEnd"/>
-      <w:r>
-        <w:t>.</w:t>
+        <w:t>Role-based access, brak autonomicznego działania, brak pełnej telemetrii, pełna audytowalność.</w:t>
       </w:r>
     </w:p>
     <w:p>
@@ -12282,15 +10960,7 @@
         <w:pStyle w:val="Nagwek2"/>
       </w:pPr>
       <w:r>
-        <w:t xml:space="preserve">14. „Jak definiuje Pan warstwę </w:t>
-      </w:r>
-      <w:proofErr w:type="spellStart"/>
-      <w:r>
-        <w:t>Cognition</w:t>
-      </w:r>
-      <w:proofErr w:type="spellEnd"/>
-      <w:r>
-        <w:t>?”</w:t>
+        <w:t>14. „Jak definiuje Pan warstwę Cognition?”</w:t>
       </w:r>
     </w:p>
     <w:p>
@@ -12347,15 +11017,7 @@
         <w:pStyle w:val="Nagwek2"/>
       </w:pPr>
       <w:r>
-        <w:t xml:space="preserve">„Co stabilizuje warstwę </w:t>
-      </w:r>
-      <w:proofErr w:type="spellStart"/>
-      <w:r>
-        <w:t>Cognition</w:t>
-      </w:r>
-      <w:proofErr w:type="spellEnd"/>
-      <w:r>
-        <w:t>?”</w:t>
+        <w:t>„Co stabilizuje warstwę Cognition?”</w:t>
       </w:r>
     </w:p>
     <w:p>
@@ -12363,15 +11025,7 @@
         <w:pStyle w:val="Nagwek2"/>
       </w:pPr>
       <w:r>
-        <w:t xml:space="preserve">„Jaki jest </w:t>
-      </w:r>
-      <w:proofErr w:type="spellStart"/>
-      <w:r>
-        <w:t>kernel</w:t>
-      </w:r>
-      <w:proofErr w:type="spellEnd"/>
-      <w:r>
-        <w:t xml:space="preserve"> percepcyjny systemu?”</w:t>
+        <w:t>„Jaki jest kernel percepcyjny systemu?”</w:t>
       </w:r>
     </w:p>
     <w:p>
@@ -12444,13 +11098,8 @@
     </w:p>
     <w:p>
       <w:r>
-        <w:t xml:space="preserve">Autor: Twórca </w:t>
-      </w:r>
-      <w:proofErr w:type="spellStart"/>
-      <w:r>
-        <w:t>Azramaty</w:t>
-      </w:r>
-      <w:proofErr w:type="spellEnd"/>
+        <w:t>Autor: Twórca Azramaty</w:t>
+      </w:r>
     </w:p>
     <w:p>
       <w:r>
@@ -12473,23 +11122,7 @@
     </w:p>
     <w:p>
       <w:r>
-        <w:t xml:space="preserve">Cel </w:t>
-      </w:r>
-      <w:proofErr w:type="spellStart"/>
-      <w:r>
-        <w:t>Cognition</w:t>
-      </w:r>
-      <w:proofErr w:type="spellEnd"/>
-      <w:r>
-        <w:t xml:space="preserve"> </w:t>
-      </w:r>
-      <w:proofErr w:type="spellStart"/>
-      <w:r>
-        <w:t>Layer</w:t>
-      </w:r>
-      <w:proofErr w:type="spellEnd"/>
-      <w:r>
-        <w:t>:</w:t>
+        <w:t>Cel Cognition Layer:</w:t>
       </w:r>
     </w:p>
     <w:p>
@@ -12623,21 +11256,8 @@
       </w:r>
     </w:p>
     <w:p>
-      <w:proofErr w:type="spellStart"/>
-      <w:r>
-        <w:t>Cognition</w:t>
-      </w:r>
-      <w:proofErr w:type="spellEnd"/>
-      <w:r>
-        <w:t xml:space="preserve"> </w:t>
-      </w:r>
-      <w:proofErr w:type="spellStart"/>
-      <w:r>
-        <w:t>Layer</w:t>
-      </w:r>
-      <w:proofErr w:type="spellEnd"/>
-      <w:r>
-        <w:t xml:space="preserve"> nie zastępuje systemów.</w:t>
+      <w:r>
+        <w:t>Cognition Layer nie zastępuje systemów.</w:t>
       </w:r>
     </w:p>
     <w:p>
@@ -12659,15 +11279,7 @@
         <w:t>📘</w:t>
       </w:r>
       <w:r>
-        <w:t xml:space="preserve"> STRONA 3 — KRĘGI JAKO FILTRY PERCEPCJI (</w:t>
-      </w:r>
-      <w:proofErr w:type="spellStart"/>
-      <w:r>
-        <w:t>overview</w:t>
-      </w:r>
-      <w:proofErr w:type="spellEnd"/>
-      <w:r>
-        <w:t>)</w:t>
+        <w:t xml:space="preserve"> STRONA 3 — KRĘGI JAKO FILTRY PERCEPCJI (overview)</w:t>
       </w:r>
     </w:p>
     <w:p>
@@ -13485,15 +12097,7 @@
         </w:numPr>
       </w:pPr>
       <w:r>
-        <w:t xml:space="preserve">dokładny </w:t>
-      </w:r>
-      <w:proofErr w:type="spellStart"/>
-      <w:r>
-        <w:t>timestamp</w:t>
-      </w:r>
-      <w:proofErr w:type="spellEnd"/>
-      <w:r>
-        <w:t xml:space="preserve"> działań przeciwnika</w:t>
+        <w:t>dokładny timestamp działań przeciwnika</w:t>
       </w:r>
     </w:p>
     <w:p>
@@ -13832,13 +12436,8 @@
       </w:r>
     </w:p>
     <w:p>
-      <w:proofErr w:type="spellStart"/>
-      <w:r>
-        <w:t>Azramata</w:t>
-      </w:r>
-      <w:proofErr w:type="spellEnd"/>
-      <w:r>
-        <w:t xml:space="preserve"> stabilizuje percepcję → minimalizuje fałszywe sygnały.</w:t>
+      <w:r>
+        <w:t>Azramata stabilizuje percepcję → minimalizuje fałszywe sygnały.</w:t>
       </w:r>
     </w:p>
     <w:p>
@@ -13867,23 +12466,7 @@
     </w:p>
     <w:p>
       <w:r>
-        <w:t>3-sekundowy protokół interpretacji (</w:t>
-      </w:r>
-      <w:proofErr w:type="spellStart"/>
-      <w:r>
-        <w:t>Cognition</w:t>
-      </w:r>
-      <w:proofErr w:type="spellEnd"/>
-      <w:r>
-        <w:t xml:space="preserve"> </w:t>
-      </w:r>
-      <w:proofErr w:type="spellStart"/>
-      <w:r>
-        <w:t>Quick</w:t>
-      </w:r>
-      <w:proofErr w:type="spellEnd"/>
-      <w:r>
-        <w:t xml:space="preserve"> Scan):</w:t>
+        <w:t>3-sekundowy protokół interpretacji (Cognition Quick Scan):</w:t>
       </w:r>
     </w:p>
     <w:p>
@@ -13958,23 +12541,7 @@
     </w:p>
     <w:p>
       <w:r>
-        <w:t xml:space="preserve">To jest </w:t>
-      </w:r>
-      <w:proofErr w:type="spellStart"/>
-      <w:r>
-        <w:t>Cognition</w:t>
-      </w:r>
-      <w:proofErr w:type="spellEnd"/>
-      <w:r>
-        <w:t xml:space="preserve"> </w:t>
-      </w:r>
-      <w:proofErr w:type="spellStart"/>
-      <w:r>
-        <w:t>Layer</w:t>
-      </w:r>
-      <w:proofErr w:type="spellEnd"/>
-      <w:r>
-        <w:t xml:space="preserve"> w praktyce.</w:t>
+        <w:t>To jest Cognition Layer w praktyce.</w:t>
       </w:r>
     </w:p>
     <w:p>
@@ -14041,15 +12608,7 @@
     </w:p>
     <w:p>
       <w:r>
-        <w:t xml:space="preserve">Każdy operator, analityk i dowódca </w:t>
-      </w:r>
-      <w:proofErr w:type="gramStart"/>
-      <w:r>
-        <w:t>ma</w:t>
-      </w:r>
-      <w:proofErr w:type="gramEnd"/>
-      <w:r>
-        <w:t xml:space="preserve"> te same filtry → więc widzą ten sam sens.</w:t>
+        <w:t>Każdy operator, analityk i dowódca ma te same filtry → więc widzą ten sam sens.</w:t>
       </w:r>
     </w:p>
     <w:p>
@@ -14067,21 +12626,8 @@
       </w:r>
     </w:p>
     <w:p>
-      <w:proofErr w:type="spellStart"/>
-      <w:r>
-        <w:t>Cognition</w:t>
-      </w:r>
-      <w:proofErr w:type="spellEnd"/>
-      <w:r>
-        <w:t xml:space="preserve"> </w:t>
-      </w:r>
-      <w:proofErr w:type="spellStart"/>
-      <w:r>
-        <w:t>Layer</w:t>
-      </w:r>
-      <w:proofErr w:type="spellEnd"/>
-      <w:r>
-        <w:t xml:space="preserve"> daje wojsku:</w:t>
+      <w:r>
+        <w:t>Cognition Layer daje wojsku:</w:t>
       </w:r>
     </w:p>
     <w:p>
@@ -14159,15 +12705,7 @@
     </w:p>
     <w:p>
       <w:r>
-        <w:t xml:space="preserve">I właśnie dlatego </w:t>
-      </w:r>
-      <w:proofErr w:type="spellStart"/>
-      <w:r>
-        <w:t>Azramata</w:t>
-      </w:r>
-      <w:proofErr w:type="spellEnd"/>
-      <w:r>
-        <w:t xml:space="preserve"> = prawdziwe C5ISR,</w:t>
+        <w:t>I właśnie dlatego Azramata = prawdziwe C5ISR,</w:t>
       </w:r>
     </w:p>
     <w:p>
@@ -14175,15 +12713,33 @@
         <w:t>czyli warstwa, która integruje ludzi, a nie tylko systemy.</w:t>
       </w:r>
     </w:p>
+    <w:p/>
+    <w:p/>
+    <w:p/>
+    <w:p/>
+    <w:p/>
+    <w:p/>
+    <w:p/>
+    <w:p/>
+    <w:p/>
     <w:p>
       <w:pPr>
         <w:pStyle w:val="Nagwek1"/>
       </w:pPr>
       <w:r>
+        <w:t xml:space="preserve">DODATEK: </w:t>
+      </w:r>
+      <w:r>
         <w:t xml:space="preserve">TROCHĘ O PAŃSTWOWOŚCI (kluczowy problem): </w:t>
       </w:r>
       <w:r>
-        <w:t>jak zmieni się korupcja państwowa, gdy państwo „przestawi się” na Kręgi.</w:t>
+        <w:t>jak zmieni się korupcja państwowa</w:t>
+      </w:r>
+      <w:r>
+        <w:t xml:space="preserve"> (sprawczość Państwa)</w:t>
+      </w:r>
+      <w:r>
+        <w:t>, gdy państwo „przestawi się” na Kręgi.</w:t>
       </w:r>
     </w:p>
     <w:p>
@@ -14283,15 +12839,7 @@
         </w:tabs>
       </w:pPr>
       <w:r>
-        <w:t xml:space="preserve">W </w:t>
-      </w:r>
-      <w:proofErr w:type="spellStart"/>
-      <w:r>
-        <w:t>Azramacie</w:t>
-      </w:r>
-      <w:proofErr w:type="spellEnd"/>
-      <w:r>
-        <w:t xml:space="preserve"> dzieje się coś innego:</w:t>
+        <w:t>W Azramacie dzieje się coś innego:</w:t>
       </w:r>
     </w:p>
     <w:p>
@@ -14345,6 +12893,7 @@
         </w:tabs>
       </w:pPr>
       <w:r>
+        <w:lastRenderedPageBreak/>
         <w:t>To nie jest moralność.</w:t>
       </w:r>
       <w:r>
@@ -14500,7 +13049,6 @@
         </w:tabs>
       </w:pPr>
       <w:r>
-        <w:lastRenderedPageBreak/>
         <w:t>kasa,</w:t>
       </w:r>
     </w:p>
@@ -14539,15 +13087,7 @@
         </w:tabs>
       </w:pPr>
       <w:r>
-        <w:t xml:space="preserve">W </w:t>
-      </w:r>
-      <w:proofErr w:type="spellStart"/>
-      <w:r>
-        <w:t>Azramacie</w:t>
-      </w:r>
-      <w:proofErr w:type="spellEnd"/>
-      <w:r>
-        <w:t xml:space="preserve"> awans =:</w:t>
+        <w:t>W Azramacie awans =:</w:t>
       </w:r>
     </w:p>
     <w:p>
@@ -14717,21 +13257,12 @@
       <w:r>
         <w:t xml:space="preserve"> jak </w:t>
       </w:r>
-      <w:proofErr w:type="spellStart"/>
       <w:r>
         <w:rPr>
           <w:b/>
           <w:bCs/>
         </w:rPr>
-        <w:t>uspójnić</w:t>
-      </w:r>
-      <w:proofErr w:type="spellEnd"/>
-      <w:r>
-        <w:rPr>
-          <w:b/>
-          <w:bCs/>
-        </w:rPr>
-        <w:t xml:space="preserve"> działania instytucji</w:t>
+        <w:t>uspójnić działania instytucji</w:t>
       </w:r>
       <w:r>
         <w:t>,</w:t>
@@ -14825,6 +13356,7 @@
         <w:rPr>
           <w:rFonts w:ascii="Segoe UI Emoji" w:hAnsi="Segoe UI Emoji" w:cs="Segoe UI Emoji"/>
         </w:rPr>
+        <w:lastRenderedPageBreak/>
         <w:t>⭐</w:t>
       </w:r>
       <w:r>
@@ -14966,15 +13498,7 @@
         </w:tabs>
       </w:pPr>
       <w:r>
-        <w:t xml:space="preserve">A </w:t>
-      </w:r>
-      <w:proofErr w:type="spellStart"/>
-      <w:r>
-        <w:t>Azramata</w:t>
-      </w:r>
-      <w:proofErr w:type="spellEnd"/>
-      <w:r>
-        <w:t xml:space="preserve"> ma wbudowany mechanizm:</w:t>
+        <w:t>A Azramata ma wbudowany mechanizm:</w:t>
       </w:r>
     </w:p>
     <w:p>
@@ -14987,7 +13511,6 @@
         <w:rPr>
           <w:rFonts w:ascii="Segoe UI Emoji" w:hAnsi="Segoe UI Emoji" w:cs="Segoe UI Emoji"/>
         </w:rPr>
-        <w:lastRenderedPageBreak/>
         <w:t>👉</w:t>
       </w:r>
       <w:r>
@@ -15266,6 +13789,7 @@
         </w:tabs>
       </w:pPr>
       <w:r>
+        <w:lastRenderedPageBreak/>
         <w:t>pierwszych sieciach internetowych,</w:t>
       </w:r>
     </w:p>
@@ -15340,13 +13864,8 @@
           <w:tab w:val="left" w:pos="1505"/>
         </w:tabs>
       </w:pPr>
-      <w:proofErr w:type="spellStart"/>
-      <w:r>
-        <w:t>Azramata</w:t>
-      </w:r>
-      <w:proofErr w:type="spellEnd"/>
-      <w:r>
-        <w:t xml:space="preserve"> to robi na skali </w:t>
+      <w:r>
+        <w:t xml:space="preserve">Azramata to robi na skali </w:t>
       </w:r>
       <w:r>
         <w:rPr>
@@ -15420,7 +13939,6 @@
         </w:tabs>
       </w:pPr>
       <w:r>
-        <w:lastRenderedPageBreak/>
         <w:t>oszustwa,</w:t>
       </w:r>
     </w:p>
@@ -15675,6 +14193,7 @@
         <w:rPr>
           <w:rFonts w:ascii="Segoe UI Emoji" w:hAnsi="Segoe UI Emoji" w:cs="Segoe UI Emoji"/>
         </w:rPr>
+        <w:lastRenderedPageBreak/>
         <w:t>⭐</w:t>
       </w:r>
       <w:r>
@@ -15702,15 +14221,7 @@
         </w:tabs>
       </w:pPr>
       <w:r>
-        <w:t xml:space="preserve">W </w:t>
-      </w:r>
-      <w:proofErr w:type="spellStart"/>
-      <w:r>
-        <w:t>Azramacie</w:t>
-      </w:r>
-      <w:proofErr w:type="spellEnd"/>
-      <w:r>
-        <w:t>:</w:t>
+        <w:t>W Azramacie:</w:t>
       </w:r>
       <w:r>
         <w:br/>
@@ -15800,15 +14311,7 @@
         </w:tabs>
       </w:pPr>
       <w:r>
-        <w:t xml:space="preserve">A </w:t>
-      </w:r>
-      <w:proofErr w:type="spellStart"/>
-      <w:r>
-        <w:t>Azramata</w:t>
-      </w:r>
-      <w:proofErr w:type="spellEnd"/>
-      <w:r>
-        <w:t xml:space="preserve"> jest systemem wykrywania </w:t>
+        <w:t xml:space="preserve">A Azramata jest systemem wykrywania </w:t>
       </w:r>
       <w:r>
         <w:rPr>
@@ -15875,7 +14378,6 @@
           <w:b/>
           <w:bCs/>
         </w:rPr>
-        <w:lastRenderedPageBreak/>
         <w:t>👉</w:t>
       </w:r>
       <w:r>
@@ -15897,15 +14399,7 @@
       </w:r>
       <w:r>
         <w:br/>
-        <w:t xml:space="preserve">A rozwój Kręgów zaczyna być jedyną sensowną strategią </w:t>
-      </w:r>
-      <w:proofErr w:type="gramStart"/>
-      <w:r>
-        <w:t>życiową.*</w:t>
-      </w:r>
-      <w:proofErr w:type="gramEnd"/>
-      <w:r>
-        <w:t>*</w:t>
+        <w:t>A rozwój Kręgów zaczyna być jedyną sensowną strategią życiową.**</w:t>
       </w:r>
     </w:p>
     <w:p>
